--- a/08-传感器电路/11-声音传感器电路/MEMS麦克风电路/MEMS麦克风电路.docx
+++ b/08-传感器电路/11-声音传感器电路/MEMS麦克风电路/MEMS麦克风电路.docx
@@ -1927,6 +1927,20 @@
     </w:p>
     <w:bookmarkEnd w:id="26"/>
     <w:bookmarkEnd w:id="27"/>
+    <w:p>
+      <w:pPr>
+        <w:spacing w:before="360"/>
+        <w:jc w:val="center"/>
+      </w:pPr>
+      <w:r>
+        <w:rPr>
+          <w:rFonts w:ascii="Times New Roman" w:hAnsi="Times New Roman"/>
+          <w:color w:val="555555"/>
+          <w:sz w:val="21"/>
+        </w:rPr>
+        <w:t>材料收集者：杜文杰</w:t>
+      </w:r>
+    </w:p>
     <w:sectPr>
       <w:headerReference r:id="rId9" w:type="default"/>
       <w:footerReference r:id="rId10" w:type="default"/>

--- a/08-传感器电路/11-声音传感器电路/MEMS麦克风电路/MEMS麦克风电路.docx
+++ b/08-传感器电路/11-声音传感器电路/MEMS麦克风电路/MEMS麦克风电路.docx
@@ -1,6 +1,6 @@
 
 <file path=word/document.xml><?xml version="1.0" encoding="utf-8"?>
-<w:document xmlns:w="http://schemas.openxmlformats.org/wordprocessingml/2006/main" xmlns:m="http://schemas.openxmlformats.org/officeDocument/2006/math" xmlns:r="http://schemas.openxmlformats.org/officeDocument/2006/relationships" xmlns:o="urn:schemas-microsoft-com:office:office" xmlns:v="urn:schemas-microsoft-com:vml" xmlns:w10="urn:schemas-microsoft-com:office:word" xmlns:a="http://schemas.openxmlformats.org/drawingml/2006/main" xmlns:pic="http://schemas.openxmlformats.org/drawingml/2006/picture" xmlns:wp="http://schemas.openxmlformats.org/drawingml/2006/wordprocessingDrawing">
+<w:document xmlns:m="http://schemas.openxmlformats.org/officeDocument/2006/math" xmlns:r="http://schemas.openxmlformats.org/officeDocument/2006/relationships" xmlns:w="http://schemas.openxmlformats.org/wordprocessingml/2006/main" xmlns:o="urn:schemas-microsoft-com:office:office" xmlns:v="urn:schemas-microsoft-com:vml" xmlns:w10="urn:schemas-microsoft-com:office:word" xmlns:a="http://schemas.openxmlformats.org/drawingml/2006/main" xmlns:pic="http://schemas.openxmlformats.org/drawingml/2006/picture" xmlns:wp="http://schemas.openxmlformats.org/drawingml/2006/wordprocessingDrawing">
   <w:body>
     <w:bookmarkStart w:id="27" w:name="mems-麦克风电路"/>
     <w:p>
@@ -8,11 +8,14 @@
         <w:pStyle w:val="Heading1"/>
       </w:pPr>
       <w:r>
+        <w:rPr>
+          <w:rFonts w:eastAsia="黑体"/>
+        </w:rPr>
         <w:t xml:space="preserve">MEMS </w:t>
       </w:r>
       <w:r>
         <w:rPr>
-          <w:rFonts w:hint="eastAsia"/>
+          <w:rFonts w:hint="eastAsia" w:eastAsia="黑体"/>
         </w:rPr>
         <w:t xml:space="preserve">麦克风电路</w:t>
       </w:r>
@@ -24,7 +27,7 @@
       </w:pPr>
       <w:r>
         <w:rPr>
-          <w:rFonts w:hint="eastAsia"/>
+          <w:rFonts w:hint="eastAsia" w:eastAsia="黑体"/>
         </w:rPr>
         <w:t xml:space="preserve">拓扑描述</w:t>
       </w:r>
@@ -35,15 +38,19 @@
       </w:pPr>
       <w:r>
         <w:rPr>
-          <w:rFonts w:hint="eastAsia"/>
+          <w:rFonts w:hint="eastAsia" w:eastAsia="黑体"/>
         </w:rPr>
         <w:t xml:space="preserve">由</w:t>
       </w:r>
       <w:r>
+        <w:rPr>
+          <w:rFonts w:eastAsia="黑体"/>
+        </w:rPr>
         <w:t xml:space="preserve"> </w:t>
       </w:r>
       <w:r>
         <w:rPr>
+          <w:rFonts w:eastAsia="黑体"/>
           <w:b/>
           <w:bCs/>
         </w:rPr>
@@ -51,7 +58,7 @@
       </w:r>
       <w:r>
         <w:rPr>
-          <w:rFonts w:hint="eastAsia"/>
+          <w:rFonts w:hint="eastAsia" w:eastAsia="黑体"/>
           <w:b/>
           <w:bCs/>
         </w:rPr>
@@ -59,6 +66,7 @@
       </w:r>
       <w:r>
         <w:rPr>
+          <w:rFonts w:eastAsia="黑体"/>
           <w:b/>
           <w:bCs/>
         </w:rPr>
@@ -66,18 +74,21 @@
       </w:r>
       <w:r>
         <w:rPr>
-          <w:rFonts w:hint="eastAsia"/>
+          <w:rFonts w:hint="eastAsia" w:eastAsia="黑体"/>
           <w:b/>
           <w:bCs/>
         </w:rPr>
         <w:t xml:space="preserve">阻抗变换缓冲）</w:t>
       </w:r>
       <w:r>
+        <w:rPr>
+          <w:rFonts w:eastAsia="黑体"/>
+        </w:rPr>
         <w:t xml:space="preserve">、</w:t>
       </w:r>
       <w:r>
         <w:rPr>
-          <w:rFonts w:hint="eastAsia"/>
+          <w:rFonts w:hint="eastAsia" w:eastAsia="黑体"/>
           <w:b/>
           <w:bCs/>
         </w:rPr>
@@ -85,16 +96,19 @@
       </w:r>
       <w:r>
         <w:rPr>
-          <w:rFonts w:hint="eastAsia"/>
+          <w:rFonts w:hint="eastAsia" w:eastAsia="黑体"/>
         </w:rPr>
         <w:t xml:space="preserve">，以及</w:t>
       </w:r>
       <w:r>
+        <w:rPr>
+          <w:rFonts w:eastAsia="黑体"/>
+        </w:rPr>
         <w:t xml:space="preserve"> </w:t>
       </w:r>
       <w:r>
         <w:rPr>
-          <w:rFonts w:hint="eastAsia"/>
+          <w:rFonts w:hint="eastAsia" w:eastAsia="黑体"/>
           <w:b/>
           <w:bCs/>
         </w:rPr>
@@ -102,6 +116,7 @@
       </w:r>
       <w:r>
         <w:rPr>
+          <w:rFonts w:eastAsia="黑体"/>
           <w:b/>
           <w:bCs/>
         </w:rPr>
@@ -109,7 +124,7 @@
       </w:r>
       <w:r>
         <w:rPr>
-          <w:rFonts w:hint="eastAsia"/>
+          <w:rFonts w:hint="eastAsia" w:eastAsia="黑体"/>
           <w:b/>
           <w:bCs/>
         </w:rPr>
@@ -117,6 +132,7 @@
       </w:r>
       <w:r>
         <w:rPr>
+          <w:rFonts w:eastAsia="黑体"/>
           <w:b/>
           <w:bCs/>
         </w:rPr>
@@ -124,7 +140,7 @@
       </w:r>
       <w:r>
         <w:rPr>
-          <w:rFonts w:hint="eastAsia"/>
+          <w:rFonts w:hint="eastAsia" w:eastAsia="黑体"/>
           <w:b/>
           <w:bCs/>
         </w:rPr>
@@ -132,6 +148,7 @@
       </w:r>
       <w:r>
         <w:rPr>
+          <w:rFonts w:eastAsia="黑体"/>
           <w:b/>
           <w:bCs/>
         </w:rPr>
@@ -139,33 +156,39 @@
       </w:r>
       <w:r>
         <w:rPr>
-          <w:rFonts w:hint="eastAsia"/>
+          <w:rFonts w:hint="eastAsia" w:eastAsia="黑体"/>
           <w:b/>
           <w:bCs/>
         </w:rPr>
         <w:t xml:space="preserve">接口</w:t>
       </w:r>
       <w:r>
+        <w:rPr>
+          <w:rFonts w:eastAsia="黑体"/>
+        </w:rPr>
         <w:t xml:space="preserve"> </w:t>
       </w:r>
       <w:r>
         <w:rPr>
-          <w:rFonts w:hint="eastAsia"/>
+          <w:rFonts w:hint="eastAsia" w:eastAsia="黑体"/>
         </w:rPr>
         <w:t xml:space="preserve">组成。电路共有</w:t>
       </w:r>
       <w:r>
+        <w:rPr>
+          <w:rFonts w:eastAsia="黑体"/>
+        </w:rPr>
         <w:t xml:space="preserve"> 5 </w:t>
       </w:r>
       <w:r>
         <w:rPr>
-          <w:rFonts w:hint="eastAsia"/>
+          <w:rFonts w:hint="eastAsia" w:eastAsia="黑体"/>
         </w:rPr>
         <w:t xml:space="preserve">个关键节点：</w:t>
       </w:r>
       <w:r>
         <w:rPr>
-          <w:rFonts w:hint="eastAsia"/>
+          <w:rFonts w:hint="eastAsia" w:eastAsia="黑体"/>
           <w:b/>
           <w:bCs/>
         </w:rPr>
@@ -173,6 +196,7 @@
       </w:r>
       <w:r>
         <w:rPr>
+          <w:rFonts w:eastAsia="黑体"/>
           <w:b/>
           <w:bCs/>
         </w:rPr>
@@ -180,7 +204,7 @@
       </w:r>
       <w:r>
         <w:rPr>
-          <w:rFonts w:hint="eastAsia"/>
+          <w:rFonts w:hint="eastAsia" w:eastAsia="黑体"/>
           <w:b/>
           <w:bCs/>
         </w:rPr>
@@ -188,6 +212,7 @@
       </w:r>
       <w:r>
         <w:rPr>
+          <w:rFonts w:eastAsia="黑体"/>
           <w:b/>
           <w:bCs/>
         </w:rPr>
@@ -195,22 +220,25 @@
       </w:r>
       <w:r>
         <w:rPr>
-          <w:rFonts w:hint="eastAsia"/>
+          <w:rFonts w:hint="eastAsia" w:eastAsia="黑体"/>
         </w:rPr>
         <w:t xml:space="preserve">（麦克风电源脚</w:t>
       </w:r>
       <w:r>
+        <w:rPr>
+          <w:rFonts w:eastAsia="黑体"/>
+        </w:rPr>
         <w:t xml:space="preserve"> </w:t>
       </w:r>
       <w:r>
         <w:rPr>
-          <w:rFonts w:hint="eastAsia"/>
+          <w:rFonts w:hint="eastAsia" w:eastAsia="黑体"/>
         </w:rPr>
         <w:t xml:space="preserve">VDD、偏置电源正端与去耦电容一端相连）；</w:t>
       </w:r>
       <w:r>
         <w:rPr>
-          <w:rFonts w:hint="eastAsia"/>
+          <w:rFonts w:hint="eastAsia" w:eastAsia="黑体"/>
           <w:b/>
           <w:bCs/>
         </w:rPr>
@@ -218,6 +246,7 @@
       </w:r>
       <w:r>
         <w:rPr>
+          <w:rFonts w:eastAsia="黑体"/>
           <w:b/>
           <w:bCs/>
         </w:rPr>
@@ -225,7 +254,7 @@
       </w:r>
       <w:r>
         <w:rPr>
-          <w:rFonts w:hint="eastAsia"/>
+          <w:rFonts w:hint="eastAsia" w:eastAsia="黑体"/>
           <w:b/>
           <w:bCs/>
         </w:rPr>
@@ -233,6 +262,7 @@
       </w:r>
       <w:r>
         <w:rPr>
+          <w:rFonts w:eastAsia="黑体"/>
           <w:b/>
           <w:bCs/>
         </w:rPr>
@@ -240,22 +270,25 @@
       </w:r>
       <w:r>
         <w:rPr>
-          <w:rFonts w:hint="eastAsia"/>
+          <w:rFonts w:hint="eastAsia" w:eastAsia="黑体"/>
         </w:rPr>
         <w:t xml:space="preserve">（麦克风地脚</w:t>
       </w:r>
       <w:r>
+        <w:rPr>
+          <w:rFonts w:eastAsia="黑体"/>
+        </w:rPr>
         <w:t xml:space="preserve"> </w:t>
       </w:r>
       <w:r>
         <w:rPr>
-          <w:rFonts w:hint="eastAsia"/>
+          <w:rFonts w:hint="eastAsia" w:eastAsia="黑体"/>
         </w:rPr>
         <w:t xml:space="preserve">GND、去耦电容另一端与系统地相连）；</w:t>
       </w:r>
       <w:r>
         <w:rPr>
-          <w:rFonts w:hint="eastAsia"/>
+          <w:rFonts w:hint="eastAsia" w:eastAsia="黑体"/>
           <w:b/>
           <w:bCs/>
         </w:rPr>
@@ -263,6 +296,7 @@
       </w:r>
       <w:r>
         <w:rPr>
+          <w:rFonts w:eastAsia="黑体"/>
           <w:b/>
           <w:bCs/>
         </w:rPr>
@@ -270,7 +304,7 @@
       </w:r>
       <w:r>
         <w:rPr>
-          <w:rFonts w:hint="eastAsia"/>
+          <w:rFonts w:hint="eastAsia" w:eastAsia="黑体"/>
           <w:b/>
           <w:bCs/>
         </w:rPr>
@@ -278,6 +312,7 @@
       </w:r>
       <w:r>
         <w:rPr>
+          <w:rFonts w:eastAsia="黑体"/>
           <w:b/>
           <w:bCs/>
         </w:rPr>
@@ -285,49 +320,61 @@
       </w:r>
       <w:r>
         <w:rPr>
-          <w:rFonts w:hint="eastAsia"/>
+          <w:rFonts w:hint="eastAsia" w:eastAsia="黑体"/>
         </w:rPr>
         <w:t xml:space="preserve">（模拟型麦克风的</w:t>
       </w:r>
       <w:r>
+        <w:rPr>
+          <w:rFonts w:eastAsia="黑体"/>
+        </w:rPr>
         <w:t xml:space="preserve"> OUT </w:t>
       </w:r>
       <w:r>
         <w:rPr>
-          <w:rFonts w:hint="eastAsia"/>
+          <w:rFonts w:hint="eastAsia" w:eastAsia="黑体"/>
         </w:rPr>
         <w:t xml:space="preserve">脚输出与声压成比例的模拟电压，经放大运放</w:t>
       </w:r>
       <w:r>
+        <w:rPr>
+          <w:rFonts w:eastAsia="黑体"/>
+        </w:rPr>
         <w:t xml:space="preserve"> A1 </w:t>
       </w:r>
       <w:r>
         <w:rPr>
-          <w:rFonts w:hint="eastAsia"/>
+          <w:rFonts w:hint="eastAsia" w:eastAsia="黑体"/>
         </w:rPr>
         <w:t xml:space="preserve">放大后送</w:t>
       </w:r>
       <w:r>
+        <w:rPr>
+          <w:rFonts w:eastAsia="黑体"/>
+        </w:rPr>
         <w:t xml:space="preserve"> </w:t>
       </w:r>
       <w:r>
         <w:rPr>
-          <w:rFonts w:hint="eastAsia"/>
+          <w:rFonts w:hint="eastAsia" w:eastAsia="黑体"/>
         </w:rPr>
         <w:t xml:space="preserve">ADC；数字型麦克风的数据脚</w:t>
       </w:r>
       <w:r>
+        <w:rPr>
+          <w:rFonts w:eastAsia="黑体"/>
+        </w:rPr>
         <w:t xml:space="preserve"> DATA/PDM </w:t>
       </w:r>
       <w:r>
         <w:rPr>
-          <w:rFonts w:hint="eastAsia"/>
+          <w:rFonts w:hint="eastAsia" w:eastAsia="黑体"/>
         </w:rPr>
         <w:t xml:space="preserve">输出串行数据）；</w:t>
       </w:r>
       <w:r>
         <w:rPr>
-          <w:rFonts w:hint="eastAsia"/>
+          <w:rFonts w:hint="eastAsia" w:eastAsia="黑体"/>
           <w:b/>
           <w:bCs/>
         </w:rPr>
@@ -335,6 +382,7 @@
       </w:r>
       <w:r>
         <w:rPr>
+          <w:rFonts w:eastAsia="黑体"/>
           <w:b/>
           <w:bCs/>
         </w:rPr>
@@ -342,7 +390,7 @@
       </w:r>
       <w:r>
         <w:rPr>
-          <w:rFonts w:hint="eastAsia"/>
+          <w:rFonts w:hint="eastAsia" w:eastAsia="黑体"/>
           <w:b/>
           <w:bCs/>
         </w:rPr>
@@ -350,6 +398,7 @@
       </w:r>
       <w:r>
         <w:rPr>
+          <w:rFonts w:eastAsia="黑体"/>
           <w:b/>
           <w:bCs/>
         </w:rPr>
@@ -357,22 +406,25 @@
       </w:r>
       <w:r>
         <w:rPr>
-          <w:rFonts w:hint="eastAsia"/>
+          <w:rFonts w:hint="eastAsia" w:eastAsia="黑体"/>
         </w:rPr>
         <w:t xml:space="preserve">（数字型麦克风的时钟脚</w:t>
       </w:r>
       <w:r>
+        <w:rPr>
+          <w:rFonts w:eastAsia="黑体"/>
+        </w:rPr>
         <w:t xml:space="preserve"> BCLK/CLK </w:t>
       </w:r>
       <w:r>
         <w:rPr>
-          <w:rFonts w:hint="eastAsia"/>
+          <w:rFonts w:hint="eastAsia" w:eastAsia="黑体"/>
         </w:rPr>
         <w:t xml:space="preserve">接主控提供的位时钟）；</w:t>
       </w:r>
       <w:r>
         <w:rPr>
-          <w:rFonts w:hint="eastAsia"/>
+          <w:rFonts w:hint="eastAsia" w:eastAsia="黑体"/>
           <w:b/>
           <w:bCs/>
         </w:rPr>
@@ -380,6 +432,7 @@
       </w:r>
       <w:r>
         <w:rPr>
+          <w:rFonts w:eastAsia="黑体"/>
           <w:b/>
           <w:bCs/>
         </w:rPr>
@@ -387,7 +440,7 @@
       </w:r>
       <w:r>
         <w:rPr>
-          <w:rFonts w:hint="eastAsia"/>
+          <w:rFonts w:hint="eastAsia" w:eastAsia="黑体"/>
           <w:b/>
           <w:bCs/>
         </w:rPr>
@@ -395,16 +448,19 @@
       </w:r>
       <w:r>
         <w:rPr>
-          <w:rFonts w:hint="eastAsia"/>
+          <w:rFonts w:hint="eastAsia" w:eastAsia="黑体"/>
         </w:rPr>
         <w:t xml:space="preserve">（数字型麦克风的</w:t>
       </w:r>
       <w:r>
+        <w:rPr>
+          <w:rFonts w:eastAsia="黑体"/>
+        </w:rPr>
         <w:t xml:space="preserve"> L/R </w:t>
       </w:r>
       <w:r>
         <w:rPr>
-          <w:rFonts w:hint="eastAsia"/>
+          <w:rFonts w:hint="eastAsia" w:eastAsia="黑体"/>
         </w:rPr>
         <w:t xml:space="preserve">选择脚用于决定左右声道）。</w:t>
       </w:r>
@@ -413,12 +469,13 @@
       <w:pPr/>
       <w:r>
         <w:rPr>
-          <w:rFonts w:hint="eastAsia"/>
+          <w:rFonts w:hint="eastAsia" w:eastAsia="黑体"/>
         </w:rPr>
         <w:t xml:space="preserve">各元件管脚连接：</w:t>
       </w:r>
       <w:r>
         <w:rPr>
+          <w:rFonts w:eastAsia="黑体"/>
           <w:b/>
           <w:bCs/>
         </w:rPr>
@@ -426,130 +483,163 @@
       </w:r>
       <w:r>
         <w:rPr>
-          <w:rFonts w:hint="eastAsia"/>
+          <w:rFonts w:hint="eastAsia" w:eastAsia="黑体"/>
           <w:b/>
           <w:bCs/>
         </w:rPr>
         <w:t xml:space="preserve">麦克风</w:t>
       </w:r>
       <w:r>
+        <w:rPr>
+          <w:rFonts w:eastAsia="黑体"/>
+        </w:rPr>
         <w:t xml:space="preserve"> </w:t>
       </w:r>
       <w:r>
         <w:rPr>
-          <w:rFonts w:hint="eastAsia"/>
+          <w:rFonts w:hint="eastAsia" w:eastAsia="黑体"/>
         </w:rPr>
         <w:t xml:space="preserve">电源脚</w:t>
       </w:r>
       <w:r>
+        <w:rPr>
+          <w:rFonts w:eastAsia="黑体"/>
+        </w:rPr>
         <w:t xml:space="preserve"> VDD </w:t>
       </w:r>
       <w:r>
         <w:rPr>
-          <w:rFonts w:hint="eastAsia"/>
+          <w:rFonts w:hint="eastAsia" w:eastAsia="黑体"/>
         </w:rPr>
         <w:t xml:space="preserve">接节点①、地脚</w:t>
       </w:r>
       <w:r>
+        <w:rPr>
+          <w:rFonts w:eastAsia="黑体"/>
+        </w:rPr>
         <w:t xml:space="preserve"> GND </w:t>
       </w:r>
       <w:r>
         <w:rPr>
-          <w:rFonts w:hint="eastAsia"/>
+          <w:rFonts w:hint="eastAsia" w:eastAsia="黑体"/>
         </w:rPr>
         <w:t xml:space="preserve">接节点②；</w:t>
       </w:r>
       <w:r>
         <w:rPr>
-          <w:rFonts w:hint="eastAsia"/>
+          <w:rFonts w:hint="eastAsia" w:eastAsia="黑体"/>
           <w:b/>
           <w:bCs/>
         </w:rPr>
         <w:t xml:space="preserve">模拟型</w:t>
       </w:r>
       <w:r>
+        <w:rPr>
+          <w:rFonts w:eastAsia="黑体"/>
+        </w:rPr>
         <w:t xml:space="preserve"> </w:t>
       </w:r>
       <w:r>
         <w:rPr>
-          <w:rFonts w:hint="eastAsia"/>
+          <w:rFonts w:hint="eastAsia" w:eastAsia="黑体"/>
         </w:rPr>
         <w:t xml:space="preserve">输出脚</w:t>
       </w:r>
       <w:r>
+        <w:rPr>
+          <w:rFonts w:eastAsia="黑体"/>
+        </w:rPr>
         <w:t xml:space="preserve"> OUT </w:t>
       </w:r>
       <w:r>
         <w:rPr>
-          <w:rFonts w:hint="eastAsia"/>
+          <w:rFonts w:hint="eastAsia" w:eastAsia="黑体"/>
         </w:rPr>
         <w:t xml:space="preserve">接放大运放</w:t>
       </w:r>
       <w:r>
+        <w:rPr>
+          <w:rFonts w:eastAsia="黑体"/>
+        </w:rPr>
         <w:t xml:space="preserve"> A1 </w:t>
       </w:r>
       <w:r>
         <w:rPr>
-          <w:rFonts w:hint="eastAsia"/>
+          <w:rFonts w:hint="eastAsia" w:eastAsia="黑体"/>
         </w:rPr>
         <w:t xml:space="preserve">的一个输入端，放大后再送</w:t>
       </w:r>
       <w:r>
+        <w:rPr>
+          <w:rFonts w:eastAsia="黑体"/>
+        </w:rPr>
         <w:t xml:space="preserve"> </w:t>
       </w:r>
       <w:r>
         <w:rPr>
-          <w:rFonts w:hint="eastAsia"/>
+          <w:rFonts w:hint="eastAsia" w:eastAsia="黑体"/>
         </w:rPr>
         <w:t xml:space="preserve">ADC；</w:t>
       </w:r>
       <w:r>
         <w:rPr>
-          <w:rFonts w:hint="eastAsia"/>
+          <w:rFonts w:hint="eastAsia" w:eastAsia="黑体"/>
           <w:b/>
           <w:bCs/>
         </w:rPr>
         <w:t xml:space="preserve">数字型</w:t>
       </w:r>
       <w:r>
+        <w:rPr>
+          <w:rFonts w:eastAsia="黑体"/>
+        </w:rPr>
         <w:t xml:space="preserve"> </w:t>
       </w:r>
       <w:r>
         <w:rPr>
-          <w:rFonts w:hint="eastAsia"/>
+          <w:rFonts w:hint="eastAsia" w:eastAsia="黑体"/>
         </w:rPr>
         <w:t xml:space="preserve">时钟脚</w:t>
       </w:r>
       <w:r>
+        <w:rPr>
+          <w:rFonts w:eastAsia="黑体"/>
+        </w:rPr>
         <w:t xml:space="preserve"> BCLK/CLK </w:t>
       </w:r>
       <w:r>
         <w:rPr>
-          <w:rFonts w:hint="eastAsia"/>
+          <w:rFonts w:hint="eastAsia" w:eastAsia="黑体"/>
         </w:rPr>
         <w:t xml:space="preserve">接节点④（主控时钟）、数据脚</w:t>
       </w:r>
       <w:r>
+        <w:rPr>
+          <w:rFonts w:eastAsia="黑体"/>
+        </w:rPr>
         <w:t xml:space="preserve"> DATA/PDM </w:t>
       </w:r>
       <w:r>
         <w:rPr>
-          <w:rFonts w:hint="eastAsia"/>
+          <w:rFonts w:hint="eastAsia" w:eastAsia="黑体"/>
         </w:rPr>
         <w:t xml:space="preserve">接节点③（主控数据线）、L/R</w:t>
       </w:r>
       <w:r>
+        <w:rPr>
+          <w:rFonts w:eastAsia="黑体"/>
+        </w:rPr>
         <w:t xml:space="preserve"> </w:t>
       </w:r>
       <w:r>
         <w:rPr>
-          <w:rFonts w:hint="eastAsia"/>
+          <w:rFonts w:hint="eastAsia" w:eastAsia="黑体"/>
         </w:rPr>
         <w:t xml:space="preserve">选择脚接节点⑤；</w:t>
       </w:r>
       <w:r>
         <w:rPr>
-          <w:rFonts w:hint="eastAsia"/>
+          <w:rFonts w:hint="eastAsia" w:eastAsia="黑体"/>
           <w:b/>
           <w:bCs/>
         </w:rPr>
@@ -557,6 +647,7 @@
       </w:r>
       <w:r>
         <w:rPr>
+          <w:rFonts w:eastAsia="黑体"/>
           <w:b/>
           <w:bCs/>
         </w:rPr>
@@ -564,69 +655,87 @@
       </w:r>
       <w:r>
         <w:rPr>
-          <w:rFonts w:hint="eastAsia"/>
+          <w:rFonts w:hint="eastAsia" w:eastAsia="黑体"/>
         </w:rPr>
         <w:t xml:space="preserve">（模拟支路）的一个输入端（IN+/IN−）接收麦克风输出、OUT</w:t>
       </w:r>
       <w:r>
+        <w:rPr>
+          <w:rFonts w:eastAsia="黑体"/>
+        </w:rPr>
         <w:t xml:space="preserve"> </w:t>
       </w:r>
       <w:r>
         <w:rPr>
-          <w:rFonts w:hint="eastAsia"/>
+          <w:rFonts w:hint="eastAsia" w:eastAsia="黑体"/>
         </w:rPr>
         <w:t xml:space="preserve">接</w:t>
       </w:r>
       <w:r>
+        <w:rPr>
+          <w:rFonts w:eastAsia="黑体"/>
+        </w:rPr>
         <w:t xml:space="preserve"> ADC </w:t>
       </w:r>
       <w:r>
         <w:rPr>
-          <w:rFonts w:hint="eastAsia"/>
+          <w:rFonts w:hint="eastAsia" w:eastAsia="黑体"/>
         </w:rPr>
         <w:t xml:space="preserve">输入、正电源脚</w:t>
       </w:r>
       <w:r>
+        <w:rPr>
+          <w:rFonts w:eastAsia="黑体"/>
+        </w:rPr>
         <w:t xml:space="preserve"> V+ </w:t>
       </w:r>
       <w:r>
         <w:rPr>
-          <w:rFonts w:hint="eastAsia"/>
+          <w:rFonts w:hint="eastAsia" w:eastAsia="黑体"/>
         </w:rPr>
         <w:t xml:space="preserve">接</w:t>
       </w:r>
       <w:r>
+        <w:rPr>
+          <w:rFonts w:eastAsia="黑体"/>
+        </w:rPr>
         <w:t xml:space="preserve"> </w:t>
       </w:r>
       <w:r>
         <w:rPr>
-          <w:rFonts w:hint="eastAsia"/>
+          <w:rFonts w:hint="eastAsia" w:eastAsia="黑体"/>
         </w:rPr>
         <w:t xml:space="preserve">+VCC、负电源脚</w:t>
       </w:r>
       <w:r>
+        <w:rPr>
+          <w:rFonts w:eastAsia="黑体"/>
+        </w:rPr>
         <w:t xml:space="preserve"> V− </w:t>
       </w:r>
       <w:r>
         <w:rPr>
-          <w:rFonts w:hint="eastAsia"/>
+          <w:rFonts w:hint="eastAsia" w:eastAsia="黑体"/>
         </w:rPr>
         <w:t xml:space="preserve">接地（单电源时接地）；</w:t>
       </w:r>
       <w:r>
         <w:rPr>
-          <w:rFonts w:hint="eastAsia"/>
+          <w:rFonts w:hint="eastAsia" w:eastAsia="黑体"/>
           <w:b/>
           <w:bCs/>
         </w:rPr>
         <w:t xml:space="preserve">去耦电容</w:t>
       </w:r>
       <w:r>
+        <w:rPr>
+          <w:rFonts w:eastAsia="黑体"/>
+        </w:rPr>
         <w:t xml:space="preserve"> </w:t>
       </w:r>
       <w:r>
         <w:rPr>
-          <w:rFonts w:hint="eastAsia"/>
+          <w:rFonts w:hint="eastAsia" w:eastAsia="黑体"/>
         </w:rPr>
         <w:t xml:space="preserve">一端接节点①、另一端接节点②。</w:t>
       </w:r>
@@ -635,34 +744,43 @@
       <w:pPr/>
       <w:r>
         <w:rPr>
-          <w:rFonts w:hint="eastAsia"/>
+          <w:rFonts w:hint="eastAsia" w:eastAsia="黑体"/>
         </w:rPr>
         <w:t xml:space="preserve">由此构成”MEMS</w:t>
       </w:r>
       <w:r>
+        <w:rPr>
+          <w:rFonts w:eastAsia="黑体"/>
+        </w:rPr>
         <w:t xml:space="preserve"> </w:t>
       </w:r>
       <w:r>
         <w:rPr>
-          <w:rFonts w:hint="eastAsia"/>
+          <w:rFonts w:hint="eastAsia" w:eastAsia="黑体"/>
         </w:rPr>
         <w:t xml:space="preserve">麦克风拾音、偏置去耦供电、模拟支路经运放放大送</w:t>
       </w:r>
       <w:r>
+        <w:rPr>
+          <w:rFonts w:eastAsia="黑体"/>
+        </w:rPr>
         <w:t xml:space="preserve"> </w:t>
       </w:r>
       <w:r>
         <w:rPr>
-          <w:rFonts w:hint="eastAsia"/>
+          <w:rFonts w:hint="eastAsia" w:eastAsia="黑体"/>
         </w:rPr>
         <w:t xml:space="preserve">ADC、数字支路以</w:t>
       </w:r>
       <w:r>
+        <w:rPr>
+          <w:rFonts w:eastAsia="黑体"/>
+        </w:rPr>
         <w:t xml:space="preserve"> PDM/I²S </w:t>
       </w:r>
       <w:r>
         <w:rPr>
-          <w:rFonts w:hint="eastAsia"/>
+          <w:rFonts w:hint="eastAsia" w:eastAsia="黑体"/>
         </w:rPr>
         <w:t xml:space="preserve">输出”的传感与调理组态，将声压转换为可被主控电路采集的电信号。</w:t>
       </w:r>
@@ -675,7 +793,7 @@
       </w:pPr>
       <w:r>
         <w:rPr>
-          <w:rFonts w:hint="eastAsia"/>
+          <w:rFonts w:hint="eastAsia" w:eastAsia="黑体"/>
         </w:rPr>
         <w:t xml:space="preserve">工作原理</w:t>
       </w:r>
@@ -686,52 +804,67 @@
       </w:pPr>
       <w:r>
         <w:rPr>
-          <w:rFonts w:hint="eastAsia"/>
+          <w:rFonts w:hint="eastAsia" w:eastAsia="黑体"/>
         </w:rPr>
         <w:t xml:space="preserve">声波使</w:t>
       </w:r>
       <w:r>
+        <w:rPr>
+          <w:rFonts w:eastAsia="黑体"/>
+        </w:rPr>
         <w:t xml:space="preserve"> MEMS </w:t>
       </w:r>
       <w:r>
         <w:rPr>
-          <w:rFonts w:hint="eastAsia"/>
+          <w:rFonts w:hint="eastAsia" w:eastAsia="黑体"/>
         </w:rPr>
         <w:t xml:space="preserve">振膜振动，振膜与背板构成的电容随声压变化，经内部阻抗变换（JFET/CMOS</w:t>
       </w:r>
       <w:r>
+        <w:rPr>
+          <w:rFonts w:eastAsia="黑体"/>
+        </w:rPr>
         <w:t xml:space="preserve"> </w:t>
       </w:r>
       <w:r>
         <w:rPr>
-          <w:rFonts w:hint="eastAsia"/>
+          <w:rFonts w:hint="eastAsia" w:eastAsia="黑体"/>
         </w:rPr>
         <w:t xml:space="preserve">缓冲）输出与声压成比例的电信号；数字型麦克风内部还集成了</w:t>
       </w:r>
       <w:r>
+        <w:rPr>
+          <w:rFonts w:eastAsia="黑体"/>
+        </w:rPr>
         <w:t xml:space="preserve"> ADC </w:t>
       </w:r>
       <w:r>
         <w:rPr>
-          <w:rFonts w:hint="eastAsia"/>
+          <w:rFonts w:hint="eastAsia" w:eastAsia="黑体"/>
         </w:rPr>
         <w:t xml:space="preserve">并以</w:t>
       </w:r>
       <w:r>
+        <w:rPr>
+          <w:rFonts w:eastAsia="黑体"/>
+        </w:rPr>
         <w:t xml:space="preserve"> PDM </w:t>
       </w:r>
       <w:r>
         <w:rPr>
-          <w:rFonts w:hint="eastAsia"/>
+          <w:rFonts w:hint="eastAsia" w:eastAsia="黑体"/>
         </w:rPr>
         <w:t xml:space="preserve">或</w:t>
       </w:r>
       <w:r>
+        <w:rPr>
+          <w:rFonts w:eastAsia="黑体"/>
+        </w:rPr>
         <w:t xml:space="preserve"> I²S </w:t>
       </w:r>
       <w:r>
         <w:rPr>
-          <w:rFonts w:hint="eastAsia"/>
+          <w:rFonts w:hint="eastAsia" w:eastAsia="黑体"/>
         </w:rPr>
         <w:t xml:space="preserve">输出。</w:t>
       </w:r>
@@ -744,7 +877,7 @@
       </w:pPr>
       <w:r>
         <w:rPr>
-          <w:rFonts w:hint="eastAsia"/>
+          <w:rFonts w:hint="eastAsia" w:eastAsia="黑体"/>
         </w:rPr>
         <w:t xml:space="preserve">关键计算公式</w:t>
       </w:r>
@@ -758,7 +891,7 @@
       </w:pPr>
       <w:r>
         <w:rPr>
-          <w:rFonts w:hint="eastAsia"/>
+          <w:rFonts w:hint="eastAsia" w:eastAsia="黑体"/>
         </w:rPr>
         <w:t xml:space="preserve">灵敏度（声压-电压关系）：</w:t>
       </w:r>
@@ -821,16 +954,19 @@
       </w:pPr>
       <w:r>
         <w:rPr>
-          <w:rFonts w:hint="eastAsia"/>
+          <w:rFonts w:hint="eastAsia" w:eastAsia="黑体"/>
         </w:rPr>
         <w:t xml:space="preserve">灵敏度</w:t>
       </w:r>
       <w:r>
+        <w:rPr>
+          <w:rFonts w:eastAsia="黑体"/>
+        </w:rPr>
         <w:t xml:space="preserve"> dB </w:t>
       </w:r>
       <w:r>
         <w:rPr>
-          <w:rFonts w:hint="eastAsia"/>
+          <w:rFonts w:hint="eastAsia" w:eastAsia="黑体"/>
         </w:rPr>
         <w:t xml:space="preserve">表示：</w:t>
       </w:r>
@@ -945,7 +1081,7 @@
       </w:pPr>
       <w:r>
         <w:rPr>
-          <w:rFonts w:hint="eastAsia"/>
+          <w:rFonts w:hint="eastAsia" w:eastAsia="黑体"/>
         </w:rPr>
         <w:t xml:space="preserve">声压级与声压换算：</w:t>
       </w:r>
@@ -1049,7 +1185,7 @@
             </w:pPr>
             <w:r>
               <w:rPr>
-                <w:rFonts w:hint="eastAsia"/>
+                <w:rFonts w:hint="eastAsia" w:eastAsia="黑体"/>
               </w:rPr>
               <w:t xml:space="preserve">符号</w:t>
             </w:r>
@@ -1063,7 +1199,7 @@
             </w:pPr>
             <w:r>
               <w:rPr>
-                <w:rFonts w:hint="eastAsia"/>
+                <w:rFonts w:hint="eastAsia" w:eastAsia="黑体"/>
               </w:rPr>
               <w:t xml:space="preserve">含义</w:t>
             </w:r>
@@ -1077,7 +1213,7 @@
             </w:pPr>
             <w:r>
               <w:rPr>
-                <w:rFonts w:hint="eastAsia"/>
+                <w:rFonts w:hint="eastAsia" w:eastAsia="黑体"/>
               </w:rPr>
               <w:t xml:space="preserve">单位</w:t>
             </w:r>
@@ -1112,6 +1248,9 @@
               </m:sSub>
             </m:oMath>
             <w:r>
+              <w:rPr>
+                <w:rFonts w:eastAsia="黑体"/>
+              </w:rPr>
               <w:t xml:space="preserve">​</w:t>
             </w:r>
           </w:p>
@@ -1124,7 +1263,7 @@
             </w:pPr>
             <w:r>
               <w:rPr>
-                <w:rFonts w:hint="eastAsia"/>
+                <w:rFonts w:hint="eastAsia" w:eastAsia="黑体"/>
               </w:rPr>
               <w:t xml:space="preserve">输出电压</w:t>
             </w:r>
@@ -1137,6 +1276,9 @@
               <w:pStyle w:val="Compact"/>
             </w:pPr>
             <w:r>
+              <w:rPr>
+                <w:rFonts w:eastAsia="黑体"/>
+              </w:rPr>
               <w:t xml:space="preserve">V</w:t>
             </w:r>
           </w:p>
@@ -1155,6 +1297,9 @@
               </m:r>
             </m:oMath>
             <w:r>
+              <w:rPr>
+                <w:rFonts w:eastAsia="黑体"/>
+              </w:rPr>
               <w:t xml:space="preserve">​</w:t>
             </w:r>
           </w:p>
@@ -1167,7 +1312,7 @@
             </w:pPr>
             <w:r>
               <w:rPr>
-                <w:rFonts w:hint="eastAsia"/>
+                <w:rFonts w:hint="eastAsia" w:eastAsia="黑体"/>
               </w:rPr>
               <w:t xml:space="preserve">灵敏度</w:t>
             </w:r>
@@ -1180,6 +1325,9 @@
               <w:pStyle w:val="Compact"/>
             </w:pPr>
             <w:r>
+              <w:rPr>
+                <w:rFonts w:eastAsia="黑体"/>
+              </w:rPr>
               <w:t xml:space="preserve">V/Pa</w:t>
             </w:r>
           </w:p>
@@ -1198,6 +1346,9 @@
               </m:r>
             </m:oMath>
             <w:r>
+              <w:rPr>
+                <w:rFonts w:eastAsia="黑体"/>
+              </w:rPr>
               <w:t xml:space="preserve">​</w:t>
             </w:r>
           </w:p>
@@ -1210,7 +1361,7 @@
             </w:pPr>
             <w:r>
               <w:rPr>
-                <w:rFonts w:hint="eastAsia"/>
+                <w:rFonts w:hint="eastAsia" w:eastAsia="黑体"/>
               </w:rPr>
               <w:t xml:space="preserve">声压</w:t>
             </w:r>
@@ -1223,6 +1374,9 @@
               <w:pStyle w:val="Compact"/>
             </w:pPr>
             <w:r>
+              <w:rPr>
+                <w:rFonts w:eastAsia="黑体"/>
+              </w:rPr>
               <w:t xml:space="preserve">Pa</w:t>
             </w:r>
           </w:p>
@@ -1250,6 +1404,9 @@
               </m:sSub>
             </m:oMath>
             <w:r>
+              <w:rPr>
+                <w:rFonts w:eastAsia="黑体"/>
+              </w:rPr>
               <w:t xml:space="preserve">​</w:t>
             </w:r>
           </w:p>
@@ -1262,7 +1419,7 @@
             </w:pPr>
             <w:r>
               <w:rPr>
-                <w:rFonts w:hint="eastAsia"/>
+                <w:rFonts w:hint="eastAsia" w:eastAsia="黑体"/>
               </w:rPr>
               <w:t xml:space="preserve">参考声压（</w:t>
             </w:r>
@@ -1297,7 +1454,7 @@
             </m:oMath>
             <w:r>
               <w:rPr>
-                <w:rFonts w:hint="eastAsia"/>
+                <w:rFonts w:hint="eastAsia" w:eastAsia="黑体"/>
               </w:rPr>
               <w:t xml:space="preserve">）</w:t>
             </w:r>
@@ -1310,6 +1467,9 @@
               <w:pStyle w:val="Compact"/>
             </w:pPr>
             <w:r>
+              <w:rPr>
+                <w:rFonts w:eastAsia="黑体"/>
+              </w:rPr>
               <w:t xml:space="preserve">Pa</w:t>
             </w:r>
           </w:p>
@@ -1332,6 +1492,9 @@
               </m:r>
             </m:oMath>
             <w:r>
+              <w:rPr>
+                <w:rFonts w:eastAsia="黑体"/>
+              </w:rPr>
               <w:t xml:space="preserve">​</w:t>
             </w:r>
           </w:p>
@@ -1344,7 +1507,7 @@
             </w:pPr>
             <w:r>
               <w:rPr>
-                <w:rFonts w:hint="eastAsia"/>
+                <w:rFonts w:hint="eastAsia" w:eastAsia="黑体"/>
               </w:rPr>
               <w:t xml:space="preserve">声压级</w:t>
             </w:r>
@@ -1357,6 +1520,9 @@
               <w:pStyle w:val="Compact"/>
             </w:pPr>
             <w:r>
+              <w:rPr>
+                <w:rFonts w:eastAsia="黑体"/>
+              </w:rPr>
               <w:t xml:space="preserve">dB</w:t>
             </w:r>
           </w:p>
@@ -1371,7 +1537,7 @@
       </w:pPr>
       <w:r>
         <w:rPr>
-          <w:rFonts w:hint="eastAsia"/>
+          <w:rFonts w:hint="eastAsia" w:eastAsia="黑体"/>
         </w:rPr>
         <w:t xml:space="preserve">元件调整影响</w:t>
       </w:r>
@@ -1386,21 +1552,27 @@
       </w:pPr>
       <w:r>
         <w:rPr>
-          <w:rFonts w:hint="eastAsia"/>
+          <w:rFonts w:hint="eastAsia" w:eastAsia="黑体"/>
           <w:b/>
           <w:bCs/>
         </w:rPr>
         <w:t xml:space="preserve">偏置电压纹波增大</w:t>
       </w:r>
       <w:r>
+        <w:rPr>
+          <w:rFonts w:eastAsia="黑体"/>
+        </w:rPr>
         <w:t xml:space="preserve"> </w:t>
       </w:r>
       <w:r>
+        <w:rPr>
+          <w:rFonts w:eastAsia="黑体"/>
+        </w:rPr>
         <w:t xml:space="preserve">→ </w:t>
       </w:r>
       <w:r>
         <w:rPr>
-          <w:rFonts w:hint="eastAsia"/>
+          <w:rFonts w:hint="eastAsia" w:eastAsia="黑体"/>
         </w:rPr>
         <w:t xml:space="preserve">输出噪声增大，需加强电源去耦。</w:t>
       </w:r>
@@ -1415,21 +1587,27 @@
       </w:pPr>
       <w:r>
         <w:rPr>
-          <w:rFonts w:hint="eastAsia"/>
+          <w:rFonts w:hint="eastAsia" w:eastAsia="黑体"/>
           <w:b/>
           <w:bCs/>
         </w:rPr>
         <w:t xml:space="preserve">去耦电容增大</w:t>
       </w:r>
       <w:r>
+        <w:rPr>
+          <w:rFonts w:eastAsia="黑体"/>
+        </w:rPr>
         <w:t xml:space="preserve"> </w:t>
       </w:r>
       <w:r>
+        <w:rPr>
+          <w:rFonts w:eastAsia="黑体"/>
+        </w:rPr>
         <w:t xml:space="preserve">→ </w:t>
       </w:r>
       <w:r>
         <w:rPr>
-          <w:rFonts w:hint="eastAsia"/>
+          <w:rFonts w:hint="eastAsia" w:eastAsia="黑体"/>
         </w:rPr>
         <w:t xml:space="preserve">电源干扰抑制更好，但占用面积增大。</w:t>
       </w:r>
@@ -1444,21 +1622,27 @@
       </w:pPr>
       <w:r>
         <w:rPr>
-          <w:rFonts w:hint="eastAsia"/>
+          <w:rFonts w:hint="eastAsia" w:eastAsia="黑体"/>
           <w:b/>
           <w:bCs/>
         </w:rPr>
         <w:t xml:space="preserve">后级增益增大</w:t>
       </w:r>
       <w:r>
+        <w:rPr>
+          <w:rFonts w:eastAsia="黑体"/>
+        </w:rPr>
         <w:t xml:space="preserve"> </w:t>
       </w:r>
       <w:r>
+        <w:rPr>
+          <w:rFonts w:eastAsia="黑体"/>
+        </w:rPr>
         <w:t xml:space="preserve">→ </w:t>
       </w:r>
       <w:r>
         <w:rPr>
-          <w:rFonts w:hint="eastAsia"/>
+          <w:rFonts w:hint="eastAsia" w:eastAsia="黑体"/>
         </w:rPr>
         <w:t xml:space="preserve">信号更强，但噪声与失真风险上升。</w:t>
       </w:r>
@@ -1473,21 +1657,27 @@
       </w:pPr>
       <w:r>
         <w:rPr>
-          <w:rFonts w:hint="eastAsia"/>
+          <w:rFonts w:hint="eastAsia" w:eastAsia="黑体"/>
           <w:b/>
           <w:bCs/>
         </w:rPr>
         <w:t xml:space="preserve">数字麦克风时钟频率升高</w:t>
       </w:r>
       <w:r>
+        <w:rPr>
+          <w:rFonts w:eastAsia="黑体"/>
+        </w:rPr>
         <w:t xml:space="preserve"> </w:t>
       </w:r>
       <w:r>
+        <w:rPr>
+          <w:rFonts w:eastAsia="黑体"/>
+        </w:rPr>
         <w:t xml:space="preserve">→ </w:t>
       </w:r>
       <w:r>
         <w:rPr>
-          <w:rFonts w:hint="eastAsia"/>
+          <w:rFonts w:hint="eastAsia" w:eastAsia="黑体"/>
         </w:rPr>
         <w:t xml:space="preserve">采样率升高，带宽更宽。</w:t>
       </w:r>
@@ -1500,7 +1690,7 @@
       </w:pPr>
       <w:r>
         <w:rPr>
-          <w:rFonts w:hint="eastAsia"/>
+          <w:rFonts w:hint="eastAsia" w:eastAsia="黑体"/>
         </w:rPr>
         <w:t xml:space="preserve">典型参数示例</w:t>
       </w:r>
@@ -1515,11 +1705,14 @@
       </w:pPr>
       <w:r>
         <w:rPr>
-          <w:rFonts w:hint="eastAsia"/>
+          <w:rFonts w:hint="eastAsia" w:eastAsia="黑体"/>
         </w:rPr>
         <w:t xml:space="preserve">灵敏度</w:t>
       </w:r>
       <w:r>
+        <w:rPr>
+          <w:rFonts w:eastAsia="黑体"/>
+        </w:rPr>
         <w:t xml:space="preserve"> </w:t>
       </w:r>
       <m:oMath>
@@ -1554,20 +1747,26 @@
       </m:oMath>
       <w:r>
         <w:rPr>
-          <w:rFonts w:hint="eastAsia"/>
+          <w:rFonts w:hint="eastAsia" w:eastAsia="黑体"/>
         </w:rPr>
         <w:t xml:space="preserve">（相对</w:t>
       </w:r>
       <w:r>
+        <w:rPr>
+          <w:rFonts w:eastAsia="黑体"/>
+        </w:rPr>
         <w:t xml:space="preserve"> 1 </w:t>
       </w:r>
       <w:r>
         <w:rPr>
-          <w:rFonts w:hint="eastAsia"/>
+          <w:rFonts w:hint="eastAsia" w:eastAsia="黑体"/>
         </w:rPr>
         <w:t xml:space="preserve">V/Pa）：即</w:t>
       </w:r>
       <w:r>
+        <w:rPr>
+          <w:rFonts w:eastAsia="黑体"/>
+        </w:rPr>
         <w:t xml:space="preserve"> </w:t>
       </w:r>
       <m:oMath>
@@ -1628,6 +1827,9 @@
         </m:r>
       </m:oMath>
       <w:r>
+        <w:rPr>
+          <w:rFonts w:eastAsia="黑体"/>
+        </w:rPr>
         <w:t xml:space="preserve">。</w:t>
       </w:r>
     </w:p>
@@ -1641,11 +1843,14 @@
       </w:pPr>
       <w:r>
         <w:rPr>
-          <w:rFonts w:hint="eastAsia"/>
+          <w:rFonts w:hint="eastAsia" w:eastAsia="黑体"/>
         </w:rPr>
         <w:t xml:space="preserve">声压</w:t>
       </w:r>
       <w:r>
+        <w:rPr>
+          <w:rFonts w:eastAsia="黑体"/>
+        </w:rPr>
         <w:t xml:space="preserve"> </w:t>
       </w:r>
       <m:oMath>
@@ -1674,20 +1879,26 @@
       </m:oMath>
       <w:r>
         <w:rPr>
-          <w:rFonts w:hint="eastAsia"/>
+          <w:rFonts w:hint="eastAsia" w:eastAsia="黑体"/>
         </w:rPr>
         <w:t xml:space="preserve">（约</w:t>
       </w:r>
       <w:r>
+        <w:rPr>
+          <w:rFonts w:eastAsia="黑体"/>
+        </w:rPr>
         <w:t xml:space="preserve"> 94 dB </w:t>
       </w:r>
       <w:r>
         <w:rPr>
-          <w:rFonts w:hint="eastAsia"/>
+          <w:rFonts w:hint="eastAsia" w:eastAsia="黑体"/>
         </w:rPr>
         <w:t xml:space="preserve">SPL）时输出</w:t>
       </w:r>
       <w:r>
+        <w:rPr>
+          <w:rFonts w:eastAsia="黑体"/>
+        </w:rPr>
         <w:t xml:space="preserve"> </w:t>
       </w:r>
       <m:oMath>
@@ -1730,6 +1941,9 @@
         </m:r>
       </m:oMath>
       <w:r>
+        <w:rPr>
+          <w:rFonts w:eastAsia="黑体"/>
+        </w:rPr>
         <w:t xml:space="preserve">。</w:t>
       </w:r>
     </w:p>
@@ -1741,7 +1955,7 @@
       </w:pPr>
       <w:r>
         <w:rPr>
-          <w:rFonts w:hint="eastAsia"/>
+          <w:rFonts w:hint="eastAsia" w:eastAsia="黑体"/>
         </w:rPr>
         <w:t xml:space="preserve">常见器件型号</w:t>
       </w:r>
@@ -1756,16 +1970,19 @@
       </w:pPr>
       <w:r>
         <w:rPr>
-          <w:rFonts w:hint="eastAsia"/>
+          <w:rFonts w:hint="eastAsia" w:eastAsia="黑体"/>
         </w:rPr>
         <w:t xml:space="preserve">模拟</w:t>
       </w:r>
       <w:r>
+        <w:rPr>
+          <w:rFonts w:eastAsia="黑体"/>
+        </w:rPr>
         <w:t xml:space="preserve"> MEMS </w:t>
       </w:r>
       <w:r>
         <w:rPr>
-          <w:rFonts w:hint="eastAsia"/>
+          <w:rFonts w:hint="eastAsia" w:eastAsia="黑体"/>
         </w:rPr>
         <w:t xml:space="preserve">麦克风：SPH0641LM4H、INMP504。</w:t>
       </w:r>
@@ -1780,16 +1997,19 @@
       </w:pPr>
       <w:r>
         <w:rPr>
-          <w:rFonts w:hint="eastAsia"/>
+          <w:rFonts w:hint="eastAsia" w:eastAsia="黑体"/>
         </w:rPr>
         <w:t xml:space="preserve">数字</w:t>
       </w:r>
       <w:r>
+        <w:rPr>
+          <w:rFonts w:eastAsia="黑体"/>
+        </w:rPr>
         <w:t xml:space="preserve"> PDM </w:t>
       </w:r>
       <w:r>
         <w:rPr>
-          <w:rFonts w:hint="eastAsia"/>
+          <w:rFonts w:hint="eastAsia" w:eastAsia="黑体"/>
         </w:rPr>
         <w:t xml:space="preserve">麦克风：INMP441、ICS-43434、SPH0645LM4H。</w:t>
       </w:r>
@@ -1802,7 +2022,7 @@
       </w:pPr>
       <w:r>
         <w:rPr>
-          <w:rFonts w:hint="eastAsia"/>
+          <w:rFonts w:hint="eastAsia" w:eastAsia="黑体"/>
         </w:rPr>
         <w:t xml:space="preserve">注意事项</w:t>
       </w:r>
@@ -1816,11 +2036,14 @@
         </w:numPr>
       </w:pPr>
       <w:r>
+        <w:rPr>
+          <w:rFonts w:eastAsia="黑体"/>
+        </w:rPr>
         <w:t xml:space="preserve">MEMS </w:t>
       </w:r>
       <w:r>
         <w:rPr>
-          <w:rFonts w:hint="eastAsia"/>
+          <w:rFonts w:hint="eastAsia" w:eastAsia="黑体"/>
         </w:rPr>
         <w:t xml:space="preserve">麦克风底孔需密封良好，防止灰尘与水汽进入。</w:t>
       </w:r>
@@ -1835,7 +2058,7 @@
       </w:pPr>
       <w:r>
         <w:rPr>
-          <w:rFonts w:hint="eastAsia"/>
+          <w:rFonts w:hint="eastAsia" w:eastAsia="黑体"/>
         </w:rPr>
         <w:t xml:space="preserve">灵敏度与供电电压相关，需按数据手册电压供电。</w:t>
       </w:r>
@@ -1850,16 +2073,19 @@
       </w:pPr>
       <w:r>
         <w:rPr>
-          <w:rFonts w:hint="eastAsia"/>
+          <w:rFonts w:hint="eastAsia" w:eastAsia="黑体"/>
         </w:rPr>
         <w:t xml:space="preserve">数字麦克风需正确配置</w:t>
       </w:r>
       <w:r>
+        <w:rPr>
+          <w:rFonts w:eastAsia="黑体"/>
+        </w:rPr>
         <w:t xml:space="preserve"> PDM/I²S </w:t>
       </w:r>
       <w:r>
         <w:rPr>
-          <w:rFonts w:hint="eastAsia"/>
+          <w:rFonts w:hint="eastAsia" w:eastAsia="黑体"/>
         </w:rPr>
         <w:t xml:space="preserve">时钟与左右声道选择。</w:t>
       </w:r>
@@ -1872,7 +2098,7 @@
       </w:pPr>
       <w:r>
         <w:rPr>
-          <w:rFonts w:hint="eastAsia"/>
+          <w:rFonts w:hint="eastAsia" w:eastAsia="黑体"/>
         </w:rPr>
         <w:t xml:space="preserve">参考资料</w:t>
       </w:r>
@@ -1886,6 +2112,9 @@
         </w:numPr>
       </w:pPr>
       <w:r>
+        <w:rPr>
+          <w:rFonts w:eastAsia="黑体"/>
+        </w:rPr>
         <w:t xml:space="preserve">Wikipedia: Microphone / MEMS microphone。</w:t>
       </w:r>
     </w:p>
@@ -1898,11 +2127,14 @@
         </w:numPr>
       </w:pPr>
       <w:r>
+        <w:rPr>
+          <w:rFonts w:eastAsia="黑体"/>
+        </w:rPr>
         <w:t xml:space="preserve">TDK InvenSense INMP441 </w:t>
       </w:r>
       <w:r>
         <w:rPr>
-          <w:rFonts w:hint="eastAsia"/>
+          <w:rFonts w:hint="eastAsia" w:eastAsia="黑体"/>
         </w:rPr>
         <w:t xml:space="preserve">数据手册。</w:t>
       </w:r>
@@ -1916,11 +2148,14 @@
         </w:numPr>
       </w:pPr>
       <w:r>
+        <w:rPr>
+          <w:rFonts w:eastAsia="黑体"/>
+        </w:rPr>
         <w:t xml:space="preserve">Knowles SPH0641LM4H </w:t>
       </w:r>
       <w:r>
         <w:rPr>
-          <w:rFonts w:hint="eastAsia"/>
+          <w:rFonts w:hint="eastAsia" w:eastAsia="黑体"/>
         </w:rPr>
         <w:t xml:space="preserve">数据手册。</w:t>
       </w:r>
@@ -1934,11 +2169,11 @@
       </w:pPr>
       <w:r>
         <w:rPr>
-          <w:rFonts w:ascii="Times New Roman" w:hAnsi="Times New Roman"/>
+          <w:rFonts w:ascii="Times New Roman" w:hAnsi="Times New Roman" w:eastAsia="黑体"/>
           <w:color w:val="555555"/>
           <w:sz w:val="21"/>
         </w:rPr>
-        <w:t>材料收集者：杜文杰</w:t>
+        <w:t>材料收集者：杜文杰，WX手机：19519196569，QQ:3478827729</w:t>
       </w:r>
     </w:p>
     <w:sectPr>
@@ -1958,7 +2193,7 @@
 </file>
 
 <file path=word/footer1.xml><?xml version="1.0" encoding="utf-8"?>
-<w:ftr xmlns:m="http://schemas.openxmlformats.org/officeDocument/2006/math" xmlns:mc="http://schemas.openxmlformats.org/markup-compatibility/2006" xmlns:mo="http://schemas.microsoft.com/office/mac/office/2008/main" xmlns:mv="urn:schemas-microsoft-com:mac:vml" xmlns:o="urn:schemas-microsoft-com:office:office" xmlns:r="http://schemas.openxmlformats.org/officeDocument/2006/relationships" xmlns:v="urn:schemas-microsoft-com:vml" xmlns:w10="urn:schemas-microsoft-com:office:word" xmlns:w14="http://schemas.microsoft.com/office/word/2010/wordml" xmlns:w="http://schemas.openxmlformats.org/wordprocessingml/2006/main" xmlns:wne="http://schemas.microsoft.com/office/word/2006/wordml" xmlns:wp14="http://schemas.microsoft.com/office/word/2010/wordprocessingDrawing" xmlns:wp="http://schemas.openxmlformats.org/drawingml/2006/wordprocessingDrawing" xmlns:wpc="http://schemas.microsoft.com/office/word/2010/wordprocessingCanvas" xmlns:wpg="http://schemas.microsoft.com/office/word/2010/wordprocessingGroup" xmlns:wpi="http://schemas.microsoft.com/office/word/2010/wordprocessingInk" xmlns:wps="http://schemas.microsoft.com/office/word/2010/wordprocessingShape" mc:Ignorable="w14 wp14">
+<w:ftr xmlns:mc="http://schemas.openxmlformats.org/markup-compatibility/2006" xmlns:w="http://schemas.openxmlformats.org/wordprocessingml/2006/main" xmlns:m="http://schemas.openxmlformats.org/officeDocument/2006/math" xmlns:mo="http://schemas.microsoft.com/office/mac/office/2008/main" xmlns:mv="urn:schemas-microsoft-com:mac:vml" xmlns:o="urn:schemas-microsoft-com:office:office" xmlns:r="http://schemas.openxmlformats.org/officeDocument/2006/relationships" xmlns:v="urn:schemas-microsoft-com:vml" xmlns:w10="urn:schemas-microsoft-com:office:word" xmlns:w14="http://schemas.microsoft.com/office/word/2010/wordml" xmlns:wne="http://schemas.microsoft.com/office/word/2006/wordml" xmlns:wp14="http://schemas.microsoft.com/office/word/2010/wordprocessingDrawing" xmlns:wp="http://schemas.openxmlformats.org/drawingml/2006/wordprocessingDrawing" xmlns:wpc="http://schemas.microsoft.com/office/word/2010/wordprocessingCanvas" xmlns:wpg="http://schemas.microsoft.com/office/word/2010/wordprocessingGroup" xmlns:wpi="http://schemas.microsoft.com/office/word/2010/wordprocessingInk" xmlns:wps="http://schemas.microsoft.com/office/word/2010/wordprocessingShape" mc:Ignorable="w14 wp14">
   <w:p>
     <w:pPr>
       <w:pStyle w:val="Footer"/>
@@ -1966,12 +2201,14 @@
     </w:pPr>
     <w:r>
       <w:rPr>
+        <w:rFonts w:eastAsia="黑体"/>
         <w:sz w:val="18"/>
       </w:rPr>
       <w:t xml:space="preserve">第 </w:t>
     </w:r>
     <w:r>
       <w:rPr>
+        <w:rFonts w:eastAsia="黑体"/>
         <w:sz w:val="18"/>
       </w:rPr>
       <w:fldChar w:fldCharType="begin"/>
@@ -1980,6 +2217,7 @@
     </w:r>
     <w:r>
       <w:rPr>
+        <w:rFonts w:eastAsia="黑体"/>
         <w:sz w:val="18"/>
       </w:rPr>
       <w:t xml:space="preserve"> 页</w:t>
@@ -1993,6 +2231,9 @@
   <w:footnote w:type="continuationSeparator" w:id="0">
     <w:p>
       <w:r>
+        <w:rPr>
+          <w:rFonts w:eastAsia="黑体"/>
+        </w:rPr>
         <w:continuationSeparator/>
       </w:r>
     </w:p>
@@ -2000,6 +2241,9 @@
   <w:footnote w:type="separator" w:id="-1">
     <w:p>
       <w:r>
+        <w:rPr>
+          <w:rFonts w:eastAsia="黑体"/>
+        </w:rPr>
         <w:separator/>
       </w:r>
     </w:p>
@@ -2008,7 +2252,7 @@
 </file>
 
 <file path=word/header1.xml><?xml version="1.0" encoding="utf-8"?>
-<w:hdr xmlns:m="http://schemas.openxmlformats.org/officeDocument/2006/math" xmlns:mc="http://schemas.openxmlformats.org/markup-compatibility/2006" xmlns:mo="http://schemas.microsoft.com/office/mac/office/2008/main" xmlns:mv="urn:schemas-microsoft-com:mac:vml" xmlns:o="urn:schemas-microsoft-com:office:office" xmlns:r="http://schemas.openxmlformats.org/officeDocument/2006/relationships" xmlns:v="urn:schemas-microsoft-com:vml" xmlns:w10="urn:schemas-microsoft-com:office:word" xmlns:w14="http://schemas.microsoft.com/office/word/2010/wordml" xmlns:w="http://schemas.openxmlformats.org/wordprocessingml/2006/main" xmlns:wne="http://schemas.microsoft.com/office/word/2006/wordml" xmlns:wp14="http://schemas.microsoft.com/office/word/2010/wordprocessingDrawing" xmlns:wp="http://schemas.openxmlformats.org/drawingml/2006/wordprocessingDrawing" xmlns:wpc="http://schemas.microsoft.com/office/word/2010/wordprocessingCanvas" xmlns:wpg="http://schemas.microsoft.com/office/word/2010/wordprocessingGroup" xmlns:wpi="http://schemas.microsoft.com/office/word/2010/wordprocessingInk" xmlns:wps="http://schemas.microsoft.com/office/word/2010/wordprocessingShape" mc:Ignorable="w14 wp14">
+<w:hdr xmlns:mc="http://schemas.openxmlformats.org/markup-compatibility/2006" xmlns:w="http://schemas.openxmlformats.org/wordprocessingml/2006/main" xmlns:m="http://schemas.openxmlformats.org/officeDocument/2006/math" xmlns:mo="http://schemas.microsoft.com/office/mac/office/2008/main" xmlns:mv="urn:schemas-microsoft-com:mac:vml" xmlns:o="urn:schemas-microsoft-com:office:office" xmlns:r="http://schemas.openxmlformats.org/officeDocument/2006/relationships" xmlns:v="urn:schemas-microsoft-com:vml" xmlns:w10="urn:schemas-microsoft-com:office:word" xmlns:w14="http://schemas.microsoft.com/office/word/2010/wordml" xmlns:wne="http://schemas.microsoft.com/office/word/2006/wordml" xmlns:wp14="http://schemas.microsoft.com/office/word/2010/wordprocessingDrawing" xmlns:wp="http://schemas.openxmlformats.org/drawingml/2006/wordprocessingDrawing" xmlns:wpc="http://schemas.microsoft.com/office/word/2010/wordprocessingCanvas" xmlns:wpg="http://schemas.microsoft.com/office/word/2010/wordprocessingGroup" xmlns:wpi="http://schemas.microsoft.com/office/word/2010/wordprocessingInk" xmlns:wps="http://schemas.microsoft.com/office/word/2010/wordprocessingShape" mc:Ignorable="w14 wp14">
   <w:p>
     <w:pPr>
       <w:pStyle w:val="Header"/>
@@ -2016,7 +2260,7 @@
     </w:pPr>
     <w:r>
       <w:rPr>
-        <w:rFonts w:ascii="Times New Roman" w:hAnsi="Times New Roman"/>
+        <w:rFonts w:ascii="Times New Roman" w:hAnsi="Times New Roman" w:eastAsia="黑体"/>
         <w:sz w:val="18"/>
         <w:rFonts w:eastAsia="黑体"/>
         <w:rFonts w:eastAsia="黑体"/>
@@ -2028,7 +2272,7 @@
 </file>
 
 <file path=word/numbering.xml><?xml version="1.0" encoding="utf-8"?>
-<w:numbering xmlns:m="http://schemas.openxmlformats.org/officeDocument/2006/math" xmlns:mc="http://schemas.openxmlformats.org/markup-compatibility/2006" xmlns:mo="http://schemas.microsoft.com/office/mac/office/2008/main" xmlns:mv="urn:schemas-microsoft-com:mac:vml" xmlns:o="urn:schemas-microsoft-com:office:office" xmlns:r="http://schemas.openxmlformats.org/officeDocument/2006/relationships" xmlns:v="urn:schemas-microsoft-com:vml" xmlns:w="http://schemas.openxmlformats.org/wordprocessingml/2006/main" xmlns:w10="urn:schemas-microsoft-com:office:word" xmlns:w14="http://schemas.microsoft.com/office/word/2010/wordml" xmlns:wne="http://schemas.microsoft.com/office/word/2006/wordml" xmlns:wp="http://schemas.openxmlformats.org/drawingml/2006/wordprocessingDrawing" xmlns:wp14="http://schemas.microsoft.com/office/word/2010/wordprocessingDrawing" xmlns:wpc="http://schemas.microsoft.com/office/word/2010/wordprocessingCanvas" xmlns:wpg="http://schemas.microsoft.com/office/word/2010/wordprocessingGroup" xmlns:wpi="http://schemas.microsoft.com/office/word/2010/wordprocessingInk" xmlns:wps="http://schemas.microsoft.com/office/word/2010/wordprocessingShape" mc:Ignorable="w14 wp14">
+<w:numbering xmlns:mc="http://schemas.openxmlformats.org/markup-compatibility/2006" xmlns:w="http://schemas.openxmlformats.org/wordprocessingml/2006/main" xmlns:m="http://schemas.openxmlformats.org/officeDocument/2006/math" xmlns:mo="http://schemas.microsoft.com/office/mac/office/2008/main" xmlns:mv="urn:schemas-microsoft-com:mac:vml" xmlns:o="urn:schemas-microsoft-com:office:office" xmlns:r="http://schemas.openxmlformats.org/officeDocument/2006/relationships" xmlns:v="urn:schemas-microsoft-com:vml" xmlns:w10="urn:schemas-microsoft-com:office:word" xmlns:w14="http://schemas.microsoft.com/office/word/2010/wordml" xmlns:wne="http://schemas.microsoft.com/office/word/2006/wordml" xmlns:wp="http://schemas.openxmlformats.org/drawingml/2006/wordprocessingDrawing" xmlns:wp14="http://schemas.microsoft.com/office/word/2010/wordprocessingDrawing" xmlns:wpc="http://schemas.microsoft.com/office/word/2010/wordprocessingCanvas" xmlns:wpg="http://schemas.microsoft.com/office/word/2010/wordprocessingGroup" xmlns:wpi="http://schemas.microsoft.com/office/word/2010/wordprocessingInk" xmlns:wps="http://schemas.microsoft.com/office/word/2010/wordprocessingShape" mc:Ignorable="w14 wp14">
   <w:abstractNum w:abstractNumId="0">
     <w:nsid w:val="FFFFFF7C"/>
     <w:multiLevelType w:val="singleLevel"/>
@@ -2115,7 +2359,7 @@
         <w:ind w:hanging="360" w:left="1440"/>
       </w:pPr>
       <w:rPr>
-        <w:rFonts w:ascii="Symbol" w:hAnsi="Symbol" w:hint="default"/>
+        <w:rFonts w:ascii="Symbol" w:hAnsi="Symbol" w:hint="default" w:eastAsia="黑体"/>
       </w:rPr>
     </w:lvl>
   </w:abstractNum>
@@ -2136,7 +2380,7 @@
         <w:ind w:hanging="360" w:left="1080"/>
       </w:pPr>
       <w:rPr>
-        <w:rFonts w:ascii="Symbol" w:hAnsi="Symbol" w:hint="default"/>
+        <w:rFonts w:ascii="Symbol" w:hAnsi="Symbol" w:hint="default" w:eastAsia="黑体"/>
       </w:rPr>
     </w:lvl>
   </w:abstractNum>
@@ -2157,7 +2401,7 @@
         <w:ind w:hanging="360" w:left="720"/>
       </w:pPr>
       <w:rPr>
-        <w:rFonts w:ascii="Symbol" w:hAnsi="Symbol" w:hint="default"/>
+        <w:rFonts w:ascii="Symbol" w:hAnsi="Symbol" w:hint="default" w:eastAsia="黑体"/>
       </w:rPr>
     </w:lvl>
   </w:abstractNum>
@@ -2196,7 +2440,7 @@
         <w:ind w:hanging="360" w:left="360"/>
       </w:pPr>
       <w:rPr>
-        <w:rFonts w:ascii="Symbol" w:hAnsi="Symbol" w:hint="default"/>
+        <w:rFonts w:ascii="Symbol" w:hAnsi="Symbol" w:hint="default" w:eastAsia="黑体"/>
       </w:rPr>
     </w:lvl>
   </w:abstractNum>
@@ -2287,7 +2531,7 @@
         <w:ind w:left="720" w:hanging="360"/>
       </w:pPr>
       <w:rPr>
-        <w:rFonts w:ascii="Symbol" w:hAnsi="Symbol" w:cs="Symbol" w:hint="default"/>
+        <w:rFonts w:ascii="Symbol" w:hAnsi="Symbol" w:cs="Symbol" w:hint="default" w:eastAsia="黑体"/>
       </w:rPr>
     </w:lvl>
     <w:lvl w:ilvl="1">
@@ -2298,7 +2542,7 @@
         <w:ind w:left="1440" w:hanging="360"/>
       </w:pPr>
       <w:rPr>
-        <w:rFonts w:ascii="Courier New" w:hAnsi="Courier New" w:cs="Courier New" w:hint="default"/>
+        <w:rFonts w:ascii="Courier New" w:hAnsi="Courier New" w:cs="Courier New" w:hint="default" w:eastAsia="黑体"/>
       </w:rPr>
     </w:lvl>
     <w:lvl w:ilvl="2">
@@ -2309,7 +2553,7 @@
         <w:ind w:left="2160" w:hanging="360"/>
       </w:pPr>
       <w:rPr>
-        <w:rFonts w:ascii="Wingdings" w:hAnsi="Wingdings" w:cs="Wingdings" w:hint="default"/>
+        <w:rFonts w:ascii="Wingdings" w:hAnsi="Wingdings" w:cs="Wingdings" w:hint="default" w:eastAsia="黑体"/>
       </w:rPr>
     </w:lvl>
     <w:lvl w:ilvl="3">
@@ -2320,7 +2564,7 @@
         <w:ind w:left="2880" w:hanging="360"/>
       </w:pPr>
       <w:rPr>
-        <w:rFonts w:ascii="Symbol" w:hAnsi="Symbol" w:cs="Symbol" w:hint="default"/>
+        <w:rFonts w:ascii="Symbol" w:hAnsi="Symbol" w:cs="Symbol" w:hint="default" w:eastAsia="黑体"/>
       </w:rPr>
     </w:lvl>
     <w:lvl w:ilvl="4">
@@ -2331,7 +2575,7 @@
         <w:ind w:left="3600" w:hanging="360"/>
       </w:pPr>
       <w:rPr>
-        <w:rFonts w:ascii="Courier New" w:hAnsi="Courier New" w:cs="Courier New" w:hint="default"/>
+        <w:rFonts w:ascii="Courier New" w:hAnsi="Courier New" w:cs="Courier New" w:hint="default" w:eastAsia="黑体"/>
       </w:rPr>
     </w:lvl>
     <w:lvl w:ilvl="5">
@@ -2342,7 +2586,7 @@
         <w:ind w:left="4320" w:hanging="360"/>
       </w:pPr>
       <w:rPr>
-        <w:rFonts w:ascii="Wingdings" w:hAnsi="Wingdings" w:cs="Wingdings" w:hint="default"/>
+        <w:rFonts w:ascii="Wingdings" w:hAnsi="Wingdings" w:cs="Wingdings" w:hint="default" w:eastAsia="黑体"/>
       </w:rPr>
     </w:lvl>
     <w:lvl w:ilvl="6">
@@ -2353,7 +2597,7 @@
         <w:ind w:left="5040" w:hanging="360"/>
       </w:pPr>
       <w:rPr>
-        <w:rFonts w:ascii="Symbol" w:hAnsi="Symbol" w:cs="Symbol" w:hint="default"/>
+        <w:rFonts w:ascii="Symbol" w:hAnsi="Symbol" w:cs="Symbol" w:hint="default" w:eastAsia="黑体"/>
       </w:rPr>
     </w:lvl>
     <w:lvl w:ilvl="7">
@@ -2364,7 +2608,7 @@
         <w:ind w:left="5760" w:hanging="360"/>
       </w:pPr>
       <w:rPr>
-        <w:rFonts w:ascii="Courier New" w:hAnsi="Courier New" w:cs="Courier New" w:hint="default"/>
+        <w:rFonts w:ascii="Courier New" w:hAnsi="Courier New" w:cs="Courier New" w:hint="default" w:eastAsia="黑体"/>
       </w:rPr>
     </w:lvl>
     <w:lvl w:ilvl="8">
@@ -2375,7 +2619,7 @@
         <w:ind w:left="6480" w:hanging="360"/>
       </w:pPr>
       <w:rPr>
-        <w:rFonts w:ascii="Wingdings" w:hAnsi="Wingdings" w:cs="Wingdings" w:hint="default"/>
+        <w:rFonts w:ascii="Wingdings" w:hAnsi="Wingdings" w:cs="Wingdings" w:hint="default" w:eastAsia="黑体"/>
       </w:rPr>
     </w:lvl>
   </w:abstractNum>
@@ -2431,11 +2675,11 @@
 </file>
 
 <file path=word/styles.xml><?xml version="1.0" encoding="utf-8"?>
-<w:styles xmlns:mc="http://schemas.openxmlformats.org/markup-compatibility/2006" xmlns:r="http://schemas.openxmlformats.org/officeDocument/2006/relationships" xmlns:w="http://schemas.openxmlformats.org/wordprocessingml/2006/main" xmlns:w14="http://schemas.microsoft.com/office/word/2010/wordml" mc:Ignorable="w14">
+<w:styles xmlns:mc="http://schemas.openxmlformats.org/markup-compatibility/2006" xmlns:w="http://schemas.openxmlformats.org/wordprocessingml/2006/main" xmlns:r="http://schemas.openxmlformats.org/officeDocument/2006/relationships" xmlns:w14="http://schemas.microsoft.com/office/word/2010/wordml" mc:Ignorable="w14">
   <w:docDefaults>
     <w:rPrDefault>
       <w:rPr>
-        <w:rFonts w:asciiTheme="minorHAnsi" w:cstheme="minorBidi" w:eastAsiaTheme="minorEastAsia" w:hAnsiTheme="minorHAnsi"/>
+        <w:rFonts w:asciiTheme="minorHAnsi" w:cstheme="minorBidi" w:hAnsiTheme="minorHAnsi" w:eastAsia="黑体"/>
         <w:sz w:val="22"/>
         <w:szCs w:val="22"/>
         <w:lang w:bidi="ar-SA" w:eastAsia="en-US" w:val="en-US"/>
@@ -2657,7 +2901,7 @@
       <w:outlineLvl w:val="0"/>
     </w:pPr>
     <w:rPr>
-      <w:rFonts w:ascii="Times New Roman" w:asciiTheme="majorHAnsi" w:cstheme="majorBidi" w:eastAsia="黑体" w:eastAsiaTheme="majorEastAsia" w:hAnsi="Times New Roman" w:hAnsiTheme="majorHAnsi"/>
+      <w:rFonts w:ascii="Times New Roman" w:asciiTheme="majorHAnsi" w:cstheme="majorBidi" w:eastAsia="黑体" w:hAnsi="Times New Roman" w:hAnsiTheme="majorHAnsi"/>
       <w:b/>
       <w:bCs/>
       <w:color w:val="1F3864"/>
@@ -2681,7 +2925,7 @@
       <w:outlineLvl w:val="1"/>
     </w:pPr>
     <w:rPr>
-      <w:rFonts w:ascii="Times New Roman" w:asciiTheme="majorHAnsi" w:cstheme="majorBidi" w:eastAsia="黑体" w:eastAsiaTheme="majorEastAsia" w:hAnsi="Times New Roman" w:hAnsiTheme="majorHAnsi"/>
+      <w:rFonts w:ascii="Times New Roman" w:asciiTheme="majorHAnsi" w:cstheme="majorBidi" w:eastAsia="黑体" w:hAnsi="Times New Roman" w:hAnsiTheme="majorHAnsi"/>
       <w:b/>
       <w:bCs/>
       <w:color w:val="2E4E7E"/>
@@ -2705,7 +2949,7 @@
       <w:outlineLvl w:val="2"/>
     </w:pPr>
     <w:rPr>
-      <w:rFonts w:ascii="Times New Roman" w:asciiTheme="majorHAnsi" w:cstheme="majorBidi" w:eastAsia="黑体" w:eastAsiaTheme="majorEastAsia" w:hAnsi="Times New Roman" w:hAnsiTheme="majorHAnsi"/>
+      <w:rFonts w:ascii="Times New Roman" w:asciiTheme="majorHAnsi" w:cstheme="majorBidi" w:eastAsia="黑体" w:hAnsi="Times New Roman" w:hAnsiTheme="majorHAnsi"/>
       <w:b/>
       <w:bCs/>
       <w:color w:val="2E4E7E"/>
@@ -2729,7 +2973,7 @@
       <w:outlineLvl w:val="3"/>
     </w:pPr>
     <w:rPr>
-      <w:rFonts w:ascii="Times New Roman" w:asciiTheme="majorHAnsi" w:cstheme="majorBidi" w:eastAsia="黑体" w:eastAsiaTheme="majorEastAsia" w:hAnsi="Times New Roman" w:hAnsiTheme="majorHAnsi"/>
+      <w:rFonts w:ascii="Times New Roman" w:asciiTheme="majorHAnsi" w:cstheme="majorBidi" w:eastAsia="黑体" w:hAnsi="Times New Roman" w:hAnsiTheme="majorHAnsi"/>
       <w:b/>
       <w:bCs/>
       <w:i/>
@@ -2755,7 +2999,7 @@
       <w:outlineLvl w:val="4"/>
     </w:pPr>
     <w:rPr>
-      <w:rFonts w:ascii="Times New Roman" w:asciiTheme="majorHAnsi" w:cstheme="majorBidi" w:eastAsia="黑体" w:eastAsiaTheme="majorEastAsia" w:hAnsi="Times New Roman" w:hAnsiTheme="majorHAnsi"/>
+      <w:rFonts w:ascii="Times New Roman" w:asciiTheme="majorHAnsi" w:cstheme="majorBidi" w:eastAsia="黑体" w:hAnsi="Times New Roman" w:hAnsiTheme="majorHAnsi"/>
       <w:b/>
       <w:color w:val="333333"/>
       <w:sz w:val="22"/>
@@ -2778,7 +3022,7 @@
       <w:outlineLvl w:val="5"/>
     </w:pPr>
     <w:rPr>
-      <w:rFonts w:asciiTheme="majorHAnsi" w:cstheme="majorBidi" w:eastAsiaTheme="majorEastAsia" w:hAnsiTheme="majorHAnsi"/>
+      <w:rFonts w:asciiTheme="majorHAnsi" w:cstheme="majorBidi" w:hAnsiTheme="majorHAnsi" w:eastAsia="黑体"/>
       <w:i/>
       <w:iCs/>
       <w:color w:themeColor="accent1" w:themeShade="7F" w:val="243F60"/>
@@ -2801,7 +3045,7 @@
       <w:outlineLvl w:val="6"/>
     </w:pPr>
     <w:rPr>
-      <w:rFonts w:asciiTheme="majorHAnsi" w:cstheme="majorBidi" w:eastAsiaTheme="majorEastAsia" w:hAnsiTheme="majorHAnsi"/>
+      <w:rFonts w:asciiTheme="majorHAnsi" w:cstheme="majorBidi" w:hAnsiTheme="majorHAnsi" w:eastAsia="黑体"/>
       <w:i/>
       <w:iCs/>
       <w:color w:themeColor="text1" w:themeTint="BF" w:val="404040"/>
@@ -2824,7 +3068,7 @@
       <w:outlineLvl w:val="7"/>
     </w:pPr>
     <w:rPr>
-      <w:rFonts w:asciiTheme="majorHAnsi" w:cstheme="majorBidi" w:eastAsiaTheme="majorEastAsia" w:hAnsiTheme="majorHAnsi"/>
+      <w:rFonts w:asciiTheme="majorHAnsi" w:cstheme="majorBidi" w:hAnsiTheme="majorHAnsi" w:eastAsia="黑体"/>
       <w:color w:themeColor="accent1" w:val="4F81BD"/>
       <w:sz w:val="20"/>
       <w:szCs w:val="20"/>
@@ -2847,7 +3091,7 @@
       <w:outlineLvl w:val="8"/>
     </w:pPr>
     <w:rPr>
-      <w:rFonts w:asciiTheme="majorHAnsi" w:cstheme="majorBidi" w:eastAsiaTheme="majorEastAsia" w:hAnsiTheme="majorHAnsi"/>
+      <w:rFonts w:asciiTheme="majorHAnsi" w:cstheme="majorBidi" w:hAnsiTheme="majorHAnsi" w:eastAsia="黑体"/>
       <w:i/>
       <w:iCs/>
       <w:color w:themeColor="text1" w:themeTint="BF" w:val="404040"/>
@@ -2898,7 +3142,7 @@
     <w:uiPriority w:val="9"/>
     <w:rsid w:val="00FC693F"/>
     <w:rPr>
-      <w:rFonts w:asciiTheme="majorHAnsi" w:cstheme="majorBidi" w:eastAsiaTheme="majorEastAsia" w:hAnsiTheme="majorHAnsi"/>
+      <w:rFonts w:asciiTheme="majorHAnsi" w:cstheme="majorBidi" w:hAnsiTheme="majorHAnsi" w:eastAsia="黑体"/>
       <w:b/>
       <w:bCs/>
       <w:color w:themeColor="accent1" w:themeShade="BF" w:val="365F91"/>
@@ -2913,7 +3157,7 @@
     <w:uiPriority w:val="9"/>
     <w:rsid w:val="00FC693F"/>
     <w:rPr>
-      <w:rFonts w:asciiTheme="majorHAnsi" w:cstheme="majorBidi" w:eastAsiaTheme="majorEastAsia" w:hAnsiTheme="majorHAnsi"/>
+      <w:rFonts w:asciiTheme="majorHAnsi" w:cstheme="majorBidi" w:hAnsiTheme="majorHAnsi" w:eastAsia="黑体"/>
       <w:b/>
       <w:bCs/>
       <w:color w:themeColor="accent1" w:val="4F81BD"/>
@@ -2928,7 +3172,7 @@
     <w:uiPriority w:val="9"/>
     <w:rsid w:val="00FC693F"/>
     <w:rPr>
-      <w:rFonts w:asciiTheme="majorHAnsi" w:cstheme="majorBidi" w:eastAsiaTheme="majorEastAsia" w:hAnsiTheme="majorHAnsi"/>
+      <w:rFonts w:asciiTheme="majorHAnsi" w:cstheme="majorBidi" w:hAnsiTheme="majorHAnsi" w:eastAsia="黑体"/>
       <w:b/>
       <w:bCs/>
       <w:color w:themeColor="accent1" w:val="4F81BD"/>
@@ -2951,7 +3195,7 @@
       <w:contextualSpacing/>
     </w:pPr>
     <w:rPr>
-      <w:rFonts w:ascii="Times New Roman" w:asciiTheme="majorHAnsi" w:cstheme="majorBidi" w:eastAsia="黑体" w:eastAsiaTheme="majorEastAsia" w:hAnsi="Times New Roman" w:hAnsiTheme="majorHAnsi"/>
+      <w:rFonts w:ascii="Times New Roman" w:asciiTheme="majorHAnsi" w:cstheme="majorBidi" w:eastAsia="黑体" w:hAnsi="Times New Roman" w:hAnsiTheme="majorHAnsi"/>
       <w:b/>
       <w:color w:val="1F3864"/>
       <w:spacing w:val="5"/>
@@ -2967,7 +3211,7 @@
     <w:uiPriority w:val="10"/>
     <w:rsid w:val="00FC693F"/>
     <w:rPr>
-      <w:rFonts w:asciiTheme="majorHAnsi" w:cstheme="majorBidi" w:eastAsiaTheme="majorEastAsia" w:hAnsiTheme="majorHAnsi"/>
+      <w:rFonts w:asciiTheme="majorHAnsi" w:cstheme="majorBidi" w:hAnsiTheme="majorHAnsi" w:eastAsia="黑体"/>
       <w:color w:themeColor="text2" w:themeShade="BF" w:val="17365D"/>
       <w:spacing w:val="5"/>
       <w:kern w:val="28"/>
@@ -2989,7 +3233,7 @@
       </w:numPr>
     </w:pPr>
     <w:rPr>
-      <w:rFonts w:asciiTheme="majorHAnsi" w:cstheme="majorBidi" w:eastAsiaTheme="majorEastAsia" w:hAnsiTheme="majorHAnsi"/>
+      <w:rFonts w:asciiTheme="majorHAnsi" w:cstheme="majorBidi" w:hAnsiTheme="majorHAnsi" w:eastAsia="黑体"/>
       <w:i/>
       <w:iCs/>
       <w:color w:themeColor="accent1" w:val="4F81BD"/>
@@ -3005,7 +3249,7 @@
     <w:uiPriority w:val="11"/>
     <w:rsid w:val="00FC693F"/>
     <w:rPr>
-      <w:rFonts w:asciiTheme="majorHAnsi" w:cstheme="majorBidi" w:eastAsiaTheme="majorEastAsia" w:hAnsiTheme="majorHAnsi"/>
+      <w:rFonts w:asciiTheme="majorHAnsi" w:cstheme="majorBidi" w:hAnsiTheme="majorHAnsi" w:eastAsia="黑体"/>
       <w:i/>
       <w:iCs/>
       <w:color w:themeColor="accent1" w:val="4F81BD"/>
@@ -3072,6 +3316,7 @@
       <w:spacing w:after="120"/>
     </w:pPr>
     <w:rPr>
+      <w:rFonts w:eastAsia="黑体"/>
       <w:sz w:val="16"/>
       <w:szCs w:val="16"/>
     </w:rPr>
@@ -3083,6 +3328,7 @@
     <w:uiPriority w:val="99"/>
     <w:rsid w:val="00AA1D8D"/>
     <w:rPr>
+      <w:rFonts w:eastAsia="黑体"/>
       <w:sz w:val="16"/>
       <w:szCs w:val="16"/>
     </w:rPr>
@@ -3252,7 +3498,7 @@
       </w:tabs>
     </w:pPr>
     <w:rPr>
-      <w:rFonts w:ascii="Courier" w:hAnsi="Courier"/>
+      <w:rFonts w:ascii="Courier" w:hAnsi="Courier" w:eastAsia="黑体"/>
       <w:sz w:val="20"/>
       <w:szCs w:val="20"/>
     </w:rPr>
@@ -3264,7 +3510,7 @@
     <w:uiPriority w:val="99"/>
     <w:rsid w:val="0029639D"/>
     <w:rPr>
-      <w:rFonts w:ascii="Courier" w:hAnsi="Courier"/>
+      <w:rFonts w:ascii="Courier" w:hAnsi="Courier" w:eastAsia="黑体"/>
       <w:sz w:val="20"/>
       <w:szCs w:val="20"/>
     </w:rPr>
@@ -3300,6 +3546,7 @@
     <w:uiPriority w:val="29"/>
     <w:rsid w:val="00FC693F"/>
     <w:rPr>
+      <w:rFonts w:eastAsia="黑体"/>
       <w:i/>
       <w:iCs/>
       <w:color w:themeColor="text1" w:val="000000"/>
@@ -3313,7 +3560,7 @@
     <w:semiHidden/>
     <w:rsid w:val="00FC693F"/>
     <w:rPr>
-      <w:rFonts w:asciiTheme="majorHAnsi" w:cstheme="majorBidi" w:eastAsiaTheme="majorEastAsia" w:hAnsiTheme="majorHAnsi"/>
+      <w:rFonts w:asciiTheme="majorHAnsi" w:cstheme="majorBidi" w:hAnsiTheme="majorHAnsi" w:eastAsia="黑体"/>
       <w:b/>
       <w:bCs/>
       <w:i/>
@@ -3329,7 +3576,7 @@
     <w:semiHidden/>
     <w:rsid w:val="00FC693F"/>
     <w:rPr>
-      <w:rFonts w:asciiTheme="majorHAnsi" w:cstheme="majorBidi" w:eastAsiaTheme="majorEastAsia" w:hAnsiTheme="majorHAnsi"/>
+      <w:rFonts w:asciiTheme="majorHAnsi" w:cstheme="majorBidi" w:hAnsiTheme="majorHAnsi" w:eastAsia="黑体"/>
       <w:color w:themeColor="accent1" w:themeShade="7F" w:val="243F60"/>
     </w:rPr>
   </w:style>
@@ -3341,7 +3588,7 @@
     <w:semiHidden/>
     <w:rsid w:val="00FC693F"/>
     <w:rPr>
-      <w:rFonts w:asciiTheme="majorHAnsi" w:cstheme="majorBidi" w:eastAsiaTheme="majorEastAsia" w:hAnsiTheme="majorHAnsi"/>
+      <w:rFonts w:asciiTheme="majorHAnsi" w:cstheme="majorBidi" w:hAnsiTheme="majorHAnsi" w:eastAsia="黑体"/>
       <w:i/>
       <w:iCs/>
       <w:color w:themeColor="accent1" w:themeShade="7F" w:val="243F60"/>
@@ -3355,7 +3602,7 @@
     <w:semiHidden/>
     <w:rsid w:val="00FC693F"/>
     <w:rPr>
-      <w:rFonts w:asciiTheme="majorHAnsi" w:cstheme="majorBidi" w:eastAsiaTheme="majorEastAsia" w:hAnsiTheme="majorHAnsi"/>
+      <w:rFonts w:asciiTheme="majorHAnsi" w:cstheme="majorBidi" w:hAnsiTheme="majorHAnsi" w:eastAsia="黑体"/>
       <w:i/>
       <w:iCs/>
       <w:color w:themeColor="text1" w:themeTint="BF" w:val="404040"/>
@@ -3369,7 +3616,7 @@
     <w:semiHidden/>
     <w:rsid w:val="00FC693F"/>
     <w:rPr>
-      <w:rFonts w:asciiTheme="majorHAnsi" w:cstheme="majorBidi" w:eastAsiaTheme="majorEastAsia" w:hAnsiTheme="majorHAnsi"/>
+      <w:rFonts w:asciiTheme="majorHAnsi" w:cstheme="majorBidi" w:hAnsiTheme="majorHAnsi" w:eastAsia="黑体"/>
       <w:color w:themeColor="accent1" w:val="4F81BD"/>
       <w:sz w:val="20"/>
       <w:szCs w:val="20"/>
@@ -3383,7 +3630,7 @@
     <w:semiHidden/>
     <w:rsid w:val="00FC693F"/>
     <w:rPr>
-      <w:rFonts w:asciiTheme="majorHAnsi" w:cstheme="majorBidi" w:eastAsiaTheme="majorEastAsia" w:hAnsiTheme="majorHAnsi"/>
+      <w:rFonts w:asciiTheme="majorHAnsi" w:cstheme="majorBidi" w:hAnsiTheme="majorHAnsi" w:eastAsia="黑体"/>
       <w:i/>
       <w:iCs/>
       <w:color w:themeColor="text1" w:themeTint="BF" w:val="404040"/>
@@ -3404,6 +3651,7 @@
       <w:spacing w:line="240" w:lineRule="auto"/>
     </w:pPr>
     <w:rPr>
+      <w:rFonts w:eastAsia="黑体"/>
       <w:b/>
       <w:bCs/>
       <w:color w:themeColor="accent1" w:val="4F81BD"/>
@@ -3418,6 +3666,7 @@
     <w:qFormat/>
     <w:rsid w:val="00FC693F"/>
     <w:rPr>
+      <w:rFonts w:eastAsia="黑体"/>
       <w:b/>
       <w:bCs/>
     </w:rPr>
@@ -3429,6 +3678,7 @@
     <w:qFormat/>
     <w:rsid w:val="00FC693F"/>
     <w:rPr>
+      <w:rFonts w:eastAsia="黑体"/>
       <w:i/>
       <w:iCs/>
     </w:rPr>
@@ -3449,6 +3699,7 @@
       <w:ind w:left="936" w:right="936"/>
     </w:pPr>
     <w:rPr>
+      <w:rFonts w:eastAsia="黑体"/>
       <w:b/>
       <w:bCs/>
       <w:i/>
@@ -3463,6 +3714,7 @@
     <w:uiPriority w:val="30"/>
     <w:rsid w:val="00FC693F"/>
     <w:rPr>
+      <w:rFonts w:eastAsia="黑体"/>
       <w:b/>
       <w:bCs/>
       <w:i/>
@@ -3477,6 +3729,7 @@
     <w:qFormat/>
     <w:rsid w:val="00FC693F"/>
     <w:rPr>
+      <w:rFonts w:eastAsia="黑体"/>
       <w:i/>
       <w:iCs/>
       <w:color w:themeColor="text1" w:themeTint="7F" w:val="808080"/>
@@ -3489,6 +3742,7 @@
     <w:qFormat/>
     <w:rsid w:val="00FC693F"/>
     <w:rPr>
+      <w:rFonts w:eastAsia="黑体"/>
       <w:b/>
       <w:bCs/>
       <w:i/>
@@ -3503,6 +3757,7 @@
     <w:qFormat/>
     <w:rsid w:val="00FC693F"/>
     <w:rPr>
+      <w:rFonts w:eastAsia="黑体"/>
       <w:smallCaps/>
       <w:color w:themeColor="accent2" w:val="C0504D"/>
       <w:u w:val="single"/>
@@ -3515,6 +3770,7 @@
     <w:qFormat/>
     <w:rsid w:val="00FC693F"/>
     <w:rPr>
+      <w:rFonts w:eastAsia="黑体"/>
       <w:b/>
       <w:bCs/>
       <w:smallCaps/>
@@ -3530,6 +3786,7 @@
     <w:qFormat/>
     <w:rsid w:val="00FC693F"/>
     <w:rPr>
+      <w:rFonts w:eastAsia="黑体"/>
       <w:b/>
       <w:bCs/>
       <w:smallCaps/>
@@ -3584,6 +3841,7 @@
       <w:spacing w:after="0" w:line="240" w:lineRule="auto"/>
     </w:pPr>
     <w:rPr>
+      <w:rFonts w:eastAsia="黑体"/>
       <w:color w:themeColor="text1" w:themeShade="BF" w:val="000000"/>
     </w:rPr>
     <w:tblPr>
@@ -3606,6 +3864,7 @@
         <w:spacing w:after="0" w:before="0" w:line="240" w:lineRule="auto"/>
       </w:pPr>
       <w:rPr>
+        <w:rFonts w:eastAsia="黑体"/>
         <w:b/>
         <w:bCs/>
       </w:rPr>
@@ -3626,6 +3885,7 @@
         <w:spacing w:after="0" w:before="0" w:line="240" w:lineRule="auto"/>
       </w:pPr>
       <w:rPr>
+        <w:rFonts w:eastAsia="黑体"/>
         <w:b/>
         <w:bCs/>
       </w:rPr>
@@ -3643,12 +3903,14 @@
     </w:tblStylePr>
     <w:tblStylePr w:type="firstCol">
       <w:rPr>
+        <w:rFonts w:eastAsia="黑体"/>
         <w:b/>
         <w:bCs/>
       </w:rPr>
     </w:tblStylePr>
     <w:tblStylePr w:type="lastCol">
       <w:rPr>
+        <w:rFonts w:eastAsia="黑体"/>
         <w:b/>
         <w:bCs/>
       </w:rPr>
@@ -3687,6 +3949,7 @@
       <w:spacing w:after="0" w:line="240" w:lineRule="auto"/>
     </w:pPr>
     <w:rPr>
+      <w:rFonts w:eastAsia="黑体"/>
       <w:color w:themeColor="accent1" w:themeShade="BF" w:val="365F91"/>
     </w:rPr>
     <w:tblPr>
@@ -3709,6 +3972,7 @@
         <w:spacing w:after="0" w:before="0" w:line="240" w:lineRule="auto"/>
       </w:pPr>
       <w:rPr>
+        <w:rFonts w:eastAsia="黑体"/>
         <w:b/>
         <w:bCs/>
       </w:rPr>
@@ -3729,6 +3993,7 @@
         <w:spacing w:after="0" w:before="0" w:line="240" w:lineRule="auto"/>
       </w:pPr>
       <w:rPr>
+        <w:rFonts w:eastAsia="黑体"/>
         <w:b/>
         <w:bCs/>
       </w:rPr>
@@ -3746,12 +4011,14 @@
     </w:tblStylePr>
     <w:tblStylePr w:type="firstCol">
       <w:rPr>
+        <w:rFonts w:eastAsia="黑体"/>
         <w:b/>
         <w:bCs/>
       </w:rPr>
     </w:tblStylePr>
     <w:tblStylePr w:type="lastCol">
       <w:rPr>
+        <w:rFonts w:eastAsia="黑体"/>
         <w:b/>
         <w:bCs/>
       </w:rPr>
@@ -3790,6 +4057,7 @@
       <w:spacing w:after="0" w:line="240" w:lineRule="auto"/>
     </w:pPr>
     <w:rPr>
+      <w:rFonts w:eastAsia="黑体"/>
       <w:color w:themeColor="accent2" w:themeShade="BF" w:val="943634"/>
     </w:rPr>
     <w:tblPr>
@@ -3812,6 +4080,7 @@
         <w:spacing w:after="0" w:before="0" w:line="240" w:lineRule="auto"/>
       </w:pPr>
       <w:rPr>
+        <w:rFonts w:eastAsia="黑体"/>
         <w:b/>
         <w:bCs/>
       </w:rPr>
@@ -3832,6 +4101,7 @@
         <w:spacing w:after="0" w:before="0" w:line="240" w:lineRule="auto"/>
       </w:pPr>
       <w:rPr>
+        <w:rFonts w:eastAsia="黑体"/>
         <w:b/>
         <w:bCs/>
       </w:rPr>
@@ -3849,12 +4119,14 @@
     </w:tblStylePr>
     <w:tblStylePr w:type="firstCol">
       <w:rPr>
+        <w:rFonts w:eastAsia="黑体"/>
         <w:b/>
         <w:bCs/>
       </w:rPr>
     </w:tblStylePr>
     <w:tblStylePr w:type="lastCol">
       <w:rPr>
+        <w:rFonts w:eastAsia="黑体"/>
         <w:b/>
         <w:bCs/>
       </w:rPr>
@@ -3893,6 +4165,7 @@
       <w:spacing w:after="0" w:line="240" w:lineRule="auto"/>
     </w:pPr>
     <w:rPr>
+      <w:rFonts w:eastAsia="黑体"/>
       <w:color w:themeColor="accent3" w:themeShade="BF" w:val="76923C"/>
     </w:rPr>
     <w:tblPr>
@@ -3915,6 +4188,7 @@
         <w:spacing w:after="0" w:before="0" w:line="240" w:lineRule="auto"/>
       </w:pPr>
       <w:rPr>
+        <w:rFonts w:eastAsia="黑体"/>
         <w:b/>
         <w:bCs/>
       </w:rPr>
@@ -3935,6 +4209,7 @@
         <w:spacing w:after="0" w:before="0" w:line="240" w:lineRule="auto"/>
       </w:pPr>
       <w:rPr>
+        <w:rFonts w:eastAsia="黑体"/>
         <w:b/>
         <w:bCs/>
       </w:rPr>
@@ -3952,12 +4227,14 @@
     </w:tblStylePr>
     <w:tblStylePr w:type="firstCol">
       <w:rPr>
+        <w:rFonts w:eastAsia="黑体"/>
         <w:b/>
         <w:bCs/>
       </w:rPr>
     </w:tblStylePr>
     <w:tblStylePr w:type="lastCol">
       <w:rPr>
+        <w:rFonts w:eastAsia="黑体"/>
         <w:b/>
         <w:bCs/>
       </w:rPr>
@@ -3996,6 +4273,7 @@
       <w:spacing w:after="0" w:line="240" w:lineRule="auto"/>
     </w:pPr>
     <w:rPr>
+      <w:rFonts w:eastAsia="黑体"/>
       <w:color w:themeColor="accent4" w:themeShade="BF" w:val="5F497A"/>
     </w:rPr>
     <w:tblPr>
@@ -4018,6 +4296,7 @@
         <w:spacing w:after="0" w:before="0" w:line="240" w:lineRule="auto"/>
       </w:pPr>
       <w:rPr>
+        <w:rFonts w:eastAsia="黑体"/>
         <w:b/>
         <w:bCs/>
       </w:rPr>
@@ -4038,6 +4317,7 @@
         <w:spacing w:after="0" w:before="0" w:line="240" w:lineRule="auto"/>
       </w:pPr>
       <w:rPr>
+        <w:rFonts w:eastAsia="黑体"/>
         <w:b/>
         <w:bCs/>
       </w:rPr>
@@ -4055,12 +4335,14 @@
     </w:tblStylePr>
     <w:tblStylePr w:type="firstCol">
       <w:rPr>
+        <w:rFonts w:eastAsia="黑体"/>
         <w:b/>
         <w:bCs/>
       </w:rPr>
     </w:tblStylePr>
     <w:tblStylePr w:type="lastCol">
       <w:rPr>
+        <w:rFonts w:eastAsia="黑体"/>
         <w:b/>
         <w:bCs/>
       </w:rPr>
@@ -4099,6 +4381,7 @@
       <w:spacing w:after="0" w:line="240" w:lineRule="auto"/>
     </w:pPr>
     <w:rPr>
+      <w:rFonts w:eastAsia="黑体"/>
       <w:color w:themeColor="accent5" w:themeShade="BF" w:val="31849B"/>
     </w:rPr>
     <w:tblPr>
@@ -4121,6 +4404,7 @@
         <w:spacing w:after="0" w:before="0" w:line="240" w:lineRule="auto"/>
       </w:pPr>
       <w:rPr>
+        <w:rFonts w:eastAsia="黑体"/>
         <w:b/>
         <w:bCs/>
       </w:rPr>
@@ -4141,6 +4425,7 @@
         <w:spacing w:after="0" w:before="0" w:line="240" w:lineRule="auto"/>
       </w:pPr>
       <w:rPr>
+        <w:rFonts w:eastAsia="黑体"/>
         <w:b/>
         <w:bCs/>
       </w:rPr>
@@ -4158,12 +4443,14 @@
     </w:tblStylePr>
     <w:tblStylePr w:type="firstCol">
       <w:rPr>
+        <w:rFonts w:eastAsia="黑体"/>
         <w:b/>
         <w:bCs/>
       </w:rPr>
     </w:tblStylePr>
     <w:tblStylePr w:type="lastCol">
       <w:rPr>
+        <w:rFonts w:eastAsia="黑体"/>
         <w:b/>
         <w:bCs/>
       </w:rPr>
@@ -4202,6 +4489,7 @@
       <w:spacing w:after="0" w:line="240" w:lineRule="auto"/>
     </w:pPr>
     <w:rPr>
+      <w:rFonts w:eastAsia="黑体"/>
       <w:color w:themeColor="accent6" w:themeShade="BF" w:val="E36C0A"/>
     </w:rPr>
     <w:tblPr>
@@ -4224,6 +4512,7 @@
         <w:spacing w:after="0" w:before="0" w:line="240" w:lineRule="auto"/>
       </w:pPr>
       <w:rPr>
+        <w:rFonts w:eastAsia="黑体"/>
         <w:b/>
         <w:bCs/>
       </w:rPr>
@@ -4244,6 +4533,7 @@
         <w:spacing w:after="0" w:before="0" w:line="240" w:lineRule="auto"/>
       </w:pPr>
       <w:rPr>
+        <w:rFonts w:eastAsia="黑体"/>
         <w:b/>
         <w:bCs/>
       </w:rPr>
@@ -4261,12 +4551,14 @@
     </w:tblStylePr>
     <w:tblStylePr w:type="firstCol">
       <w:rPr>
+        <w:rFonts w:eastAsia="黑体"/>
         <w:b/>
         <w:bCs/>
       </w:rPr>
     </w:tblStylePr>
     <w:tblStylePr w:type="lastCol">
       <w:rPr>
+        <w:rFonts w:eastAsia="黑体"/>
         <w:b/>
         <w:bCs/>
       </w:rPr>
@@ -4326,6 +4618,7 @@
         <w:spacing w:after="0" w:before="0" w:line="240" w:lineRule="auto"/>
       </w:pPr>
       <w:rPr>
+        <w:rFonts w:eastAsia="黑体"/>
         <w:b/>
         <w:bCs/>
         <w:color w:themeColor="background1" w:val="FFFFFF"/>
@@ -4340,6 +4633,7 @@
         <w:spacing w:after="0" w:before="0" w:line="240" w:lineRule="auto"/>
       </w:pPr>
       <w:rPr>
+        <w:rFonts w:eastAsia="黑体"/>
         <w:b/>
         <w:bCs/>
       </w:rPr>
@@ -4355,12 +4649,14 @@
     </w:tblStylePr>
     <w:tblStylePr w:type="firstCol">
       <w:rPr>
+        <w:rFonts w:eastAsia="黑体"/>
         <w:b/>
         <w:bCs/>
       </w:rPr>
     </w:tblStylePr>
     <w:tblStylePr w:type="lastCol">
       <w:rPr>
+        <w:rFonts w:eastAsia="黑体"/>
         <w:b/>
         <w:bCs/>
       </w:rPr>
@@ -4418,6 +4714,7 @@
         <w:spacing w:after="0" w:before="0" w:line="240" w:lineRule="auto"/>
       </w:pPr>
       <w:rPr>
+        <w:rFonts w:eastAsia="黑体"/>
         <w:b/>
         <w:bCs/>
         <w:color w:themeColor="background1" w:val="FFFFFF"/>
@@ -4432,6 +4729,7 @@
         <w:spacing w:after="0" w:before="0" w:line="240" w:lineRule="auto"/>
       </w:pPr>
       <w:rPr>
+        <w:rFonts w:eastAsia="黑体"/>
         <w:b/>
         <w:bCs/>
       </w:rPr>
@@ -4447,12 +4745,14 @@
     </w:tblStylePr>
     <w:tblStylePr w:type="firstCol">
       <w:rPr>
+        <w:rFonts w:eastAsia="黑体"/>
         <w:b/>
         <w:bCs/>
       </w:rPr>
     </w:tblStylePr>
     <w:tblStylePr w:type="lastCol">
       <w:rPr>
+        <w:rFonts w:eastAsia="黑体"/>
         <w:b/>
         <w:bCs/>
       </w:rPr>
@@ -4510,6 +4810,7 @@
         <w:spacing w:after="0" w:before="0" w:line="240" w:lineRule="auto"/>
       </w:pPr>
       <w:rPr>
+        <w:rFonts w:eastAsia="黑体"/>
         <w:b/>
         <w:bCs/>
         <w:color w:themeColor="background1" w:val="FFFFFF"/>
@@ -4524,6 +4825,7 @@
         <w:spacing w:after="0" w:before="0" w:line="240" w:lineRule="auto"/>
       </w:pPr>
       <w:rPr>
+        <w:rFonts w:eastAsia="黑体"/>
         <w:b/>
         <w:bCs/>
       </w:rPr>
@@ -4539,12 +4841,14 @@
     </w:tblStylePr>
     <w:tblStylePr w:type="firstCol">
       <w:rPr>
+        <w:rFonts w:eastAsia="黑体"/>
         <w:b/>
         <w:bCs/>
       </w:rPr>
     </w:tblStylePr>
     <w:tblStylePr w:type="lastCol">
       <w:rPr>
+        <w:rFonts w:eastAsia="黑体"/>
         <w:b/>
         <w:bCs/>
       </w:rPr>
@@ -4602,6 +4906,7 @@
         <w:spacing w:after="0" w:before="0" w:line="240" w:lineRule="auto"/>
       </w:pPr>
       <w:rPr>
+        <w:rFonts w:eastAsia="黑体"/>
         <w:b/>
         <w:bCs/>
         <w:color w:themeColor="background1" w:val="FFFFFF"/>
@@ -4616,6 +4921,7 @@
         <w:spacing w:after="0" w:before="0" w:line="240" w:lineRule="auto"/>
       </w:pPr>
       <w:rPr>
+        <w:rFonts w:eastAsia="黑体"/>
         <w:b/>
         <w:bCs/>
       </w:rPr>
@@ -4631,12 +4937,14 @@
     </w:tblStylePr>
     <w:tblStylePr w:type="firstCol">
       <w:rPr>
+        <w:rFonts w:eastAsia="黑体"/>
         <w:b/>
         <w:bCs/>
       </w:rPr>
     </w:tblStylePr>
     <w:tblStylePr w:type="lastCol">
       <w:rPr>
+        <w:rFonts w:eastAsia="黑体"/>
         <w:b/>
         <w:bCs/>
       </w:rPr>
@@ -4694,6 +5002,7 @@
         <w:spacing w:after="0" w:before="0" w:line="240" w:lineRule="auto"/>
       </w:pPr>
       <w:rPr>
+        <w:rFonts w:eastAsia="黑体"/>
         <w:b/>
         <w:bCs/>
         <w:color w:themeColor="background1" w:val="FFFFFF"/>
@@ -4708,6 +5017,7 @@
         <w:spacing w:after="0" w:before="0" w:line="240" w:lineRule="auto"/>
       </w:pPr>
       <w:rPr>
+        <w:rFonts w:eastAsia="黑体"/>
         <w:b/>
         <w:bCs/>
       </w:rPr>
@@ -4723,12 +5033,14 @@
     </w:tblStylePr>
     <w:tblStylePr w:type="firstCol">
       <w:rPr>
+        <w:rFonts w:eastAsia="黑体"/>
         <w:b/>
         <w:bCs/>
       </w:rPr>
     </w:tblStylePr>
     <w:tblStylePr w:type="lastCol">
       <w:rPr>
+        <w:rFonts w:eastAsia="黑体"/>
         <w:b/>
         <w:bCs/>
       </w:rPr>
@@ -4786,6 +5098,7 @@
         <w:spacing w:after="0" w:before="0" w:line="240" w:lineRule="auto"/>
       </w:pPr>
       <w:rPr>
+        <w:rFonts w:eastAsia="黑体"/>
         <w:b/>
         <w:bCs/>
         <w:color w:themeColor="background1" w:val="FFFFFF"/>
@@ -4800,6 +5113,7 @@
         <w:spacing w:after="0" w:before="0" w:line="240" w:lineRule="auto"/>
       </w:pPr>
       <w:rPr>
+        <w:rFonts w:eastAsia="黑体"/>
         <w:b/>
         <w:bCs/>
       </w:rPr>
@@ -4815,12 +5129,14 @@
     </w:tblStylePr>
     <w:tblStylePr w:type="firstCol">
       <w:rPr>
+        <w:rFonts w:eastAsia="黑体"/>
         <w:b/>
         <w:bCs/>
       </w:rPr>
     </w:tblStylePr>
     <w:tblStylePr w:type="lastCol">
       <w:rPr>
+        <w:rFonts w:eastAsia="黑体"/>
         <w:b/>
         <w:bCs/>
       </w:rPr>
@@ -4878,6 +5194,7 @@
         <w:spacing w:after="0" w:before="0" w:line="240" w:lineRule="auto"/>
       </w:pPr>
       <w:rPr>
+        <w:rFonts w:eastAsia="黑体"/>
         <w:b/>
         <w:bCs/>
         <w:color w:themeColor="background1" w:val="FFFFFF"/>
@@ -4892,6 +5209,7 @@
         <w:spacing w:after="0" w:before="0" w:line="240" w:lineRule="auto"/>
       </w:pPr>
       <w:rPr>
+        <w:rFonts w:eastAsia="黑体"/>
         <w:b/>
         <w:bCs/>
       </w:rPr>
@@ -4907,12 +5225,14 @@
     </w:tblStylePr>
     <w:tblStylePr w:type="firstCol">
       <w:rPr>
+        <w:rFonts w:eastAsia="黑体"/>
         <w:b/>
         <w:bCs/>
       </w:rPr>
     </w:tblStylePr>
     <w:tblStylePr w:type="lastCol">
       <w:rPr>
+        <w:rFonts w:eastAsia="黑体"/>
         <w:b/>
         <w:bCs/>
       </w:rPr>
@@ -4972,7 +5292,7 @@
         <w:spacing w:after="0" w:before="0" w:line="240" w:lineRule="auto"/>
       </w:pPr>
       <w:rPr>
-        <w:rFonts w:asciiTheme="majorHAnsi" w:cstheme="majorBidi" w:eastAsiaTheme="majorEastAsia" w:hAnsiTheme="majorHAnsi"/>
+        <w:rFonts w:asciiTheme="majorHAnsi" w:cstheme="majorBidi" w:hAnsiTheme="majorHAnsi" w:eastAsia="黑体"/>
         <w:b/>
         <w:bCs/>
       </w:rPr>
@@ -4993,7 +5313,7 @@
         <w:spacing w:after="0" w:before="0" w:line="240" w:lineRule="auto"/>
       </w:pPr>
       <w:rPr>
-        <w:rFonts w:asciiTheme="majorHAnsi" w:cstheme="majorBidi" w:eastAsiaTheme="majorEastAsia" w:hAnsiTheme="majorHAnsi"/>
+        <w:rFonts w:asciiTheme="majorHAnsi" w:cstheme="majorBidi" w:hAnsiTheme="majorHAnsi" w:eastAsia="黑体"/>
         <w:b/>
         <w:bCs/>
       </w:rPr>
@@ -5011,14 +5331,14 @@
     </w:tblStylePr>
     <w:tblStylePr w:type="firstCol">
       <w:rPr>
-        <w:rFonts w:asciiTheme="majorHAnsi" w:cstheme="majorBidi" w:eastAsiaTheme="majorEastAsia" w:hAnsiTheme="majorHAnsi"/>
+        <w:rFonts w:asciiTheme="majorHAnsi" w:cstheme="majorBidi" w:hAnsiTheme="majorHAnsi" w:eastAsia="黑体"/>
         <w:b/>
         <w:bCs/>
       </w:rPr>
     </w:tblStylePr>
     <w:tblStylePr w:type="lastCol">
       <w:rPr>
-        <w:rFonts w:asciiTheme="majorHAnsi" w:cstheme="majorBidi" w:eastAsiaTheme="majorEastAsia" w:hAnsiTheme="majorHAnsi"/>
+        <w:rFonts w:asciiTheme="majorHAnsi" w:cstheme="majorBidi" w:hAnsiTheme="majorHAnsi" w:eastAsia="黑体"/>
         <w:b/>
         <w:bCs/>
       </w:rPr>
@@ -5102,7 +5422,7 @@
         <w:spacing w:after="0" w:before="0" w:line="240" w:lineRule="auto"/>
       </w:pPr>
       <w:rPr>
-        <w:rFonts w:asciiTheme="majorHAnsi" w:cstheme="majorBidi" w:eastAsiaTheme="majorEastAsia" w:hAnsiTheme="majorHAnsi"/>
+        <w:rFonts w:asciiTheme="majorHAnsi" w:cstheme="majorBidi" w:hAnsiTheme="majorHAnsi" w:eastAsia="黑体"/>
         <w:b/>
         <w:bCs/>
       </w:rPr>
@@ -5123,7 +5443,7 @@
         <w:spacing w:after="0" w:before="0" w:line="240" w:lineRule="auto"/>
       </w:pPr>
       <w:rPr>
-        <w:rFonts w:asciiTheme="majorHAnsi" w:cstheme="majorBidi" w:eastAsiaTheme="majorEastAsia" w:hAnsiTheme="majorHAnsi"/>
+        <w:rFonts w:asciiTheme="majorHAnsi" w:cstheme="majorBidi" w:hAnsiTheme="majorHAnsi" w:eastAsia="黑体"/>
         <w:b/>
         <w:bCs/>
       </w:rPr>
@@ -5141,14 +5461,14 @@
     </w:tblStylePr>
     <w:tblStylePr w:type="firstCol">
       <w:rPr>
-        <w:rFonts w:asciiTheme="majorHAnsi" w:cstheme="majorBidi" w:eastAsiaTheme="majorEastAsia" w:hAnsiTheme="majorHAnsi"/>
+        <w:rFonts w:asciiTheme="majorHAnsi" w:cstheme="majorBidi" w:hAnsiTheme="majorHAnsi" w:eastAsia="黑体"/>
         <w:b/>
         <w:bCs/>
       </w:rPr>
     </w:tblStylePr>
     <w:tblStylePr w:type="lastCol">
       <w:rPr>
-        <w:rFonts w:asciiTheme="majorHAnsi" w:cstheme="majorBidi" w:eastAsiaTheme="majorEastAsia" w:hAnsiTheme="majorHAnsi"/>
+        <w:rFonts w:asciiTheme="majorHAnsi" w:cstheme="majorBidi" w:hAnsiTheme="majorHAnsi" w:eastAsia="黑体"/>
         <w:b/>
         <w:bCs/>
       </w:rPr>
@@ -5232,7 +5552,7 @@
         <w:spacing w:after="0" w:before="0" w:line="240" w:lineRule="auto"/>
       </w:pPr>
       <w:rPr>
-        <w:rFonts w:asciiTheme="majorHAnsi" w:cstheme="majorBidi" w:eastAsiaTheme="majorEastAsia" w:hAnsiTheme="majorHAnsi"/>
+        <w:rFonts w:asciiTheme="majorHAnsi" w:cstheme="majorBidi" w:hAnsiTheme="majorHAnsi" w:eastAsia="黑体"/>
         <w:b/>
         <w:bCs/>
       </w:rPr>
@@ -5253,7 +5573,7 @@
         <w:spacing w:after="0" w:before="0" w:line="240" w:lineRule="auto"/>
       </w:pPr>
       <w:rPr>
-        <w:rFonts w:asciiTheme="majorHAnsi" w:cstheme="majorBidi" w:eastAsiaTheme="majorEastAsia" w:hAnsiTheme="majorHAnsi"/>
+        <w:rFonts w:asciiTheme="majorHAnsi" w:cstheme="majorBidi" w:hAnsiTheme="majorHAnsi" w:eastAsia="黑体"/>
         <w:b/>
         <w:bCs/>
       </w:rPr>
@@ -5271,14 +5591,14 @@
     </w:tblStylePr>
     <w:tblStylePr w:type="firstCol">
       <w:rPr>
-        <w:rFonts w:asciiTheme="majorHAnsi" w:cstheme="majorBidi" w:eastAsiaTheme="majorEastAsia" w:hAnsiTheme="majorHAnsi"/>
+        <w:rFonts w:asciiTheme="majorHAnsi" w:cstheme="majorBidi" w:hAnsiTheme="majorHAnsi" w:eastAsia="黑体"/>
         <w:b/>
         <w:bCs/>
       </w:rPr>
     </w:tblStylePr>
     <w:tblStylePr w:type="lastCol">
       <w:rPr>
-        <w:rFonts w:asciiTheme="majorHAnsi" w:cstheme="majorBidi" w:eastAsiaTheme="majorEastAsia" w:hAnsiTheme="majorHAnsi"/>
+        <w:rFonts w:asciiTheme="majorHAnsi" w:cstheme="majorBidi" w:hAnsiTheme="majorHAnsi" w:eastAsia="黑体"/>
         <w:b/>
         <w:bCs/>
       </w:rPr>
@@ -5362,7 +5682,7 @@
         <w:spacing w:after="0" w:before="0" w:line="240" w:lineRule="auto"/>
       </w:pPr>
       <w:rPr>
-        <w:rFonts w:asciiTheme="majorHAnsi" w:cstheme="majorBidi" w:eastAsiaTheme="majorEastAsia" w:hAnsiTheme="majorHAnsi"/>
+        <w:rFonts w:asciiTheme="majorHAnsi" w:cstheme="majorBidi" w:hAnsiTheme="majorHAnsi" w:eastAsia="黑体"/>
         <w:b/>
         <w:bCs/>
       </w:rPr>
@@ -5383,7 +5703,7 @@
         <w:spacing w:after="0" w:before="0" w:line="240" w:lineRule="auto"/>
       </w:pPr>
       <w:rPr>
-        <w:rFonts w:asciiTheme="majorHAnsi" w:cstheme="majorBidi" w:eastAsiaTheme="majorEastAsia" w:hAnsiTheme="majorHAnsi"/>
+        <w:rFonts w:asciiTheme="majorHAnsi" w:cstheme="majorBidi" w:hAnsiTheme="majorHAnsi" w:eastAsia="黑体"/>
         <w:b/>
         <w:bCs/>
       </w:rPr>
@@ -5401,14 +5721,14 @@
     </w:tblStylePr>
     <w:tblStylePr w:type="firstCol">
       <w:rPr>
-        <w:rFonts w:asciiTheme="majorHAnsi" w:cstheme="majorBidi" w:eastAsiaTheme="majorEastAsia" w:hAnsiTheme="majorHAnsi"/>
+        <w:rFonts w:asciiTheme="majorHAnsi" w:cstheme="majorBidi" w:hAnsiTheme="majorHAnsi" w:eastAsia="黑体"/>
         <w:b/>
         <w:bCs/>
       </w:rPr>
     </w:tblStylePr>
     <w:tblStylePr w:type="lastCol">
       <w:rPr>
-        <w:rFonts w:asciiTheme="majorHAnsi" w:cstheme="majorBidi" w:eastAsiaTheme="majorEastAsia" w:hAnsiTheme="majorHAnsi"/>
+        <w:rFonts w:asciiTheme="majorHAnsi" w:cstheme="majorBidi" w:hAnsiTheme="majorHAnsi" w:eastAsia="黑体"/>
         <w:b/>
         <w:bCs/>
       </w:rPr>
@@ -5492,7 +5812,7 @@
         <w:spacing w:after="0" w:before="0" w:line="240" w:lineRule="auto"/>
       </w:pPr>
       <w:rPr>
-        <w:rFonts w:asciiTheme="majorHAnsi" w:cstheme="majorBidi" w:eastAsiaTheme="majorEastAsia" w:hAnsiTheme="majorHAnsi"/>
+        <w:rFonts w:asciiTheme="majorHAnsi" w:cstheme="majorBidi" w:hAnsiTheme="majorHAnsi" w:eastAsia="黑体"/>
         <w:b/>
         <w:bCs/>
       </w:rPr>
@@ -5513,7 +5833,7 @@
         <w:spacing w:after="0" w:before="0" w:line="240" w:lineRule="auto"/>
       </w:pPr>
       <w:rPr>
-        <w:rFonts w:asciiTheme="majorHAnsi" w:cstheme="majorBidi" w:eastAsiaTheme="majorEastAsia" w:hAnsiTheme="majorHAnsi"/>
+        <w:rFonts w:asciiTheme="majorHAnsi" w:cstheme="majorBidi" w:hAnsiTheme="majorHAnsi" w:eastAsia="黑体"/>
         <w:b/>
         <w:bCs/>
       </w:rPr>
@@ -5531,14 +5851,14 @@
     </w:tblStylePr>
     <w:tblStylePr w:type="firstCol">
       <w:rPr>
-        <w:rFonts w:asciiTheme="majorHAnsi" w:cstheme="majorBidi" w:eastAsiaTheme="majorEastAsia" w:hAnsiTheme="majorHAnsi"/>
+        <w:rFonts w:asciiTheme="majorHAnsi" w:cstheme="majorBidi" w:hAnsiTheme="majorHAnsi" w:eastAsia="黑体"/>
         <w:b/>
         <w:bCs/>
       </w:rPr>
     </w:tblStylePr>
     <w:tblStylePr w:type="lastCol">
       <w:rPr>
-        <w:rFonts w:asciiTheme="majorHAnsi" w:cstheme="majorBidi" w:eastAsiaTheme="majorEastAsia" w:hAnsiTheme="majorHAnsi"/>
+        <w:rFonts w:asciiTheme="majorHAnsi" w:cstheme="majorBidi" w:hAnsiTheme="majorHAnsi" w:eastAsia="黑体"/>
         <w:b/>
         <w:bCs/>
       </w:rPr>
@@ -5622,7 +5942,7 @@
         <w:spacing w:after="0" w:before="0" w:line="240" w:lineRule="auto"/>
       </w:pPr>
       <w:rPr>
-        <w:rFonts w:asciiTheme="majorHAnsi" w:cstheme="majorBidi" w:eastAsiaTheme="majorEastAsia" w:hAnsiTheme="majorHAnsi"/>
+        <w:rFonts w:asciiTheme="majorHAnsi" w:cstheme="majorBidi" w:hAnsiTheme="majorHAnsi" w:eastAsia="黑体"/>
         <w:b/>
         <w:bCs/>
       </w:rPr>
@@ -5643,7 +5963,7 @@
         <w:spacing w:after="0" w:before="0" w:line="240" w:lineRule="auto"/>
       </w:pPr>
       <w:rPr>
-        <w:rFonts w:asciiTheme="majorHAnsi" w:cstheme="majorBidi" w:eastAsiaTheme="majorEastAsia" w:hAnsiTheme="majorHAnsi"/>
+        <w:rFonts w:asciiTheme="majorHAnsi" w:cstheme="majorBidi" w:hAnsiTheme="majorHAnsi" w:eastAsia="黑体"/>
         <w:b/>
         <w:bCs/>
       </w:rPr>
@@ -5661,14 +5981,14 @@
     </w:tblStylePr>
     <w:tblStylePr w:type="firstCol">
       <w:rPr>
-        <w:rFonts w:asciiTheme="majorHAnsi" w:cstheme="majorBidi" w:eastAsiaTheme="majorEastAsia" w:hAnsiTheme="majorHAnsi"/>
+        <w:rFonts w:asciiTheme="majorHAnsi" w:cstheme="majorBidi" w:hAnsiTheme="majorHAnsi" w:eastAsia="黑体"/>
         <w:b/>
         <w:bCs/>
       </w:rPr>
     </w:tblStylePr>
     <w:tblStylePr w:type="lastCol">
       <w:rPr>
-        <w:rFonts w:asciiTheme="majorHAnsi" w:cstheme="majorBidi" w:eastAsiaTheme="majorEastAsia" w:hAnsiTheme="majorHAnsi"/>
+        <w:rFonts w:asciiTheme="majorHAnsi" w:cstheme="majorBidi" w:hAnsiTheme="majorHAnsi" w:eastAsia="黑体"/>
         <w:b/>
         <w:bCs/>
       </w:rPr>
@@ -5752,7 +6072,7 @@
         <w:spacing w:after="0" w:before="0" w:line="240" w:lineRule="auto"/>
       </w:pPr>
       <w:rPr>
-        <w:rFonts w:asciiTheme="majorHAnsi" w:cstheme="majorBidi" w:eastAsiaTheme="majorEastAsia" w:hAnsiTheme="majorHAnsi"/>
+        <w:rFonts w:asciiTheme="majorHAnsi" w:cstheme="majorBidi" w:hAnsiTheme="majorHAnsi" w:eastAsia="黑体"/>
         <w:b/>
         <w:bCs/>
       </w:rPr>
@@ -5773,7 +6093,7 @@
         <w:spacing w:after="0" w:before="0" w:line="240" w:lineRule="auto"/>
       </w:pPr>
       <w:rPr>
-        <w:rFonts w:asciiTheme="majorHAnsi" w:cstheme="majorBidi" w:eastAsiaTheme="majorEastAsia" w:hAnsiTheme="majorHAnsi"/>
+        <w:rFonts w:asciiTheme="majorHAnsi" w:cstheme="majorBidi" w:hAnsiTheme="majorHAnsi" w:eastAsia="黑体"/>
         <w:b/>
         <w:bCs/>
       </w:rPr>
@@ -5791,14 +6111,14 @@
     </w:tblStylePr>
     <w:tblStylePr w:type="firstCol">
       <w:rPr>
-        <w:rFonts w:asciiTheme="majorHAnsi" w:cstheme="majorBidi" w:eastAsiaTheme="majorEastAsia" w:hAnsiTheme="majorHAnsi"/>
+        <w:rFonts w:asciiTheme="majorHAnsi" w:cstheme="majorBidi" w:hAnsiTheme="majorHAnsi" w:eastAsia="黑体"/>
         <w:b/>
         <w:bCs/>
       </w:rPr>
     </w:tblStylePr>
     <w:tblStylePr w:type="lastCol">
       <w:rPr>
-        <w:rFonts w:asciiTheme="majorHAnsi" w:cstheme="majorBidi" w:eastAsiaTheme="majorEastAsia" w:hAnsiTheme="majorHAnsi"/>
+        <w:rFonts w:asciiTheme="majorHAnsi" w:cstheme="majorBidi" w:hAnsiTheme="majorHAnsi" w:eastAsia="黑体"/>
         <w:b/>
         <w:bCs/>
       </w:rPr>
@@ -5881,6 +6201,7 @@
         <w:spacing w:after="0" w:before="0" w:line="240" w:lineRule="auto"/>
       </w:pPr>
       <w:rPr>
+        <w:rFonts w:eastAsia="黑体"/>
         <w:b/>
         <w:bCs/>
         <w:color w:themeColor="background1" w:val="FFFFFF"/>
@@ -5903,6 +6224,7 @@
         <w:spacing w:after="0" w:before="0" w:line="240" w:lineRule="auto"/>
       </w:pPr>
       <w:rPr>
+        <w:rFonts w:eastAsia="黑体"/>
         <w:b/>
         <w:bCs/>
       </w:rPr>
@@ -5920,12 +6242,14 @@
     </w:tblStylePr>
     <w:tblStylePr w:type="firstCol">
       <w:rPr>
+        <w:rFonts w:eastAsia="黑体"/>
         <w:b/>
         <w:bCs/>
       </w:rPr>
     </w:tblStylePr>
     <w:tblStylePr w:type="lastCol">
       <w:rPr>
+        <w:rFonts w:eastAsia="黑体"/>
         <w:b/>
         <w:bCs/>
       </w:rPr>
@@ -5987,6 +6311,7 @@
         <w:spacing w:after="0" w:before="0" w:line="240" w:lineRule="auto"/>
       </w:pPr>
       <w:rPr>
+        <w:rFonts w:eastAsia="黑体"/>
         <w:b/>
         <w:bCs/>
         <w:color w:themeColor="background1" w:val="FFFFFF"/>
@@ -6009,6 +6334,7 @@
         <w:spacing w:after="0" w:before="0" w:line="240" w:lineRule="auto"/>
       </w:pPr>
       <w:rPr>
+        <w:rFonts w:eastAsia="黑体"/>
         <w:b/>
         <w:bCs/>
       </w:rPr>
@@ -6026,12 +6352,14 @@
     </w:tblStylePr>
     <w:tblStylePr w:type="firstCol">
       <w:rPr>
+        <w:rFonts w:eastAsia="黑体"/>
         <w:b/>
         <w:bCs/>
       </w:rPr>
     </w:tblStylePr>
     <w:tblStylePr w:type="lastCol">
       <w:rPr>
+        <w:rFonts w:eastAsia="黑体"/>
         <w:b/>
         <w:bCs/>
       </w:rPr>
@@ -6093,6 +6421,7 @@
         <w:spacing w:after="0" w:before="0" w:line="240" w:lineRule="auto"/>
       </w:pPr>
       <w:rPr>
+        <w:rFonts w:eastAsia="黑体"/>
         <w:b/>
         <w:bCs/>
         <w:color w:themeColor="background1" w:val="FFFFFF"/>
@@ -6115,6 +6444,7 @@
         <w:spacing w:after="0" w:before="0" w:line="240" w:lineRule="auto"/>
       </w:pPr>
       <w:rPr>
+        <w:rFonts w:eastAsia="黑体"/>
         <w:b/>
         <w:bCs/>
       </w:rPr>
@@ -6132,12 +6462,14 @@
     </w:tblStylePr>
     <w:tblStylePr w:type="firstCol">
       <w:rPr>
+        <w:rFonts w:eastAsia="黑体"/>
         <w:b/>
         <w:bCs/>
       </w:rPr>
     </w:tblStylePr>
     <w:tblStylePr w:type="lastCol">
       <w:rPr>
+        <w:rFonts w:eastAsia="黑体"/>
         <w:b/>
         <w:bCs/>
       </w:rPr>
@@ -6199,6 +6531,7 @@
         <w:spacing w:after="0" w:before="0" w:line="240" w:lineRule="auto"/>
       </w:pPr>
       <w:rPr>
+        <w:rFonts w:eastAsia="黑体"/>
         <w:b/>
         <w:bCs/>
         <w:color w:themeColor="background1" w:val="FFFFFF"/>
@@ -6221,6 +6554,7 @@
         <w:spacing w:after="0" w:before="0" w:line="240" w:lineRule="auto"/>
       </w:pPr>
       <w:rPr>
+        <w:rFonts w:eastAsia="黑体"/>
         <w:b/>
         <w:bCs/>
       </w:rPr>
@@ -6238,12 +6572,14 @@
     </w:tblStylePr>
     <w:tblStylePr w:type="firstCol">
       <w:rPr>
+        <w:rFonts w:eastAsia="黑体"/>
         <w:b/>
         <w:bCs/>
       </w:rPr>
     </w:tblStylePr>
     <w:tblStylePr w:type="lastCol">
       <w:rPr>
+        <w:rFonts w:eastAsia="黑体"/>
         <w:b/>
         <w:bCs/>
       </w:rPr>
@@ -6305,6 +6641,7 @@
         <w:spacing w:after="0" w:before="0" w:line="240" w:lineRule="auto"/>
       </w:pPr>
       <w:rPr>
+        <w:rFonts w:eastAsia="黑体"/>
         <w:b/>
         <w:bCs/>
         <w:color w:themeColor="background1" w:val="FFFFFF"/>
@@ -6327,6 +6664,7 @@
         <w:spacing w:after="0" w:before="0" w:line="240" w:lineRule="auto"/>
       </w:pPr>
       <w:rPr>
+        <w:rFonts w:eastAsia="黑体"/>
         <w:b/>
         <w:bCs/>
       </w:rPr>
@@ -6344,12 +6682,14 @@
     </w:tblStylePr>
     <w:tblStylePr w:type="firstCol">
       <w:rPr>
+        <w:rFonts w:eastAsia="黑体"/>
         <w:b/>
         <w:bCs/>
       </w:rPr>
     </w:tblStylePr>
     <w:tblStylePr w:type="lastCol">
       <w:rPr>
+        <w:rFonts w:eastAsia="黑体"/>
         <w:b/>
         <w:bCs/>
       </w:rPr>
@@ -6411,6 +6751,7 @@
         <w:spacing w:after="0" w:before="0" w:line="240" w:lineRule="auto"/>
       </w:pPr>
       <w:rPr>
+        <w:rFonts w:eastAsia="黑体"/>
         <w:b/>
         <w:bCs/>
         <w:color w:themeColor="background1" w:val="FFFFFF"/>
@@ -6433,6 +6774,7 @@
         <w:spacing w:after="0" w:before="0" w:line="240" w:lineRule="auto"/>
       </w:pPr>
       <w:rPr>
+        <w:rFonts w:eastAsia="黑体"/>
         <w:b/>
         <w:bCs/>
       </w:rPr>
@@ -6450,12 +6792,14 @@
     </w:tblStylePr>
     <w:tblStylePr w:type="firstCol">
       <w:rPr>
+        <w:rFonts w:eastAsia="黑体"/>
         <w:b/>
         <w:bCs/>
       </w:rPr>
     </w:tblStylePr>
     <w:tblStylePr w:type="lastCol">
       <w:rPr>
+        <w:rFonts w:eastAsia="黑体"/>
         <w:b/>
         <w:bCs/>
       </w:rPr>
@@ -6517,6 +6861,7 @@
         <w:spacing w:after="0" w:before="0" w:line="240" w:lineRule="auto"/>
       </w:pPr>
       <w:rPr>
+        <w:rFonts w:eastAsia="黑体"/>
         <w:b/>
         <w:bCs/>
         <w:color w:themeColor="background1" w:val="FFFFFF"/>
@@ -6539,6 +6884,7 @@
         <w:spacing w:after="0" w:before="0" w:line="240" w:lineRule="auto"/>
       </w:pPr>
       <w:rPr>
+        <w:rFonts w:eastAsia="黑体"/>
         <w:b/>
         <w:bCs/>
       </w:rPr>
@@ -6556,12 +6902,14 @@
     </w:tblStylePr>
     <w:tblStylePr w:type="firstCol">
       <w:rPr>
+        <w:rFonts w:eastAsia="黑体"/>
         <w:b/>
         <w:bCs/>
       </w:rPr>
     </w:tblStylePr>
     <w:tblStylePr w:type="lastCol">
       <w:rPr>
+        <w:rFonts w:eastAsia="黑体"/>
         <w:b/>
         <w:bCs/>
       </w:rPr>
@@ -6620,6 +6968,7 @@
         <w:spacing w:after="0" w:before="0" w:line="240" w:lineRule="auto"/>
       </w:pPr>
       <w:rPr>
+        <w:rFonts w:eastAsia="黑体"/>
         <w:b/>
         <w:bCs/>
         <w:color w:themeColor="background1" w:val="FFFFFF"/>
@@ -6642,6 +6991,7 @@
         <w:spacing w:after="0" w:before="0" w:line="240" w:lineRule="auto"/>
       </w:pPr>
       <w:rPr>
+        <w:rFonts w:eastAsia="黑体"/>
         <w:color w:val="auto"/>
       </w:rPr>
       <w:tblPr/>
@@ -6659,6 +7009,7 @@
     </w:tblStylePr>
     <w:tblStylePr w:type="firstCol">
       <w:rPr>
+        <w:rFonts w:eastAsia="黑体"/>
         <w:b/>
         <w:bCs/>
         <w:color w:themeColor="background1" w:val="FFFFFF"/>
@@ -6678,6 +7029,7 @@
     </w:tblStylePr>
     <w:tblStylePr w:type="lastCol">
       <w:rPr>
+        <w:rFonts w:eastAsia="黑体"/>
         <w:b/>
         <w:bCs/>
         <w:color w:themeColor="background1" w:val="FFFFFF"/>
@@ -6726,6 +7078,7 @@
     </w:tblStylePr>
     <w:tblStylePr w:type="nwCell">
       <w:rPr>
+        <w:rFonts w:eastAsia="黑体"/>
         <w:color w:themeColor="background1" w:val="FFFFFF"/>
       </w:rPr>
       <w:tblPr/>
@@ -6769,6 +7122,7 @@
         <w:spacing w:after="0" w:before="0" w:line="240" w:lineRule="auto"/>
       </w:pPr>
       <w:rPr>
+        <w:rFonts w:eastAsia="黑体"/>
         <w:b/>
         <w:bCs/>
         <w:color w:themeColor="background1" w:val="FFFFFF"/>
@@ -6791,6 +7145,7 @@
         <w:spacing w:after="0" w:before="0" w:line="240" w:lineRule="auto"/>
       </w:pPr>
       <w:rPr>
+        <w:rFonts w:eastAsia="黑体"/>
         <w:color w:val="auto"/>
       </w:rPr>
       <w:tblPr/>
@@ -6808,6 +7163,7 @@
     </w:tblStylePr>
     <w:tblStylePr w:type="firstCol">
       <w:rPr>
+        <w:rFonts w:eastAsia="黑体"/>
         <w:b/>
         <w:bCs/>
         <w:color w:themeColor="background1" w:val="FFFFFF"/>
@@ -6827,6 +7183,7 @@
     </w:tblStylePr>
     <w:tblStylePr w:type="lastCol">
       <w:rPr>
+        <w:rFonts w:eastAsia="黑体"/>
         <w:b/>
         <w:bCs/>
         <w:color w:themeColor="background1" w:val="FFFFFF"/>
@@ -6875,6 +7232,7 @@
     </w:tblStylePr>
     <w:tblStylePr w:type="nwCell">
       <w:rPr>
+        <w:rFonts w:eastAsia="黑体"/>
         <w:color w:themeColor="background1" w:val="FFFFFF"/>
       </w:rPr>
       <w:tblPr/>
@@ -6918,6 +7276,7 @@
         <w:spacing w:after="0" w:before="0" w:line="240" w:lineRule="auto"/>
       </w:pPr>
       <w:rPr>
+        <w:rFonts w:eastAsia="黑体"/>
         <w:b/>
         <w:bCs/>
         <w:color w:themeColor="background1" w:val="FFFFFF"/>
@@ -6940,6 +7299,7 @@
         <w:spacing w:after="0" w:before="0" w:line="240" w:lineRule="auto"/>
       </w:pPr>
       <w:rPr>
+        <w:rFonts w:eastAsia="黑体"/>
         <w:color w:val="auto"/>
       </w:rPr>
       <w:tblPr/>
@@ -6957,6 +7317,7 @@
     </w:tblStylePr>
     <w:tblStylePr w:type="firstCol">
       <w:rPr>
+        <w:rFonts w:eastAsia="黑体"/>
         <w:b/>
         <w:bCs/>
         <w:color w:themeColor="background1" w:val="FFFFFF"/>
@@ -6976,6 +7337,7 @@
     </w:tblStylePr>
     <w:tblStylePr w:type="lastCol">
       <w:rPr>
+        <w:rFonts w:eastAsia="黑体"/>
         <w:b/>
         <w:bCs/>
         <w:color w:themeColor="background1" w:val="FFFFFF"/>
@@ -7024,6 +7386,7 @@
     </w:tblStylePr>
     <w:tblStylePr w:type="nwCell">
       <w:rPr>
+        <w:rFonts w:eastAsia="黑体"/>
         <w:color w:themeColor="background1" w:val="FFFFFF"/>
       </w:rPr>
       <w:tblPr/>
@@ -7067,6 +7430,7 @@
         <w:spacing w:after="0" w:before="0" w:line="240" w:lineRule="auto"/>
       </w:pPr>
       <w:rPr>
+        <w:rFonts w:eastAsia="黑体"/>
         <w:b/>
         <w:bCs/>
         <w:color w:themeColor="background1" w:val="FFFFFF"/>
@@ -7089,6 +7453,7 @@
         <w:spacing w:after="0" w:before="0" w:line="240" w:lineRule="auto"/>
       </w:pPr>
       <w:rPr>
+        <w:rFonts w:eastAsia="黑体"/>
         <w:color w:val="auto"/>
       </w:rPr>
       <w:tblPr/>
@@ -7106,6 +7471,7 @@
     </w:tblStylePr>
     <w:tblStylePr w:type="firstCol">
       <w:rPr>
+        <w:rFonts w:eastAsia="黑体"/>
         <w:b/>
         <w:bCs/>
         <w:color w:themeColor="background1" w:val="FFFFFF"/>
@@ -7125,6 +7491,7 @@
     </w:tblStylePr>
     <w:tblStylePr w:type="lastCol">
       <w:rPr>
+        <w:rFonts w:eastAsia="黑体"/>
         <w:b/>
         <w:bCs/>
         <w:color w:themeColor="background1" w:val="FFFFFF"/>
@@ -7173,6 +7540,7 @@
     </w:tblStylePr>
     <w:tblStylePr w:type="nwCell">
       <w:rPr>
+        <w:rFonts w:eastAsia="黑体"/>
         <w:color w:themeColor="background1" w:val="FFFFFF"/>
       </w:rPr>
       <w:tblPr/>
@@ -7216,6 +7584,7 @@
         <w:spacing w:after="0" w:before="0" w:line="240" w:lineRule="auto"/>
       </w:pPr>
       <w:rPr>
+        <w:rFonts w:eastAsia="黑体"/>
         <w:b/>
         <w:bCs/>
         <w:color w:themeColor="background1" w:val="FFFFFF"/>
@@ -7238,6 +7607,7 @@
         <w:spacing w:after="0" w:before="0" w:line="240" w:lineRule="auto"/>
       </w:pPr>
       <w:rPr>
+        <w:rFonts w:eastAsia="黑体"/>
         <w:color w:val="auto"/>
       </w:rPr>
       <w:tblPr/>
@@ -7255,6 +7625,7 @@
     </w:tblStylePr>
     <w:tblStylePr w:type="firstCol">
       <w:rPr>
+        <w:rFonts w:eastAsia="黑体"/>
         <w:b/>
         <w:bCs/>
         <w:color w:themeColor="background1" w:val="FFFFFF"/>
@@ -7274,6 +7645,7 @@
     </w:tblStylePr>
     <w:tblStylePr w:type="lastCol">
       <w:rPr>
+        <w:rFonts w:eastAsia="黑体"/>
         <w:b/>
         <w:bCs/>
         <w:color w:themeColor="background1" w:val="FFFFFF"/>
@@ -7322,6 +7694,7 @@
     </w:tblStylePr>
     <w:tblStylePr w:type="nwCell">
       <w:rPr>
+        <w:rFonts w:eastAsia="黑体"/>
         <w:color w:themeColor="background1" w:val="FFFFFF"/>
       </w:rPr>
       <w:tblPr/>
@@ -7365,6 +7738,7 @@
         <w:spacing w:after="0" w:before="0" w:line="240" w:lineRule="auto"/>
       </w:pPr>
       <w:rPr>
+        <w:rFonts w:eastAsia="黑体"/>
         <w:b/>
         <w:bCs/>
         <w:color w:themeColor="background1" w:val="FFFFFF"/>
@@ -7387,6 +7761,7 @@
         <w:spacing w:after="0" w:before="0" w:line="240" w:lineRule="auto"/>
       </w:pPr>
       <w:rPr>
+        <w:rFonts w:eastAsia="黑体"/>
         <w:color w:val="auto"/>
       </w:rPr>
       <w:tblPr/>
@@ -7404,6 +7779,7 @@
     </w:tblStylePr>
     <w:tblStylePr w:type="firstCol">
       <w:rPr>
+        <w:rFonts w:eastAsia="黑体"/>
         <w:b/>
         <w:bCs/>
         <w:color w:themeColor="background1" w:val="FFFFFF"/>
@@ -7423,6 +7799,7 @@
     </w:tblStylePr>
     <w:tblStylePr w:type="lastCol">
       <w:rPr>
+        <w:rFonts w:eastAsia="黑体"/>
         <w:b/>
         <w:bCs/>
         <w:color w:themeColor="background1" w:val="FFFFFF"/>
@@ -7471,6 +7848,7 @@
     </w:tblStylePr>
     <w:tblStylePr w:type="nwCell">
       <w:rPr>
+        <w:rFonts w:eastAsia="黑体"/>
         <w:color w:themeColor="background1" w:val="FFFFFF"/>
       </w:rPr>
       <w:tblPr/>
@@ -7514,6 +7892,7 @@
         <w:spacing w:after="0" w:before="0" w:line="240" w:lineRule="auto"/>
       </w:pPr>
       <w:rPr>
+        <w:rFonts w:eastAsia="黑体"/>
         <w:b/>
         <w:bCs/>
         <w:color w:themeColor="background1" w:val="FFFFFF"/>
@@ -7536,6 +7915,7 @@
         <w:spacing w:after="0" w:before="0" w:line="240" w:lineRule="auto"/>
       </w:pPr>
       <w:rPr>
+        <w:rFonts w:eastAsia="黑体"/>
         <w:color w:val="auto"/>
       </w:rPr>
       <w:tblPr/>
@@ -7553,6 +7933,7 @@
     </w:tblStylePr>
     <w:tblStylePr w:type="firstCol">
       <w:rPr>
+        <w:rFonts w:eastAsia="黑体"/>
         <w:b/>
         <w:bCs/>
         <w:color w:themeColor="background1" w:val="FFFFFF"/>
@@ -7572,6 +7953,7 @@
     </w:tblStylePr>
     <w:tblStylePr w:type="lastCol">
       <w:rPr>
+        <w:rFonts w:eastAsia="黑体"/>
         <w:b/>
         <w:bCs/>
         <w:color w:themeColor="background1" w:val="FFFFFF"/>
@@ -7620,6 +8002,7 @@
     </w:tblStylePr>
     <w:tblStylePr w:type="nwCell">
       <w:rPr>
+        <w:rFonts w:eastAsia="黑体"/>
         <w:color w:themeColor="background1" w:val="FFFFFF"/>
       </w:rPr>
       <w:tblPr/>
@@ -7644,6 +8027,7 @@
       <w:spacing w:after="0" w:line="240" w:lineRule="auto"/>
     </w:pPr>
     <w:rPr>
+      <w:rFonts w:eastAsia="黑体"/>
       <w:color w:themeColor="text1" w:val="000000"/>
     </w:rPr>
     <w:tblPr>
@@ -7663,7 +8047,7 @@
     </w:tblPr>
     <w:tblStylePr w:type="firstRow">
       <w:rPr>
-        <w:rFonts w:asciiTheme="majorHAnsi" w:cstheme="majorBidi" w:eastAsiaTheme="majorEastAsia" w:hAnsiTheme="majorHAnsi"/>
+        <w:rFonts w:asciiTheme="majorHAnsi" w:cstheme="majorBidi" w:hAnsiTheme="majorHAnsi" w:eastAsia="黑体"/>
       </w:rPr>
       <w:tblPr/>
       <w:tcPr>
@@ -7675,6 +8059,7 @@
     </w:tblStylePr>
     <w:tblStylePr w:type="lastRow">
       <w:rPr>
+        <w:rFonts w:eastAsia="黑体"/>
         <w:b/>
         <w:bCs/>
         <w:color w:themeColor="text2" w:val="1F497D"/>
@@ -7689,12 +8074,14 @@
     </w:tblStylePr>
     <w:tblStylePr w:type="firstCol">
       <w:rPr>
+        <w:rFonts w:eastAsia="黑体"/>
         <w:b/>
         <w:bCs/>
       </w:rPr>
     </w:tblStylePr>
     <w:tblStylePr w:type="lastCol">
       <w:rPr>
+        <w:rFonts w:eastAsia="黑体"/>
         <w:b/>
         <w:bCs/>
       </w:rPr>
@@ -7728,6 +8115,7 @@
       <w:spacing w:after="0" w:line="240" w:lineRule="auto"/>
     </w:pPr>
     <w:rPr>
+      <w:rFonts w:eastAsia="黑体"/>
       <w:color w:themeColor="text1" w:val="000000"/>
     </w:rPr>
     <w:tblPr>
@@ -7747,7 +8135,7 @@
     </w:tblPr>
     <w:tblStylePr w:type="firstRow">
       <w:rPr>
-        <w:rFonts w:asciiTheme="majorHAnsi" w:cstheme="majorBidi" w:eastAsiaTheme="majorEastAsia" w:hAnsiTheme="majorHAnsi"/>
+        <w:rFonts w:asciiTheme="majorHAnsi" w:cstheme="majorBidi" w:hAnsiTheme="majorHAnsi" w:eastAsia="黑体"/>
       </w:rPr>
       <w:tblPr/>
       <w:tcPr>
@@ -7759,6 +8147,7 @@
     </w:tblStylePr>
     <w:tblStylePr w:type="lastRow">
       <w:rPr>
+        <w:rFonts w:eastAsia="黑体"/>
         <w:b/>
         <w:bCs/>
         <w:color w:themeColor="text2" w:val="1F497D"/>
@@ -7773,12 +8162,14 @@
     </w:tblStylePr>
     <w:tblStylePr w:type="firstCol">
       <w:rPr>
+        <w:rFonts w:eastAsia="黑体"/>
         <w:b/>
         <w:bCs/>
       </w:rPr>
     </w:tblStylePr>
     <w:tblStylePr w:type="lastCol">
       <w:rPr>
+        <w:rFonts w:eastAsia="黑体"/>
         <w:b/>
         <w:bCs/>
       </w:rPr>
@@ -7812,6 +8203,7 @@
       <w:spacing w:after="0" w:line="240" w:lineRule="auto"/>
     </w:pPr>
     <w:rPr>
+      <w:rFonts w:eastAsia="黑体"/>
       <w:color w:themeColor="text1" w:val="000000"/>
     </w:rPr>
     <w:tblPr>
@@ -7831,7 +8223,7 @@
     </w:tblPr>
     <w:tblStylePr w:type="firstRow">
       <w:rPr>
-        <w:rFonts w:asciiTheme="majorHAnsi" w:cstheme="majorBidi" w:eastAsiaTheme="majorEastAsia" w:hAnsiTheme="majorHAnsi"/>
+        <w:rFonts w:asciiTheme="majorHAnsi" w:cstheme="majorBidi" w:hAnsiTheme="majorHAnsi" w:eastAsia="黑体"/>
       </w:rPr>
       <w:tblPr/>
       <w:tcPr>
@@ -7843,6 +8235,7 @@
     </w:tblStylePr>
     <w:tblStylePr w:type="lastRow">
       <w:rPr>
+        <w:rFonts w:eastAsia="黑体"/>
         <w:b/>
         <w:bCs/>
         <w:color w:themeColor="text2" w:val="1F497D"/>
@@ -7857,12 +8250,14 @@
     </w:tblStylePr>
     <w:tblStylePr w:type="firstCol">
       <w:rPr>
+        <w:rFonts w:eastAsia="黑体"/>
         <w:b/>
         <w:bCs/>
       </w:rPr>
     </w:tblStylePr>
     <w:tblStylePr w:type="lastCol">
       <w:rPr>
+        <w:rFonts w:eastAsia="黑体"/>
         <w:b/>
         <w:bCs/>
       </w:rPr>
@@ -7896,6 +8291,7 @@
       <w:spacing w:after="0" w:line="240" w:lineRule="auto"/>
     </w:pPr>
     <w:rPr>
+      <w:rFonts w:eastAsia="黑体"/>
       <w:color w:themeColor="text1" w:val="000000"/>
     </w:rPr>
     <w:tblPr>
@@ -7915,7 +8311,7 @@
     </w:tblPr>
     <w:tblStylePr w:type="firstRow">
       <w:rPr>
-        <w:rFonts w:asciiTheme="majorHAnsi" w:cstheme="majorBidi" w:eastAsiaTheme="majorEastAsia" w:hAnsiTheme="majorHAnsi"/>
+        <w:rFonts w:asciiTheme="majorHAnsi" w:cstheme="majorBidi" w:hAnsiTheme="majorHAnsi" w:eastAsia="黑体"/>
       </w:rPr>
       <w:tblPr/>
       <w:tcPr>
@@ -7927,6 +8323,7 @@
     </w:tblStylePr>
     <w:tblStylePr w:type="lastRow">
       <w:rPr>
+        <w:rFonts w:eastAsia="黑体"/>
         <w:b/>
         <w:bCs/>
         <w:color w:themeColor="text2" w:val="1F497D"/>
@@ -7941,12 +8338,14 @@
     </w:tblStylePr>
     <w:tblStylePr w:type="firstCol">
       <w:rPr>
+        <w:rFonts w:eastAsia="黑体"/>
         <w:b/>
         <w:bCs/>
       </w:rPr>
     </w:tblStylePr>
     <w:tblStylePr w:type="lastCol">
       <w:rPr>
+        <w:rFonts w:eastAsia="黑体"/>
         <w:b/>
         <w:bCs/>
       </w:rPr>
@@ -7980,6 +8379,7 @@
       <w:spacing w:after="0" w:line="240" w:lineRule="auto"/>
     </w:pPr>
     <w:rPr>
+      <w:rFonts w:eastAsia="黑体"/>
       <w:color w:themeColor="text1" w:val="000000"/>
     </w:rPr>
     <w:tblPr>
@@ -7999,7 +8399,7 @@
     </w:tblPr>
     <w:tblStylePr w:type="firstRow">
       <w:rPr>
-        <w:rFonts w:asciiTheme="majorHAnsi" w:cstheme="majorBidi" w:eastAsiaTheme="majorEastAsia" w:hAnsiTheme="majorHAnsi"/>
+        <w:rFonts w:asciiTheme="majorHAnsi" w:cstheme="majorBidi" w:hAnsiTheme="majorHAnsi" w:eastAsia="黑体"/>
       </w:rPr>
       <w:tblPr/>
       <w:tcPr>
@@ -8011,6 +8411,7 @@
     </w:tblStylePr>
     <w:tblStylePr w:type="lastRow">
       <w:rPr>
+        <w:rFonts w:eastAsia="黑体"/>
         <w:b/>
         <w:bCs/>
         <w:color w:themeColor="text2" w:val="1F497D"/>
@@ -8025,12 +8426,14 @@
     </w:tblStylePr>
     <w:tblStylePr w:type="firstCol">
       <w:rPr>
+        <w:rFonts w:eastAsia="黑体"/>
         <w:b/>
         <w:bCs/>
       </w:rPr>
     </w:tblStylePr>
     <w:tblStylePr w:type="lastCol">
       <w:rPr>
+        <w:rFonts w:eastAsia="黑体"/>
         <w:b/>
         <w:bCs/>
       </w:rPr>
@@ -8064,6 +8467,7 @@
       <w:spacing w:after="0" w:line="240" w:lineRule="auto"/>
     </w:pPr>
     <w:rPr>
+      <w:rFonts w:eastAsia="黑体"/>
       <w:color w:themeColor="text1" w:val="000000"/>
     </w:rPr>
     <w:tblPr>
@@ -8083,7 +8487,7 @@
     </w:tblPr>
     <w:tblStylePr w:type="firstRow">
       <w:rPr>
-        <w:rFonts w:asciiTheme="majorHAnsi" w:cstheme="majorBidi" w:eastAsiaTheme="majorEastAsia" w:hAnsiTheme="majorHAnsi"/>
+        <w:rFonts w:asciiTheme="majorHAnsi" w:cstheme="majorBidi" w:hAnsiTheme="majorHAnsi" w:eastAsia="黑体"/>
       </w:rPr>
       <w:tblPr/>
       <w:tcPr>
@@ -8095,6 +8499,7 @@
     </w:tblStylePr>
     <w:tblStylePr w:type="lastRow">
       <w:rPr>
+        <w:rFonts w:eastAsia="黑体"/>
         <w:b/>
         <w:bCs/>
         <w:color w:themeColor="text2" w:val="1F497D"/>
@@ -8109,12 +8514,14 @@
     </w:tblStylePr>
     <w:tblStylePr w:type="firstCol">
       <w:rPr>
+        <w:rFonts w:eastAsia="黑体"/>
         <w:b/>
         <w:bCs/>
       </w:rPr>
     </w:tblStylePr>
     <w:tblStylePr w:type="lastCol">
       <w:rPr>
+        <w:rFonts w:eastAsia="黑体"/>
         <w:b/>
         <w:bCs/>
       </w:rPr>
@@ -8148,6 +8555,7 @@
       <w:spacing w:after="0" w:line="240" w:lineRule="auto"/>
     </w:pPr>
     <w:rPr>
+      <w:rFonts w:eastAsia="黑体"/>
       <w:color w:themeColor="text1" w:val="000000"/>
     </w:rPr>
     <w:tblPr>
@@ -8167,7 +8575,7 @@
     </w:tblPr>
     <w:tblStylePr w:type="firstRow">
       <w:rPr>
-        <w:rFonts w:asciiTheme="majorHAnsi" w:cstheme="majorBidi" w:eastAsiaTheme="majorEastAsia" w:hAnsiTheme="majorHAnsi"/>
+        <w:rFonts w:asciiTheme="majorHAnsi" w:cstheme="majorBidi" w:hAnsiTheme="majorHAnsi" w:eastAsia="黑体"/>
       </w:rPr>
       <w:tblPr/>
       <w:tcPr>
@@ -8179,6 +8587,7 @@
     </w:tblStylePr>
     <w:tblStylePr w:type="lastRow">
       <w:rPr>
+        <w:rFonts w:eastAsia="黑体"/>
         <w:b/>
         <w:bCs/>
         <w:color w:themeColor="text2" w:val="1F497D"/>
@@ -8193,12 +8602,14 @@
     </w:tblStylePr>
     <w:tblStylePr w:type="firstCol">
       <w:rPr>
+        <w:rFonts w:eastAsia="黑体"/>
         <w:b/>
         <w:bCs/>
       </w:rPr>
     </w:tblStylePr>
     <w:tblStylePr w:type="lastCol">
       <w:rPr>
+        <w:rFonts w:eastAsia="黑体"/>
         <w:b/>
         <w:bCs/>
       </w:rPr>
@@ -8232,7 +8643,7 @@
       <w:spacing w:after="0" w:line="240" w:lineRule="auto"/>
     </w:pPr>
     <w:rPr>
-      <w:rFonts w:asciiTheme="majorHAnsi" w:cstheme="majorBidi" w:eastAsiaTheme="majorEastAsia" w:hAnsiTheme="majorHAnsi"/>
+      <w:rFonts w:asciiTheme="majorHAnsi" w:cstheme="majorBidi" w:hAnsiTheme="majorHAnsi" w:eastAsia="黑体"/>
       <w:color w:themeColor="text1" w:val="000000"/>
     </w:rPr>
     <w:tblPr>
@@ -8254,6 +8665,7 @@
     </w:tblPr>
     <w:tblStylePr w:type="firstRow">
       <w:rPr>
+        <w:rFonts w:eastAsia="黑体"/>
         <w:sz w:val="24"/>
         <w:szCs w:val="24"/>
       </w:rPr>
@@ -8360,7 +8772,7 @@
       <w:spacing w:after="0" w:line="240" w:lineRule="auto"/>
     </w:pPr>
     <w:rPr>
-      <w:rFonts w:asciiTheme="majorHAnsi" w:cstheme="majorBidi" w:eastAsiaTheme="majorEastAsia" w:hAnsiTheme="majorHAnsi"/>
+      <w:rFonts w:asciiTheme="majorHAnsi" w:cstheme="majorBidi" w:hAnsiTheme="majorHAnsi" w:eastAsia="黑体"/>
       <w:color w:themeColor="text1" w:val="000000"/>
     </w:rPr>
     <w:tblPr>
@@ -8382,6 +8794,7 @@
     </w:tblPr>
     <w:tblStylePr w:type="firstRow">
       <w:rPr>
+        <w:rFonts w:eastAsia="黑体"/>
         <w:sz w:val="24"/>
         <w:szCs w:val="24"/>
       </w:rPr>
@@ -8488,7 +8901,7 @@
       <w:spacing w:after="0" w:line="240" w:lineRule="auto"/>
     </w:pPr>
     <w:rPr>
-      <w:rFonts w:asciiTheme="majorHAnsi" w:cstheme="majorBidi" w:eastAsiaTheme="majorEastAsia" w:hAnsiTheme="majorHAnsi"/>
+      <w:rFonts w:asciiTheme="majorHAnsi" w:cstheme="majorBidi" w:hAnsiTheme="majorHAnsi" w:eastAsia="黑体"/>
       <w:color w:themeColor="text1" w:val="000000"/>
     </w:rPr>
     <w:tblPr>
@@ -8510,6 +8923,7 @@
     </w:tblPr>
     <w:tblStylePr w:type="firstRow">
       <w:rPr>
+        <w:rFonts w:eastAsia="黑体"/>
         <w:sz w:val="24"/>
         <w:szCs w:val="24"/>
       </w:rPr>
@@ -8616,7 +9030,7 @@
       <w:spacing w:after="0" w:line="240" w:lineRule="auto"/>
     </w:pPr>
     <w:rPr>
-      <w:rFonts w:asciiTheme="majorHAnsi" w:cstheme="majorBidi" w:eastAsiaTheme="majorEastAsia" w:hAnsiTheme="majorHAnsi"/>
+      <w:rFonts w:asciiTheme="majorHAnsi" w:cstheme="majorBidi" w:hAnsiTheme="majorHAnsi" w:eastAsia="黑体"/>
       <w:color w:themeColor="text1" w:val="000000"/>
     </w:rPr>
     <w:tblPr>
@@ -8638,6 +9052,7 @@
     </w:tblPr>
     <w:tblStylePr w:type="firstRow">
       <w:rPr>
+        <w:rFonts w:eastAsia="黑体"/>
         <w:sz w:val="24"/>
         <w:szCs w:val="24"/>
       </w:rPr>
@@ -8744,7 +9159,7 @@
       <w:spacing w:after="0" w:line="240" w:lineRule="auto"/>
     </w:pPr>
     <w:rPr>
-      <w:rFonts w:asciiTheme="majorHAnsi" w:cstheme="majorBidi" w:eastAsiaTheme="majorEastAsia" w:hAnsiTheme="majorHAnsi"/>
+      <w:rFonts w:asciiTheme="majorHAnsi" w:cstheme="majorBidi" w:hAnsiTheme="majorHAnsi" w:eastAsia="黑体"/>
       <w:color w:themeColor="text1" w:val="000000"/>
     </w:rPr>
     <w:tblPr>
@@ -8766,6 +9181,7 @@
     </w:tblPr>
     <w:tblStylePr w:type="firstRow">
       <w:rPr>
+        <w:rFonts w:eastAsia="黑体"/>
         <w:sz w:val="24"/>
         <w:szCs w:val="24"/>
       </w:rPr>
@@ -8872,7 +9288,7 @@
       <w:spacing w:after="0" w:line="240" w:lineRule="auto"/>
     </w:pPr>
     <w:rPr>
-      <w:rFonts w:asciiTheme="majorHAnsi" w:cstheme="majorBidi" w:eastAsiaTheme="majorEastAsia" w:hAnsiTheme="majorHAnsi"/>
+      <w:rFonts w:asciiTheme="majorHAnsi" w:cstheme="majorBidi" w:hAnsiTheme="majorHAnsi" w:eastAsia="黑体"/>
       <w:color w:themeColor="text1" w:val="000000"/>
     </w:rPr>
     <w:tblPr>
@@ -8894,6 +9310,7 @@
     </w:tblPr>
     <w:tblStylePr w:type="firstRow">
       <w:rPr>
+        <w:rFonts w:eastAsia="黑体"/>
         <w:sz w:val="24"/>
         <w:szCs w:val="24"/>
       </w:rPr>
@@ -9000,7 +9417,7 @@
       <w:spacing w:after="0" w:line="240" w:lineRule="auto"/>
     </w:pPr>
     <w:rPr>
-      <w:rFonts w:asciiTheme="majorHAnsi" w:cstheme="majorBidi" w:eastAsiaTheme="majorEastAsia" w:hAnsiTheme="majorHAnsi"/>
+      <w:rFonts w:asciiTheme="majorHAnsi" w:cstheme="majorBidi" w:hAnsiTheme="majorHAnsi" w:eastAsia="黑体"/>
       <w:color w:themeColor="text1" w:val="000000"/>
     </w:rPr>
     <w:tblPr>
@@ -9022,6 +9439,7 @@
     </w:tblPr>
     <w:tblStylePr w:type="firstRow">
       <w:rPr>
+        <w:rFonts w:eastAsia="黑体"/>
         <w:sz w:val="24"/>
         <w:szCs w:val="24"/>
       </w:rPr>
@@ -9151,12 +9569,14 @@
     </w:tcPr>
     <w:tblStylePr w:type="firstRow">
       <w:rPr>
+        <w:rFonts w:eastAsia="黑体"/>
         <w:b/>
         <w:bCs/>
       </w:rPr>
     </w:tblStylePr>
     <w:tblStylePr w:type="lastRow">
       <w:rPr>
+        <w:rFonts w:eastAsia="黑体"/>
         <w:b/>
         <w:bCs/>
       </w:rPr>
@@ -9169,12 +9589,14 @@
     </w:tblStylePr>
     <w:tblStylePr w:type="firstCol">
       <w:rPr>
+        <w:rFonts w:eastAsia="黑体"/>
         <w:b/>
         <w:bCs/>
       </w:rPr>
     </w:tblStylePr>
     <w:tblStylePr w:type="lastCol">
       <w:rPr>
+        <w:rFonts w:eastAsia="黑体"/>
         <w:b/>
         <w:bCs/>
       </w:rPr>
@@ -9224,12 +9646,14 @@
     </w:tcPr>
     <w:tblStylePr w:type="firstRow">
       <w:rPr>
+        <w:rFonts w:eastAsia="黑体"/>
         <w:b/>
         <w:bCs/>
       </w:rPr>
     </w:tblStylePr>
     <w:tblStylePr w:type="lastRow">
       <w:rPr>
+        <w:rFonts w:eastAsia="黑体"/>
         <w:b/>
         <w:bCs/>
       </w:rPr>
@@ -9242,12 +9666,14 @@
     </w:tblStylePr>
     <w:tblStylePr w:type="firstCol">
       <w:rPr>
+        <w:rFonts w:eastAsia="黑体"/>
         <w:b/>
         <w:bCs/>
       </w:rPr>
     </w:tblStylePr>
     <w:tblStylePr w:type="lastCol">
       <w:rPr>
+        <w:rFonts w:eastAsia="黑体"/>
         <w:b/>
         <w:bCs/>
       </w:rPr>
@@ -9297,12 +9723,14 @@
     </w:tcPr>
     <w:tblStylePr w:type="firstRow">
       <w:rPr>
+        <w:rFonts w:eastAsia="黑体"/>
         <w:b/>
         <w:bCs/>
       </w:rPr>
     </w:tblStylePr>
     <w:tblStylePr w:type="lastRow">
       <w:rPr>
+        <w:rFonts w:eastAsia="黑体"/>
         <w:b/>
         <w:bCs/>
       </w:rPr>
@@ -9315,12 +9743,14 @@
     </w:tblStylePr>
     <w:tblStylePr w:type="firstCol">
       <w:rPr>
+        <w:rFonts w:eastAsia="黑体"/>
         <w:b/>
         <w:bCs/>
       </w:rPr>
     </w:tblStylePr>
     <w:tblStylePr w:type="lastCol">
       <w:rPr>
+        <w:rFonts w:eastAsia="黑体"/>
         <w:b/>
         <w:bCs/>
       </w:rPr>
@@ -9370,12 +9800,14 @@
     </w:tcPr>
     <w:tblStylePr w:type="firstRow">
       <w:rPr>
+        <w:rFonts w:eastAsia="黑体"/>
         <w:b/>
         <w:bCs/>
       </w:rPr>
     </w:tblStylePr>
     <w:tblStylePr w:type="lastRow">
       <w:rPr>
+        <w:rFonts w:eastAsia="黑体"/>
         <w:b/>
         <w:bCs/>
       </w:rPr>
@@ -9388,12 +9820,14 @@
     </w:tblStylePr>
     <w:tblStylePr w:type="firstCol">
       <w:rPr>
+        <w:rFonts w:eastAsia="黑体"/>
         <w:b/>
         <w:bCs/>
       </w:rPr>
     </w:tblStylePr>
     <w:tblStylePr w:type="lastCol">
       <w:rPr>
+        <w:rFonts w:eastAsia="黑体"/>
         <w:b/>
         <w:bCs/>
       </w:rPr>
@@ -9443,12 +9877,14 @@
     </w:tcPr>
     <w:tblStylePr w:type="firstRow">
       <w:rPr>
+        <w:rFonts w:eastAsia="黑体"/>
         <w:b/>
         <w:bCs/>
       </w:rPr>
     </w:tblStylePr>
     <w:tblStylePr w:type="lastRow">
       <w:rPr>
+        <w:rFonts w:eastAsia="黑体"/>
         <w:b/>
         <w:bCs/>
       </w:rPr>
@@ -9461,12 +9897,14 @@
     </w:tblStylePr>
     <w:tblStylePr w:type="firstCol">
       <w:rPr>
+        <w:rFonts w:eastAsia="黑体"/>
         <w:b/>
         <w:bCs/>
       </w:rPr>
     </w:tblStylePr>
     <w:tblStylePr w:type="lastCol">
       <w:rPr>
+        <w:rFonts w:eastAsia="黑体"/>
         <w:b/>
         <w:bCs/>
       </w:rPr>
@@ -9516,12 +9954,14 @@
     </w:tcPr>
     <w:tblStylePr w:type="firstRow">
       <w:rPr>
+        <w:rFonts w:eastAsia="黑体"/>
         <w:b/>
         <w:bCs/>
       </w:rPr>
     </w:tblStylePr>
     <w:tblStylePr w:type="lastRow">
       <w:rPr>
+        <w:rFonts w:eastAsia="黑体"/>
         <w:b/>
         <w:bCs/>
       </w:rPr>
@@ -9534,12 +9974,14 @@
     </w:tblStylePr>
     <w:tblStylePr w:type="firstCol">
       <w:rPr>
+        <w:rFonts w:eastAsia="黑体"/>
         <w:b/>
         <w:bCs/>
       </w:rPr>
     </w:tblStylePr>
     <w:tblStylePr w:type="lastCol">
       <w:rPr>
+        <w:rFonts w:eastAsia="黑体"/>
         <w:b/>
         <w:bCs/>
       </w:rPr>
@@ -9589,12 +10031,14 @@
     </w:tcPr>
     <w:tblStylePr w:type="firstRow">
       <w:rPr>
+        <w:rFonts w:eastAsia="黑体"/>
         <w:b/>
         <w:bCs/>
       </w:rPr>
     </w:tblStylePr>
     <w:tblStylePr w:type="lastRow">
       <w:rPr>
+        <w:rFonts w:eastAsia="黑体"/>
         <w:b/>
         <w:bCs/>
       </w:rPr>
@@ -9607,12 +10051,14 @@
     </w:tblStylePr>
     <w:tblStylePr w:type="firstCol">
       <w:rPr>
+        <w:rFonts w:eastAsia="黑体"/>
         <w:b/>
         <w:bCs/>
       </w:rPr>
     </w:tblStylePr>
     <w:tblStylePr w:type="lastCol">
       <w:rPr>
+        <w:rFonts w:eastAsia="黑体"/>
         <w:b/>
         <w:bCs/>
       </w:rPr>
@@ -9639,7 +10085,7 @@
       <w:spacing w:after="0" w:line="240" w:lineRule="auto"/>
     </w:pPr>
     <w:rPr>
-      <w:rFonts w:asciiTheme="majorHAnsi" w:cstheme="majorBidi" w:eastAsiaTheme="majorEastAsia" w:hAnsiTheme="majorHAnsi"/>
+      <w:rFonts w:asciiTheme="majorHAnsi" w:cstheme="majorBidi" w:hAnsiTheme="majorHAnsi" w:eastAsia="黑体"/>
       <w:color w:themeColor="text1" w:val="000000"/>
     </w:rPr>
     <w:tblPr>
@@ -9666,6 +10112,7 @@
     </w:tcPr>
     <w:tblStylePr w:type="firstRow">
       <w:rPr>
+        <w:rFonts w:eastAsia="黑体"/>
         <w:b/>
         <w:bCs/>
         <w:color w:themeColor="text1" w:val="000000"/>
@@ -9677,6 +10124,7 @@
     </w:tblStylePr>
     <w:tblStylePr w:type="lastRow">
       <w:rPr>
+        <w:rFonts w:eastAsia="黑体"/>
         <w:b/>
         <w:bCs/>
         <w:color w:themeColor="text1" w:val="000000"/>
@@ -9696,6 +10144,7 @@
     </w:tblStylePr>
     <w:tblStylePr w:type="firstCol">
       <w:rPr>
+        <w:rFonts w:eastAsia="黑体"/>
         <w:b/>
         <w:bCs/>
         <w:color w:themeColor="text1" w:val="000000"/>
@@ -9715,6 +10164,7 @@
     </w:tblStylePr>
     <w:tblStylePr w:type="lastCol">
       <w:rPr>
+        <w:rFonts w:eastAsia="黑体"/>
         <w:b w:val="0"/>
         <w:bCs w:val="0"/>
         <w:color w:themeColor="text1" w:val="000000"/>
@@ -9764,7 +10214,7 @@
       <w:spacing w:after="0" w:line="240" w:lineRule="auto"/>
     </w:pPr>
     <w:rPr>
-      <w:rFonts w:asciiTheme="majorHAnsi" w:cstheme="majorBidi" w:eastAsiaTheme="majorEastAsia" w:hAnsiTheme="majorHAnsi"/>
+      <w:rFonts w:asciiTheme="majorHAnsi" w:cstheme="majorBidi" w:hAnsiTheme="majorHAnsi" w:eastAsia="黑体"/>
       <w:color w:themeColor="text1" w:val="000000"/>
     </w:rPr>
     <w:tblPr>
@@ -9791,6 +10241,7 @@
     </w:tcPr>
     <w:tblStylePr w:type="firstRow">
       <w:rPr>
+        <w:rFonts w:eastAsia="黑体"/>
         <w:b/>
         <w:bCs/>
         <w:color w:themeColor="text1" w:val="000000"/>
@@ -9802,6 +10253,7 @@
     </w:tblStylePr>
     <w:tblStylePr w:type="lastRow">
       <w:rPr>
+        <w:rFonts w:eastAsia="黑体"/>
         <w:b/>
         <w:bCs/>
         <w:color w:themeColor="text1" w:val="000000"/>
@@ -9821,6 +10273,7 @@
     </w:tblStylePr>
     <w:tblStylePr w:type="firstCol">
       <w:rPr>
+        <w:rFonts w:eastAsia="黑体"/>
         <w:b/>
         <w:bCs/>
         <w:color w:themeColor="text1" w:val="000000"/>
@@ -9840,6 +10293,7 @@
     </w:tblStylePr>
     <w:tblStylePr w:type="lastCol">
       <w:rPr>
+        <w:rFonts w:eastAsia="黑体"/>
         <w:b w:val="0"/>
         <w:bCs w:val="0"/>
         <w:color w:themeColor="text1" w:val="000000"/>
@@ -9889,7 +10343,7 @@
       <w:spacing w:after="0" w:line="240" w:lineRule="auto"/>
     </w:pPr>
     <w:rPr>
-      <w:rFonts w:asciiTheme="majorHAnsi" w:cstheme="majorBidi" w:eastAsiaTheme="majorEastAsia" w:hAnsiTheme="majorHAnsi"/>
+      <w:rFonts w:asciiTheme="majorHAnsi" w:cstheme="majorBidi" w:hAnsiTheme="majorHAnsi" w:eastAsia="黑体"/>
       <w:color w:themeColor="text1" w:val="000000"/>
     </w:rPr>
     <w:tblPr>
@@ -9916,6 +10370,7 @@
     </w:tcPr>
     <w:tblStylePr w:type="firstRow">
       <w:rPr>
+        <w:rFonts w:eastAsia="黑体"/>
         <w:b/>
         <w:bCs/>
         <w:color w:themeColor="text1" w:val="000000"/>
@@ -9927,6 +10382,7 @@
     </w:tblStylePr>
     <w:tblStylePr w:type="lastRow">
       <w:rPr>
+        <w:rFonts w:eastAsia="黑体"/>
         <w:b/>
         <w:bCs/>
         <w:color w:themeColor="text1" w:val="000000"/>
@@ -9946,6 +10402,7 @@
     </w:tblStylePr>
     <w:tblStylePr w:type="firstCol">
       <w:rPr>
+        <w:rFonts w:eastAsia="黑体"/>
         <w:b/>
         <w:bCs/>
         <w:color w:themeColor="text1" w:val="000000"/>
@@ -9965,6 +10422,7 @@
     </w:tblStylePr>
     <w:tblStylePr w:type="lastCol">
       <w:rPr>
+        <w:rFonts w:eastAsia="黑体"/>
         <w:b w:val="0"/>
         <w:bCs w:val="0"/>
         <w:color w:themeColor="text1" w:val="000000"/>
@@ -10014,7 +10472,7 @@
       <w:spacing w:after="0" w:line="240" w:lineRule="auto"/>
     </w:pPr>
     <w:rPr>
-      <w:rFonts w:asciiTheme="majorHAnsi" w:cstheme="majorBidi" w:eastAsiaTheme="majorEastAsia" w:hAnsiTheme="majorHAnsi"/>
+      <w:rFonts w:asciiTheme="majorHAnsi" w:cstheme="majorBidi" w:hAnsiTheme="majorHAnsi" w:eastAsia="黑体"/>
       <w:color w:themeColor="text1" w:val="000000"/>
     </w:rPr>
     <w:tblPr>
@@ -10041,6 +10499,7 @@
     </w:tcPr>
     <w:tblStylePr w:type="firstRow">
       <w:rPr>
+        <w:rFonts w:eastAsia="黑体"/>
         <w:b/>
         <w:bCs/>
         <w:color w:themeColor="text1" w:val="000000"/>
@@ -10052,6 +10511,7 @@
     </w:tblStylePr>
     <w:tblStylePr w:type="lastRow">
       <w:rPr>
+        <w:rFonts w:eastAsia="黑体"/>
         <w:b/>
         <w:bCs/>
         <w:color w:themeColor="text1" w:val="000000"/>
@@ -10071,6 +10531,7 @@
     </w:tblStylePr>
     <w:tblStylePr w:type="firstCol">
       <w:rPr>
+        <w:rFonts w:eastAsia="黑体"/>
         <w:b/>
         <w:bCs/>
         <w:color w:themeColor="text1" w:val="000000"/>
@@ -10090,6 +10551,7 @@
     </w:tblStylePr>
     <w:tblStylePr w:type="lastCol">
       <w:rPr>
+        <w:rFonts w:eastAsia="黑体"/>
         <w:b w:val="0"/>
         <w:bCs w:val="0"/>
         <w:color w:themeColor="text1" w:val="000000"/>
@@ -10139,7 +10601,7 @@
       <w:spacing w:after="0" w:line="240" w:lineRule="auto"/>
     </w:pPr>
     <w:rPr>
-      <w:rFonts w:asciiTheme="majorHAnsi" w:cstheme="majorBidi" w:eastAsiaTheme="majorEastAsia" w:hAnsiTheme="majorHAnsi"/>
+      <w:rFonts w:asciiTheme="majorHAnsi" w:cstheme="majorBidi" w:hAnsiTheme="majorHAnsi" w:eastAsia="黑体"/>
       <w:color w:themeColor="text1" w:val="000000"/>
     </w:rPr>
     <w:tblPr>
@@ -10166,6 +10628,7 @@
     </w:tcPr>
     <w:tblStylePr w:type="firstRow">
       <w:rPr>
+        <w:rFonts w:eastAsia="黑体"/>
         <w:b/>
         <w:bCs/>
         <w:color w:themeColor="text1" w:val="000000"/>
@@ -10177,6 +10640,7 @@
     </w:tblStylePr>
     <w:tblStylePr w:type="lastRow">
       <w:rPr>
+        <w:rFonts w:eastAsia="黑体"/>
         <w:b/>
         <w:bCs/>
         <w:color w:themeColor="text1" w:val="000000"/>
@@ -10196,6 +10660,7 @@
     </w:tblStylePr>
     <w:tblStylePr w:type="firstCol">
       <w:rPr>
+        <w:rFonts w:eastAsia="黑体"/>
         <w:b/>
         <w:bCs/>
         <w:color w:themeColor="text1" w:val="000000"/>
@@ -10215,6 +10680,7 @@
     </w:tblStylePr>
     <w:tblStylePr w:type="lastCol">
       <w:rPr>
+        <w:rFonts w:eastAsia="黑体"/>
         <w:b w:val="0"/>
         <w:bCs w:val="0"/>
         <w:color w:themeColor="text1" w:val="000000"/>
@@ -10264,7 +10730,7 @@
       <w:spacing w:after="0" w:line="240" w:lineRule="auto"/>
     </w:pPr>
     <w:rPr>
-      <w:rFonts w:asciiTheme="majorHAnsi" w:cstheme="majorBidi" w:eastAsiaTheme="majorEastAsia" w:hAnsiTheme="majorHAnsi"/>
+      <w:rFonts w:asciiTheme="majorHAnsi" w:cstheme="majorBidi" w:hAnsiTheme="majorHAnsi" w:eastAsia="黑体"/>
       <w:color w:themeColor="text1" w:val="000000"/>
     </w:rPr>
     <w:tblPr>
@@ -10291,6 +10757,7 @@
     </w:tcPr>
     <w:tblStylePr w:type="firstRow">
       <w:rPr>
+        <w:rFonts w:eastAsia="黑体"/>
         <w:b/>
         <w:bCs/>
         <w:color w:themeColor="text1" w:val="000000"/>
@@ -10302,6 +10769,7 @@
     </w:tblStylePr>
     <w:tblStylePr w:type="lastRow">
       <w:rPr>
+        <w:rFonts w:eastAsia="黑体"/>
         <w:b/>
         <w:bCs/>
         <w:color w:themeColor="text1" w:val="000000"/>
@@ -10321,6 +10789,7 @@
     </w:tblStylePr>
     <w:tblStylePr w:type="firstCol">
       <w:rPr>
+        <w:rFonts w:eastAsia="黑体"/>
         <w:b/>
         <w:bCs/>
         <w:color w:themeColor="text1" w:val="000000"/>
@@ -10340,6 +10809,7 @@
     </w:tblStylePr>
     <w:tblStylePr w:type="lastCol">
       <w:rPr>
+        <w:rFonts w:eastAsia="黑体"/>
         <w:b w:val="0"/>
         <w:bCs w:val="0"/>
         <w:color w:themeColor="text1" w:val="000000"/>
@@ -10389,7 +10859,7 @@
       <w:spacing w:after="0" w:line="240" w:lineRule="auto"/>
     </w:pPr>
     <w:rPr>
-      <w:rFonts w:asciiTheme="majorHAnsi" w:cstheme="majorBidi" w:eastAsiaTheme="majorEastAsia" w:hAnsiTheme="majorHAnsi"/>
+      <w:rFonts w:asciiTheme="majorHAnsi" w:cstheme="majorBidi" w:hAnsiTheme="majorHAnsi" w:eastAsia="黑体"/>
       <w:color w:themeColor="text1" w:val="000000"/>
     </w:rPr>
     <w:tblPr>
@@ -10416,6 +10886,7 @@
     </w:tcPr>
     <w:tblStylePr w:type="firstRow">
       <w:rPr>
+        <w:rFonts w:eastAsia="黑体"/>
         <w:b/>
         <w:bCs/>
         <w:color w:themeColor="text1" w:val="000000"/>
@@ -10427,6 +10898,7 @@
     </w:tblStylePr>
     <w:tblStylePr w:type="lastRow">
       <w:rPr>
+        <w:rFonts w:eastAsia="黑体"/>
         <w:b/>
         <w:bCs/>
         <w:color w:themeColor="text1" w:val="000000"/>
@@ -10446,6 +10918,7 @@
     </w:tblStylePr>
     <w:tblStylePr w:type="firstCol">
       <w:rPr>
+        <w:rFonts w:eastAsia="黑体"/>
         <w:b/>
         <w:bCs/>
         <w:color w:themeColor="text1" w:val="000000"/>
@@ -10465,6 +10938,7 @@
     </w:tblStylePr>
     <w:tblStylePr w:type="lastCol">
       <w:rPr>
+        <w:rFonts w:eastAsia="黑体"/>
         <w:b w:val="0"/>
         <w:bCs w:val="0"/>
         <w:color w:themeColor="text1" w:val="000000"/>
@@ -10537,6 +11011,7 @@
     </w:tcPr>
     <w:tblStylePr w:type="firstRow">
       <w:rPr>
+        <w:rFonts w:eastAsia="黑体"/>
         <w:b/>
         <w:bCs/>
         <w:i w:val="0"/>
@@ -10558,6 +11033,7 @@
     </w:tblStylePr>
     <w:tblStylePr w:type="lastRow">
       <w:rPr>
+        <w:rFonts w:eastAsia="黑体"/>
         <w:b/>
         <w:bCs/>
         <w:i w:val="0"/>
@@ -10579,6 +11055,7 @@
     </w:tblStylePr>
     <w:tblStylePr w:type="firstCol">
       <w:rPr>
+        <w:rFonts w:eastAsia="黑体"/>
         <w:b/>
         <w:bCs/>
         <w:i w:val="0"/>
@@ -10598,6 +11075,7 @@
     </w:tblStylePr>
     <w:tblStylePr w:type="lastCol">
       <w:rPr>
+        <w:rFonts w:eastAsia="黑体"/>
         <w:b/>
         <w:bCs/>
         <w:i w:val="0"/>
@@ -10678,6 +11156,7 @@
     </w:tcPr>
     <w:tblStylePr w:type="firstRow">
       <w:rPr>
+        <w:rFonts w:eastAsia="黑体"/>
         <w:b/>
         <w:bCs/>
         <w:i w:val="0"/>
@@ -10699,6 +11178,7 @@
     </w:tblStylePr>
     <w:tblStylePr w:type="lastRow">
       <w:rPr>
+        <w:rFonts w:eastAsia="黑体"/>
         <w:b/>
         <w:bCs/>
         <w:i w:val="0"/>
@@ -10720,6 +11200,7 @@
     </w:tblStylePr>
     <w:tblStylePr w:type="firstCol">
       <w:rPr>
+        <w:rFonts w:eastAsia="黑体"/>
         <w:b/>
         <w:bCs/>
         <w:i w:val="0"/>
@@ -10739,6 +11220,7 @@
     </w:tblStylePr>
     <w:tblStylePr w:type="lastCol">
       <w:rPr>
+        <w:rFonts w:eastAsia="黑体"/>
         <w:b/>
         <w:bCs/>
         <w:i w:val="0"/>
@@ -10819,6 +11301,7 @@
     </w:tcPr>
     <w:tblStylePr w:type="firstRow">
       <w:rPr>
+        <w:rFonts w:eastAsia="黑体"/>
         <w:b/>
         <w:bCs/>
         <w:i w:val="0"/>
@@ -10840,6 +11323,7 @@
     </w:tblStylePr>
     <w:tblStylePr w:type="lastRow">
       <w:rPr>
+        <w:rFonts w:eastAsia="黑体"/>
         <w:b/>
         <w:bCs/>
         <w:i w:val="0"/>
@@ -10861,6 +11345,7 @@
     </w:tblStylePr>
     <w:tblStylePr w:type="firstCol">
       <w:rPr>
+        <w:rFonts w:eastAsia="黑体"/>
         <w:b/>
         <w:bCs/>
         <w:i w:val="0"/>
@@ -10880,6 +11365,7 @@
     </w:tblStylePr>
     <w:tblStylePr w:type="lastCol">
       <w:rPr>
+        <w:rFonts w:eastAsia="黑体"/>
         <w:b/>
         <w:bCs/>
         <w:i w:val="0"/>
@@ -10960,6 +11446,7 @@
     </w:tcPr>
     <w:tblStylePr w:type="firstRow">
       <w:rPr>
+        <w:rFonts w:eastAsia="黑体"/>
         <w:b/>
         <w:bCs/>
         <w:i w:val="0"/>
@@ -10981,6 +11468,7 @@
     </w:tblStylePr>
     <w:tblStylePr w:type="lastRow">
       <w:rPr>
+        <w:rFonts w:eastAsia="黑体"/>
         <w:b/>
         <w:bCs/>
         <w:i w:val="0"/>
@@ -11002,6 +11490,7 @@
     </w:tblStylePr>
     <w:tblStylePr w:type="firstCol">
       <w:rPr>
+        <w:rFonts w:eastAsia="黑体"/>
         <w:b/>
         <w:bCs/>
         <w:i w:val="0"/>
@@ -11021,6 +11510,7 @@
     </w:tblStylePr>
     <w:tblStylePr w:type="lastCol">
       <w:rPr>
+        <w:rFonts w:eastAsia="黑体"/>
         <w:b/>
         <w:bCs/>
         <w:i w:val="0"/>
@@ -11101,6 +11591,7 @@
     </w:tcPr>
     <w:tblStylePr w:type="firstRow">
       <w:rPr>
+        <w:rFonts w:eastAsia="黑体"/>
         <w:b/>
         <w:bCs/>
         <w:i w:val="0"/>
@@ -11122,6 +11613,7 @@
     </w:tblStylePr>
     <w:tblStylePr w:type="lastRow">
       <w:rPr>
+        <w:rFonts w:eastAsia="黑体"/>
         <w:b/>
         <w:bCs/>
         <w:i w:val="0"/>
@@ -11143,6 +11635,7 @@
     </w:tblStylePr>
     <w:tblStylePr w:type="firstCol">
       <w:rPr>
+        <w:rFonts w:eastAsia="黑体"/>
         <w:b/>
         <w:bCs/>
         <w:i w:val="0"/>
@@ -11162,6 +11655,7 @@
     </w:tblStylePr>
     <w:tblStylePr w:type="lastCol">
       <w:rPr>
+        <w:rFonts w:eastAsia="黑体"/>
         <w:b/>
         <w:bCs/>
         <w:i w:val="0"/>
@@ -11242,6 +11736,7 @@
     </w:tcPr>
     <w:tblStylePr w:type="firstRow">
       <w:rPr>
+        <w:rFonts w:eastAsia="黑体"/>
         <w:b/>
         <w:bCs/>
         <w:i w:val="0"/>
@@ -11263,6 +11758,7 @@
     </w:tblStylePr>
     <w:tblStylePr w:type="lastRow">
       <w:rPr>
+        <w:rFonts w:eastAsia="黑体"/>
         <w:b/>
         <w:bCs/>
         <w:i w:val="0"/>
@@ -11284,6 +11780,7 @@
     </w:tblStylePr>
     <w:tblStylePr w:type="firstCol">
       <w:rPr>
+        <w:rFonts w:eastAsia="黑体"/>
         <w:b/>
         <w:bCs/>
         <w:i w:val="0"/>
@@ -11303,6 +11800,7 @@
     </w:tblStylePr>
     <w:tblStylePr w:type="lastCol">
       <w:rPr>
+        <w:rFonts w:eastAsia="黑体"/>
         <w:b/>
         <w:bCs/>
         <w:i w:val="0"/>
@@ -11383,6 +11881,7 @@
     </w:tcPr>
     <w:tblStylePr w:type="firstRow">
       <w:rPr>
+        <w:rFonts w:eastAsia="黑体"/>
         <w:b/>
         <w:bCs/>
         <w:i w:val="0"/>
@@ -11404,6 +11903,7 @@
     </w:tblStylePr>
     <w:tblStylePr w:type="lastRow">
       <w:rPr>
+        <w:rFonts w:eastAsia="黑体"/>
         <w:b/>
         <w:bCs/>
         <w:i w:val="0"/>
@@ -11425,6 +11925,7 @@
     </w:tblStylePr>
     <w:tblStylePr w:type="firstCol">
       <w:rPr>
+        <w:rFonts w:eastAsia="黑体"/>
         <w:b/>
         <w:bCs/>
         <w:i w:val="0"/>
@@ -11444,6 +11945,7 @@
     </w:tblStylePr>
     <w:tblStylePr w:type="lastCol">
       <w:rPr>
+        <w:rFonts w:eastAsia="黑体"/>
         <w:b/>
         <w:bCs/>
         <w:i w:val="0"/>
@@ -11501,6 +12003,7 @@
       <w:spacing w:after="0" w:line="240" w:lineRule="auto"/>
     </w:pPr>
     <w:rPr>
+      <w:rFonts w:eastAsia="黑体"/>
       <w:color w:themeColor="background1" w:val="FFFFFF"/>
     </w:rPr>
     <w:tblPr>
@@ -11519,6 +12022,7 @@
     </w:tcPr>
     <w:tblStylePr w:type="firstRow">
       <w:rPr>
+        <w:rFonts w:eastAsia="黑体"/>
         <w:b/>
         <w:bCs/>
       </w:rPr>
@@ -11615,6 +12119,7 @@
       <w:spacing w:after="0" w:line="240" w:lineRule="auto"/>
     </w:pPr>
     <w:rPr>
+      <w:rFonts w:eastAsia="黑体"/>
       <w:color w:themeColor="background1" w:val="FFFFFF"/>
     </w:rPr>
     <w:tblPr>
@@ -11633,6 +12138,7 @@
     </w:tcPr>
     <w:tblStylePr w:type="firstRow">
       <w:rPr>
+        <w:rFonts w:eastAsia="黑体"/>
         <w:b/>
         <w:bCs/>
       </w:rPr>
@@ -11729,6 +12235,7 @@
       <w:spacing w:after="0" w:line="240" w:lineRule="auto"/>
     </w:pPr>
     <w:rPr>
+      <w:rFonts w:eastAsia="黑体"/>
       <w:color w:themeColor="background1" w:val="FFFFFF"/>
     </w:rPr>
     <w:tblPr>
@@ -11747,6 +12254,7 @@
     </w:tcPr>
     <w:tblStylePr w:type="firstRow">
       <w:rPr>
+        <w:rFonts w:eastAsia="黑体"/>
         <w:b/>
         <w:bCs/>
       </w:rPr>
@@ -11843,6 +12351,7 @@
       <w:spacing w:after="0" w:line="240" w:lineRule="auto"/>
     </w:pPr>
     <w:rPr>
+      <w:rFonts w:eastAsia="黑体"/>
       <w:color w:themeColor="background1" w:val="FFFFFF"/>
     </w:rPr>
     <w:tblPr>
@@ -11861,6 +12370,7 @@
     </w:tcPr>
     <w:tblStylePr w:type="firstRow">
       <w:rPr>
+        <w:rFonts w:eastAsia="黑体"/>
         <w:b/>
         <w:bCs/>
       </w:rPr>
@@ -11957,6 +12467,7 @@
       <w:spacing w:after="0" w:line="240" w:lineRule="auto"/>
     </w:pPr>
     <w:rPr>
+      <w:rFonts w:eastAsia="黑体"/>
       <w:color w:themeColor="background1" w:val="FFFFFF"/>
     </w:rPr>
     <w:tblPr>
@@ -11975,6 +12486,7 @@
     </w:tcPr>
     <w:tblStylePr w:type="firstRow">
       <w:rPr>
+        <w:rFonts w:eastAsia="黑体"/>
         <w:b/>
         <w:bCs/>
       </w:rPr>
@@ -12071,6 +12583,7 @@
       <w:spacing w:after="0" w:line="240" w:lineRule="auto"/>
     </w:pPr>
     <w:rPr>
+      <w:rFonts w:eastAsia="黑体"/>
       <w:color w:themeColor="background1" w:val="FFFFFF"/>
     </w:rPr>
     <w:tblPr>
@@ -12089,6 +12602,7 @@
     </w:tcPr>
     <w:tblStylePr w:type="firstRow">
       <w:rPr>
+        <w:rFonts w:eastAsia="黑体"/>
         <w:b/>
         <w:bCs/>
       </w:rPr>
@@ -12185,6 +12699,7 @@
       <w:spacing w:after="0" w:line="240" w:lineRule="auto"/>
     </w:pPr>
     <w:rPr>
+      <w:rFonts w:eastAsia="黑体"/>
       <w:color w:themeColor="background1" w:val="FFFFFF"/>
     </w:rPr>
     <w:tblPr>
@@ -12203,6 +12718,7 @@
     </w:tcPr>
     <w:tblStylePr w:type="firstRow">
       <w:rPr>
+        <w:rFonts w:eastAsia="黑体"/>
         <w:b/>
         <w:bCs/>
       </w:rPr>
@@ -12299,6 +12815,7 @@
       <w:spacing w:after="0" w:line="240" w:lineRule="auto"/>
     </w:pPr>
     <w:rPr>
+      <w:rFonts w:eastAsia="黑体"/>
       <w:color w:themeColor="text1" w:val="000000"/>
     </w:rPr>
     <w:tblPr>
@@ -12325,6 +12842,7 @@
     </w:tcPr>
     <w:tblStylePr w:type="firstRow">
       <w:rPr>
+        <w:rFonts w:eastAsia="黑体"/>
         <w:b/>
         <w:bCs/>
       </w:rPr>
@@ -12343,6 +12861,7 @@
     </w:tblStylePr>
     <w:tblStylePr w:type="lastRow">
       <w:rPr>
+        <w:rFonts w:eastAsia="黑体"/>
         <w:b/>
         <w:bCs/>
         <w:color w:themeColor="background1" w:val="FFFFFF"/>
@@ -12357,6 +12876,7 @@
     </w:tblStylePr>
     <w:tblStylePr w:type="firstCol">
       <w:rPr>
+        <w:rFonts w:eastAsia="黑体"/>
         <w:color w:themeColor="background1" w:val="FFFFFF"/>
       </w:rPr>
       <w:tblPr/>
@@ -12374,6 +12894,7 @@
     </w:tblStylePr>
     <w:tblStylePr w:type="lastCol">
       <w:rPr>
+        <w:rFonts w:eastAsia="黑体"/>
         <w:color w:themeColor="background1" w:val="FFFFFF"/>
       </w:rPr>
       <w:tblPr/>
@@ -12403,11 +12924,13 @@
     </w:tblStylePr>
     <w:tblStylePr w:type="neCell">
       <w:rPr>
+        <w:rFonts w:eastAsia="黑体"/>
         <w:color w:themeColor="text1" w:val="000000"/>
       </w:rPr>
     </w:tblStylePr>
     <w:tblStylePr w:type="nwCell">
       <w:rPr>
+        <w:rFonts w:eastAsia="黑体"/>
         <w:color w:themeColor="text1" w:val="000000"/>
       </w:rPr>
     </w:tblStylePr>
@@ -12421,6 +12944,7 @@
       <w:spacing w:after="0" w:line="240" w:lineRule="auto"/>
     </w:pPr>
     <w:rPr>
+      <w:rFonts w:eastAsia="黑体"/>
       <w:color w:themeColor="text1" w:val="000000"/>
     </w:rPr>
     <w:tblPr>
@@ -12447,6 +12971,7 @@
     </w:tcPr>
     <w:tblStylePr w:type="firstRow">
       <w:rPr>
+        <w:rFonts w:eastAsia="黑体"/>
         <w:b/>
         <w:bCs/>
       </w:rPr>
@@ -12465,6 +12990,7 @@
     </w:tblStylePr>
     <w:tblStylePr w:type="lastRow">
       <w:rPr>
+        <w:rFonts w:eastAsia="黑体"/>
         <w:b/>
         <w:bCs/>
         <w:color w:themeColor="background1" w:val="FFFFFF"/>
@@ -12479,6 +13005,7 @@
     </w:tblStylePr>
     <w:tblStylePr w:type="firstCol">
       <w:rPr>
+        <w:rFonts w:eastAsia="黑体"/>
         <w:color w:themeColor="background1" w:val="FFFFFF"/>
       </w:rPr>
       <w:tblPr/>
@@ -12496,6 +13023,7 @@
     </w:tblStylePr>
     <w:tblStylePr w:type="lastCol">
       <w:rPr>
+        <w:rFonts w:eastAsia="黑体"/>
         <w:color w:themeColor="background1" w:val="FFFFFF"/>
       </w:rPr>
       <w:tblPr/>
@@ -12525,11 +13053,13 @@
     </w:tblStylePr>
     <w:tblStylePr w:type="neCell">
       <w:rPr>
+        <w:rFonts w:eastAsia="黑体"/>
         <w:color w:themeColor="text1" w:val="000000"/>
       </w:rPr>
     </w:tblStylePr>
     <w:tblStylePr w:type="nwCell">
       <w:rPr>
+        <w:rFonts w:eastAsia="黑体"/>
         <w:color w:themeColor="text1" w:val="000000"/>
       </w:rPr>
     </w:tblStylePr>
@@ -12543,6 +13073,7 @@
       <w:spacing w:after="0" w:line="240" w:lineRule="auto"/>
     </w:pPr>
     <w:rPr>
+      <w:rFonts w:eastAsia="黑体"/>
       <w:color w:themeColor="text1" w:val="000000"/>
     </w:rPr>
     <w:tblPr>
@@ -12569,6 +13100,7 @@
     </w:tcPr>
     <w:tblStylePr w:type="firstRow">
       <w:rPr>
+        <w:rFonts w:eastAsia="黑体"/>
         <w:b/>
         <w:bCs/>
       </w:rPr>
@@ -12587,6 +13119,7 @@
     </w:tblStylePr>
     <w:tblStylePr w:type="lastRow">
       <w:rPr>
+        <w:rFonts w:eastAsia="黑体"/>
         <w:b/>
         <w:bCs/>
         <w:color w:themeColor="background1" w:val="FFFFFF"/>
@@ -12601,6 +13134,7 @@
     </w:tblStylePr>
     <w:tblStylePr w:type="firstCol">
       <w:rPr>
+        <w:rFonts w:eastAsia="黑体"/>
         <w:color w:themeColor="background1" w:val="FFFFFF"/>
       </w:rPr>
       <w:tblPr/>
@@ -12618,6 +13152,7 @@
     </w:tblStylePr>
     <w:tblStylePr w:type="lastCol">
       <w:rPr>
+        <w:rFonts w:eastAsia="黑体"/>
         <w:color w:themeColor="background1" w:val="FFFFFF"/>
       </w:rPr>
       <w:tblPr/>
@@ -12647,11 +13182,13 @@
     </w:tblStylePr>
     <w:tblStylePr w:type="neCell">
       <w:rPr>
+        <w:rFonts w:eastAsia="黑体"/>
         <w:color w:themeColor="text1" w:val="000000"/>
       </w:rPr>
     </w:tblStylePr>
     <w:tblStylePr w:type="nwCell">
       <w:rPr>
+        <w:rFonts w:eastAsia="黑体"/>
         <w:color w:themeColor="text1" w:val="000000"/>
       </w:rPr>
     </w:tblStylePr>
@@ -12665,6 +13202,7 @@
       <w:spacing w:after="0" w:line="240" w:lineRule="auto"/>
     </w:pPr>
     <w:rPr>
+      <w:rFonts w:eastAsia="黑体"/>
       <w:color w:themeColor="text1" w:val="000000"/>
     </w:rPr>
     <w:tblPr>
@@ -12691,6 +13229,7 @@
     </w:tcPr>
     <w:tblStylePr w:type="firstRow">
       <w:rPr>
+        <w:rFonts w:eastAsia="黑体"/>
         <w:b/>
         <w:bCs/>
       </w:rPr>
@@ -12709,6 +13248,7 @@
     </w:tblStylePr>
     <w:tblStylePr w:type="lastRow">
       <w:rPr>
+        <w:rFonts w:eastAsia="黑体"/>
         <w:b/>
         <w:bCs/>
         <w:color w:themeColor="background1" w:val="FFFFFF"/>
@@ -12723,6 +13263,7 @@
     </w:tblStylePr>
     <w:tblStylePr w:type="firstCol">
       <w:rPr>
+        <w:rFonts w:eastAsia="黑体"/>
         <w:color w:themeColor="background1" w:val="FFFFFF"/>
       </w:rPr>
       <w:tblPr/>
@@ -12740,6 +13281,7 @@
     </w:tblStylePr>
     <w:tblStylePr w:type="lastCol">
       <w:rPr>
+        <w:rFonts w:eastAsia="黑体"/>
         <w:color w:themeColor="background1" w:val="FFFFFF"/>
       </w:rPr>
       <w:tblPr/>
@@ -12777,6 +13319,7 @@
       <w:spacing w:after="0" w:line="240" w:lineRule="auto"/>
     </w:pPr>
     <w:rPr>
+      <w:rFonts w:eastAsia="黑体"/>
       <w:color w:themeColor="text1" w:val="000000"/>
     </w:rPr>
     <w:tblPr>
@@ -12803,6 +13346,7 @@
     </w:tcPr>
     <w:tblStylePr w:type="firstRow">
       <w:rPr>
+        <w:rFonts w:eastAsia="黑体"/>
         <w:b/>
         <w:bCs/>
       </w:rPr>
@@ -12821,6 +13365,7 @@
     </w:tblStylePr>
     <w:tblStylePr w:type="lastRow">
       <w:rPr>
+        <w:rFonts w:eastAsia="黑体"/>
         <w:b/>
         <w:bCs/>
         <w:color w:themeColor="background1" w:val="FFFFFF"/>
@@ -12835,6 +13380,7 @@
     </w:tblStylePr>
     <w:tblStylePr w:type="firstCol">
       <w:rPr>
+        <w:rFonts w:eastAsia="黑体"/>
         <w:color w:themeColor="background1" w:val="FFFFFF"/>
       </w:rPr>
       <w:tblPr/>
@@ -12852,6 +13398,7 @@
     </w:tblStylePr>
     <w:tblStylePr w:type="lastCol">
       <w:rPr>
+        <w:rFonts w:eastAsia="黑体"/>
         <w:color w:themeColor="background1" w:val="FFFFFF"/>
       </w:rPr>
       <w:tblPr/>
@@ -12881,11 +13428,13 @@
     </w:tblStylePr>
     <w:tblStylePr w:type="neCell">
       <w:rPr>
+        <w:rFonts w:eastAsia="黑体"/>
         <w:color w:themeColor="text1" w:val="000000"/>
       </w:rPr>
     </w:tblStylePr>
     <w:tblStylePr w:type="nwCell">
       <w:rPr>
+        <w:rFonts w:eastAsia="黑体"/>
         <w:color w:themeColor="text1" w:val="000000"/>
       </w:rPr>
     </w:tblStylePr>
@@ -12899,6 +13448,7 @@
       <w:spacing w:after="0" w:line="240" w:lineRule="auto"/>
     </w:pPr>
     <w:rPr>
+      <w:rFonts w:eastAsia="黑体"/>
       <w:color w:themeColor="text1" w:val="000000"/>
     </w:rPr>
     <w:tblPr>
@@ -12925,6 +13475,7 @@
     </w:tcPr>
     <w:tblStylePr w:type="firstRow">
       <w:rPr>
+        <w:rFonts w:eastAsia="黑体"/>
         <w:b/>
         <w:bCs/>
       </w:rPr>
@@ -12943,6 +13494,7 @@
     </w:tblStylePr>
     <w:tblStylePr w:type="lastRow">
       <w:rPr>
+        <w:rFonts w:eastAsia="黑体"/>
         <w:b/>
         <w:bCs/>
         <w:color w:themeColor="background1" w:val="FFFFFF"/>
@@ -12957,6 +13509,7 @@
     </w:tblStylePr>
     <w:tblStylePr w:type="firstCol">
       <w:rPr>
+        <w:rFonts w:eastAsia="黑体"/>
         <w:color w:themeColor="background1" w:val="FFFFFF"/>
       </w:rPr>
       <w:tblPr/>
@@ -12974,6 +13527,7 @@
     </w:tblStylePr>
     <w:tblStylePr w:type="lastCol">
       <w:rPr>
+        <w:rFonts w:eastAsia="黑体"/>
         <w:color w:themeColor="background1" w:val="FFFFFF"/>
       </w:rPr>
       <w:tblPr/>
@@ -13003,11 +13557,13 @@
     </w:tblStylePr>
     <w:tblStylePr w:type="neCell">
       <w:rPr>
+        <w:rFonts w:eastAsia="黑体"/>
         <w:color w:themeColor="text1" w:val="000000"/>
       </w:rPr>
     </w:tblStylePr>
     <w:tblStylePr w:type="nwCell">
       <w:rPr>
+        <w:rFonts w:eastAsia="黑体"/>
         <w:color w:themeColor="text1" w:val="000000"/>
       </w:rPr>
     </w:tblStylePr>
@@ -13021,6 +13577,7 @@
       <w:spacing w:after="0" w:line="240" w:lineRule="auto"/>
     </w:pPr>
     <w:rPr>
+      <w:rFonts w:eastAsia="黑体"/>
       <w:color w:themeColor="text1" w:val="000000"/>
     </w:rPr>
     <w:tblPr>
@@ -13047,6 +13604,7 @@
     </w:tcPr>
     <w:tblStylePr w:type="firstRow">
       <w:rPr>
+        <w:rFonts w:eastAsia="黑体"/>
         <w:b/>
         <w:bCs/>
       </w:rPr>
@@ -13065,6 +13623,7 @@
     </w:tblStylePr>
     <w:tblStylePr w:type="lastRow">
       <w:rPr>
+        <w:rFonts w:eastAsia="黑体"/>
         <w:b/>
         <w:bCs/>
         <w:color w:themeColor="background1" w:val="FFFFFF"/>
@@ -13079,6 +13638,7 @@
     </w:tblStylePr>
     <w:tblStylePr w:type="firstCol">
       <w:rPr>
+        <w:rFonts w:eastAsia="黑体"/>
         <w:color w:themeColor="background1" w:val="FFFFFF"/>
       </w:rPr>
       <w:tblPr/>
@@ -13096,6 +13656,7 @@
     </w:tblStylePr>
     <w:tblStylePr w:type="lastCol">
       <w:rPr>
+        <w:rFonts w:eastAsia="黑体"/>
         <w:color w:themeColor="background1" w:val="FFFFFF"/>
       </w:rPr>
       <w:tblPr/>
@@ -13125,11 +13686,13 @@
     </w:tblStylePr>
     <w:tblStylePr w:type="neCell">
       <w:rPr>
+        <w:rFonts w:eastAsia="黑体"/>
         <w:color w:themeColor="text1" w:val="000000"/>
       </w:rPr>
     </w:tblStylePr>
     <w:tblStylePr w:type="nwCell">
       <w:rPr>
+        <w:rFonts w:eastAsia="黑体"/>
         <w:color w:themeColor="text1" w:val="000000"/>
       </w:rPr>
     </w:tblStylePr>
@@ -13143,6 +13706,7 @@
       <w:spacing w:after="0" w:line="240" w:lineRule="auto"/>
     </w:pPr>
     <w:rPr>
+      <w:rFonts w:eastAsia="黑体"/>
       <w:color w:themeColor="text1" w:val="000000"/>
     </w:rPr>
     <w:tblPr>
@@ -13161,6 +13725,7 @@
     </w:tcPr>
     <w:tblStylePr w:type="firstRow">
       <w:rPr>
+        <w:rFonts w:eastAsia="黑体"/>
         <w:b/>
         <w:bCs/>
         <w:color w:themeColor="background1" w:val="FFFFFF"/>
@@ -13175,6 +13740,7 @@
     </w:tblStylePr>
     <w:tblStylePr w:type="lastRow">
       <w:rPr>
+        <w:rFonts w:eastAsia="黑体"/>
         <w:b/>
         <w:bCs/>
         <w:color w:themeColor="accent2" w:themeShade="CC" w:val="9E3A38"/>
@@ -13189,12 +13755,14 @@
     </w:tblStylePr>
     <w:tblStylePr w:type="firstCol">
       <w:rPr>
+        <w:rFonts w:eastAsia="黑体"/>
         <w:b/>
         <w:bCs/>
       </w:rPr>
     </w:tblStylePr>
     <w:tblStylePr w:type="lastCol">
       <w:rPr>
+        <w:rFonts w:eastAsia="黑体"/>
         <w:b/>
         <w:bCs/>
       </w:rPr>
@@ -13229,6 +13797,7 @@
       <w:spacing w:after="0" w:line="240" w:lineRule="auto"/>
     </w:pPr>
     <w:rPr>
+      <w:rFonts w:eastAsia="黑体"/>
       <w:color w:themeColor="text1" w:val="000000"/>
     </w:rPr>
     <w:tblPr>
@@ -13247,6 +13816,7 @@
     </w:tcPr>
     <w:tblStylePr w:type="firstRow">
       <w:rPr>
+        <w:rFonts w:eastAsia="黑体"/>
         <w:b/>
         <w:bCs/>
         <w:color w:themeColor="background1" w:val="FFFFFF"/>
@@ -13261,6 +13831,7 @@
     </w:tblStylePr>
     <w:tblStylePr w:type="lastRow">
       <w:rPr>
+        <w:rFonts w:eastAsia="黑体"/>
         <w:b/>
         <w:bCs/>
         <w:color w:themeColor="accent2" w:themeShade="CC" w:val="9E3A38"/>
@@ -13275,12 +13846,14 @@
     </w:tblStylePr>
     <w:tblStylePr w:type="firstCol">
       <w:rPr>
+        <w:rFonts w:eastAsia="黑体"/>
         <w:b/>
         <w:bCs/>
       </w:rPr>
     </w:tblStylePr>
     <w:tblStylePr w:type="lastCol">
       <w:rPr>
+        <w:rFonts w:eastAsia="黑体"/>
         <w:b/>
         <w:bCs/>
       </w:rPr>
@@ -13315,6 +13888,7 @@
       <w:spacing w:after="0" w:line="240" w:lineRule="auto"/>
     </w:pPr>
     <w:rPr>
+      <w:rFonts w:eastAsia="黑体"/>
       <w:color w:themeColor="text1" w:val="000000"/>
     </w:rPr>
     <w:tblPr>
@@ -13333,6 +13907,7 @@
     </w:tcPr>
     <w:tblStylePr w:type="firstRow">
       <w:rPr>
+        <w:rFonts w:eastAsia="黑体"/>
         <w:b/>
         <w:bCs/>
         <w:color w:themeColor="background1" w:val="FFFFFF"/>
@@ -13347,6 +13922,7 @@
     </w:tblStylePr>
     <w:tblStylePr w:type="lastRow">
       <w:rPr>
+        <w:rFonts w:eastAsia="黑体"/>
         <w:b/>
         <w:bCs/>
         <w:color w:themeColor="accent2" w:themeShade="CC" w:val="9E3A38"/>
@@ -13361,12 +13937,14 @@
     </w:tblStylePr>
     <w:tblStylePr w:type="firstCol">
       <w:rPr>
+        <w:rFonts w:eastAsia="黑体"/>
         <w:b/>
         <w:bCs/>
       </w:rPr>
     </w:tblStylePr>
     <w:tblStylePr w:type="lastCol">
       <w:rPr>
+        <w:rFonts w:eastAsia="黑体"/>
         <w:b/>
         <w:bCs/>
       </w:rPr>
@@ -13401,6 +13979,7 @@
       <w:spacing w:after="0" w:line="240" w:lineRule="auto"/>
     </w:pPr>
     <w:rPr>
+      <w:rFonts w:eastAsia="黑体"/>
       <w:color w:themeColor="text1" w:val="000000"/>
     </w:rPr>
     <w:tblPr>
@@ -13419,6 +13998,7 @@
     </w:tcPr>
     <w:tblStylePr w:type="firstRow">
       <w:rPr>
+        <w:rFonts w:eastAsia="黑体"/>
         <w:b/>
         <w:bCs/>
         <w:color w:themeColor="background1" w:val="FFFFFF"/>
@@ -13433,6 +14013,7 @@
     </w:tblStylePr>
     <w:tblStylePr w:type="lastRow">
       <w:rPr>
+        <w:rFonts w:eastAsia="黑体"/>
         <w:b/>
         <w:bCs/>
         <w:color w:themeColor="accent4" w:themeShade="CC" w:val="664E82"/>
@@ -13447,12 +14028,14 @@
     </w:tblStylePr>
     <w:tblStylePr w:type="firstCol">
       <w:rPr>
+        <w:rFonts w:eastAsia="黑体"/>
         <w:b/>
         <w:bCs/>
       </w:rPr>
     </w:tblStylePr>
     <w:tblStylePr w:type="lastCol">
       <w:rPr>
+        <w:rFonts w:eastAsia="黑体"/>
         <w:b/>
         <w:bCs/>
       </w:rPr>
@@ -13487,6 +14070,7 @@
       <w:spacing w:after="0" w:line="240" w:lineRule="auto"/>
     </w:pPr>
     <w:rPr>
+      <w:rFonts w:eastAsia="黑体"/>
       <w:color w:themeColor="text1" w:val="000000"/>
     </w:rPr>
     <w:tblPr>
@@ -13505,6 +14089,7 @@
     </w:tcPr>
     <w:tblStylePr w:type="firstRow">
       <w:rPr>
+        <w:rFonts w:eastAsia="黑体"/>
         <w:b/>
         <w:bCs/>
         <w:color w:themeColor="background1" w:val="FFFFFF"/>
@@ -13519,6 +14104,7 @@
     </w:tblStylePr>
     <w:tblStylePr w:type="lastRow">
       <w:rPr>
+        <w:rFonts w:eastAsia="黑体"/>
         <w:b/>
         <w:bCs/>
         <w:color w:themeColor="accent3" w:themeShade="CC" w:val="7E9C40"/>
@@ -13533,12 +14119,14 @@
     </w:tblStylePr>
     <w:tblStylePr w:type="firstCol">
       <w:rPr>
+        <w:rFonts w:eastAsia="黑体"/>
         <w:b/>
         <w:bCs/>
       </w:rPr>
     </w:tblStylePr>
     <w:tblStylePr w:type="lastCol">
       <w:rPr>
+        <w:rFonts w:eastAsia="黑体"/>
         <w:b/>
         <w:bCs/>
       </w:rPr>
@@ -13573,6 +14161,7 @@
       <w:spacing w:after="0" w:line="240" w:lineRule="auto"/>
     </w:pPr>
     <w:rPr>
+      <w:rFonts w:eastAsia="黑体"/>
       <w:color w:themeColor="text1" w:val="000000"/>
     </w:rPr>
     <w:tblPr>
@@ -13591,6 +14180,7 @@
     </w:tcPr>
     <w:tblStylePr w:type="firstRow">
       <w:rPr>
+        <w:rFonts w:eastAsia="黑体"/>
         <w:b/>
         <w:bCs/>
         <w:color w:themeColor="background1" w:val="FFFFFF"/>
@@ -13605,6 +14195,7 @@
     </w:tblStylePr>
     <w:tblStylePr w:type="lastRow">
       <w:rPr>
+        <w:rFonts w:eastAsia="黑体"/>
         <w:b/>
         <w:bCs/>
         <w:color w:themeColor="accent6" w:themeShade="CC" w:val="F2730A"/>
@@ -13619,12 +14210,14 @@
     </w:tblStylePr>
     <w:tblStylePr w:type="firstCol">
       <w:rPr>
+        <w:rFonts w:eastAsia="黑体"/>
         <w:b/>
         <w:bCs/>
       </w:rPr>
     </w:tblStylePr>
     <w:tblStylePr w:type="lastCol">
       <w:rPr>
+        <w:rFonts w:eastAsia="黑体"/>
         <w:b/>
         <w:bCs/>
       </w:rPr>
@@ -13659,6 +14252,7 @@
       <w:spacing w:after="0" w:line="240" w:lineRule="auto"/>
     </w:pPr>
     <w:rPr>
+      <w:rFonts w:eastAsia="黑体"/>
       <w:color w:themeColor="text1" w:val="000000"/>
     </w:rPr>
     <w:tblPr>
@@ -13677,6 +14271,7 @@
     </w:tcPr>
     <w:tblStylePr w:type="firstRow">
       <w:rPr>
+        <w:rFonts w:eastAsia="黑体"/>
         <w:b/>
         <w:bCs/>
         <w:color w:themeColor="background1" w:val="FFFFFF"/>
@@ -13691,6 +14286,7 @@
     </w:tblStylePr>
     <w:tblStylePr w:type="lastRow">
       <w:rPr>
+        <w:rFonts w:eastAsia="黑体"/>
         <w:b/>
         <w:bCs/>
         <w:color w:themeColor="accent5" w:themeShade="CC" w:val="348DA5"/>
@@ -13705,12 +14301,14 @@
     </w:tblStylePr>
     <w:tblStylePr w:type="firstCol">
       <w:rPr>
+        <w:rFonts w:eastAsia="黑体"/>
         <w:b/>
         <w:bCs/>
       </w:rPr>
     </w:tblStylePr>
     <w:tblStylePr w:type="lastCol">
       <w:rPr>
+        <w:rFonts w:eastAsia="黑体"/>
         <w:b/>
         <w:bCs/>
       </w:rPr>
@@ -13745,6 +14343,7 @@
       <w:spacing w:after="0" w:line="240" w:lineRule="auto"/>
     </w:pPr>
     <w:rPr>
+      <w:rFonts w:eastAsia="黑体"/>
       <w:color w:themeColor="text1" w:val="000000"/>
     </w:rPr>
     <w:tblPr>
@@ -13766,6 +14365,7 @@
     </w:tcPr>
     <w:tblStylePr w:type="firstRow">
       <w:rPr>
+        <w:rFonts w:eastAsia="黑体"/>
         <w:b/>
         <w:bCs/>
       </w:rPr>
@@ -13776,6 +14376,7 @@
     </w:tblStylePr>
     <w:tblStylePr w:type="lastRow">
       <w:rPr>
+        <w:rFonts w:eastAsia="黑体"/>
         <w:b/>
         <w:bCs/>
         <w:color w:themeColor="text1" w:val="000000"/>
@@ -13787,6 +14388,7 @@
     </w:tblStylePr>
     <w:tblStylePr w:type="firstCol">
       <w:rPr>
+        <w:rFonts w:eastAsia="黑体"/>
         <w:color w:themeColor="background1" w:val="FFFFFF"/>
       </w:rPr>
       <w:tblPr/>
@@ -13796,6 +14398,7 @@
     </w:tblStylePr>
     <w:tblStylePr w:type="lastCol">
       <w:rPr>
+        <w:rFonts w:eastAsia="黑体"/>
         <w:color w:themeColor="background1" w:val="FFFFFF"/>
       </w:rPr>
       <w:tblPr/>
@@ -13825,6 +14428,7 @@
       <w:spacing w:after="0" w:line="240" w:lineRule="auto"/>
     </w:pPr>
     <w:rPr>
+      <w:rFonts w:eastAsia="黑体"/>
       <w:color w:themeColor="text1" w:val="000000"/>
     </w:rPr>
     <w:tblPr>
@@ -13846,6 +14450,7 @@
     </w:tcPr>
     <w:tblStylePr w:type="firstRow">
       <w:rPr>
+        <w:rFonts w:eastAsia="黑体"/>
         <w:b/>
         <w:bCs/>
       </w:rPr>
@@ -13856,6 +14461,7 @@
     </w:tblStylePr>
     <w:tblStylePr w:type="lastRow">
       <w:rPr>
+        <w:rFonts w:eastAsia="黑体"/>
         <w:b/>
         <w:bCs/>
         <w:color w:themeColor="text1" w:val="000000"/>
@@ -13867,6 +14473,7 @@
     </w:tblStylePr>
     <w:tblStylePr w:type="firstCol">
       <w:rPr>
+        <w:rFonts w:eastAsia="黑体"/>
         <w:color w:themeColor="background1" w:val="FFFFFF"/>
       </w:rPr>
       <w:tblPr/>
@@ -13876,6 +14483,7 @@
     </w:tblStylePr>
     <w:tblStylePr w:type="lastCol">
       <w:rPr>
+        <w:rFonts w:eastAsia="黑体"/>
         <w:color w:themeColor="background1" w:val="FFFFFF"/>
       </w:rPr>
       <w:tblPr/>
@@ -13905,6 +14513,7 @@
       <w:spacing w:after="0" w:line="240" w:lineRule="auto"/>
     </w:pPr>
     <w:rPr>
+      <w:rFonts w:eastAsia="黑体"/>
       <w:color w:themeColor="text1" w:val="000000"/>
     </w:rPr>
     <w:tblPr>
@@ -13926,6 +14535,7 @@
     </w:tcPr>
     <w:tblStylePr w:type="firstRow">
       <w:rPr>
+        <w:rFonts w:eastAsia="黑体"/>
         <w:b/>
         <w:bCs/>
       </w:rPr>
@@ -13936,6 +14546,7 @@
     </w:tblStylePr>
     <w:tblStylePr w:type="lastRow">
       <w:rPr>
+        <w:rFonts w:eastAsia="黑体"/>
         <w:b/>
         <w:bCs/>
         <w:color w:themeColor="text1" w:val="000000"/>
@@ -13947,6 +14558,7 @@
     </w:tblStylePr>
     <w:tblStylePr w:type="firstCol">
       <w:rPr>
+        <w:rFonts w:eastAsia="黑体"/>
         <w:color w:themeColor="background1" w:val="FFFFFF"/>
       </w:rPr>
       <w:tblPr/>
@@ -13956,6 +14568,7 @@
     </w:tblStylePr>
     <w:tblStylePr w:type="lastCol">
       <w:rPr>
+        <w:rFonts w:eastAsia="黑体"/>
         <w:color w:themeColor="background1" w:val="FFFFFF"/>
       </w:rPr>
       <w:tblPr/>
@@ -13985,6 +14598,7 @@
       <w:spacing w:after="0" w:line="240" w:lineRule="auto"/>
     </w:pPr>
     <w:rPr>
+      <w:rFonts w:eastAsia="黑体"/>
       <w:color w:themeColor="text1" w:val="000000"/>
     </w:rPr>
     <w:tblPr>
@@ -14006,6 +14620,7 @@
     </w:tcPr>
     <w:tblStylePr w:type="firstRow">
       <w:rPr>
+        <w:rFonts w:eastAsia="黑体"/>
         <w:b/>
         <w:bCs/>
       </w:rPr>
@@ -14016,6 +14631,7 @@
     </w:tblStylePr>
     <w:tblStylePr w:type="lastRow">
       <w:rPr>
+        <w:rFonts w:eastAsia="黑体"/>
         <w:b/>
         <w:bCs/>
         <w:color w:themeColor="text1" w:val="000000"/>
@@ -14027,6 +14643,7 @@
     </w:tblStylePr>
     <w:tblStylePr w:type="firstCol">
       <w:rPr>
+        <w:rFonts w:eastAsia="黑体"/>
         <w:color w:themeColor="background1" w:val="FFFFFF"/>
       </w:rPr>
       <w:tblPr/>
@@ -14036,6 +14653,7 @@
     </w:tblStylePr>
     <w:tblStylePr w:type="lastCol">
       <w:rPr>
+        <w:rFonts w:eastAsia="黑体"/>
         <w:color w:themeColor="background1" w:val="FFFFFF"/>
       </w:rPr>
       <w:tblPr/>
@@ -14065,6 +14683,7 @@
       <w:spacing w:after="0" w:line="240" w:lineRule="auto"/>
     </w:pPr>
     <w:rPr>
+      <w:rFonts w:eastAsia="黑体"/>
       <w:color w:themeColor="text1" w:val="000000"/>
     </w:rPr>
     <w:tblPr>
@@ -14086,6 +14705,7 @@
     </w:tcPr>
     <w:tblStylePr w:type="firstRow">
       <w:rPr>
+        <w:rFonts w:eastAsia="黑体"/>
         <w:b/>
         <w:bCs/>
       </w:rPr>
@@ -14096,6 +14716,7 @@
     </w:tblStylePr>
     <w:tblStylePr w:type="lastRow">
       <w:rPr>
+        <w:rFonts w:eastAsia="黑体"/>
         <w:b/>
         <w:bCs/>
         <w:color w:themeColor="text1" w:val="000000"/>
@@ -14107,6 +14728,7 @@
     </w:tblStylePr>
     <w:tblStylePr w:type="firstCol">
       <w:rPr>
+        <w:rFonts w:eastAsia="黑体"/>
         <w:color w:themeColor="background1" w:val="FFFFFF"/>
       </w:rPr>
       <w:tblPr/>
@@ -14116,6 +14738,7 @@
     </w:tblStylePr>
     <w:tblStylePr w:type="lastCol">
       <w:rPr>
+        <w:rFonts w:eastAsia="黑体"/>
         <w:color w:themeColor="background1" w:val="FFFFFF"/>
       </w:rPr>
       <w:tblPr/>
@@ -14145,6 +14768,7 @@
       <w:spacing w:after="0" w:line="240" w:lineRule="auto"/>
     </w:pPr>
     <w:rPr>
+      <w:rFonts w:eastAsia="黑体"/>
       <w:color w:themeColor="text1" w:val="000000"/>
     </w:rPr>
     <w:tblPr>
@@ -14166,6 +14790,7 @@
     </w:tcPr>
     <w:tblStylePr w:type="firstRow">
       <w:rPr>
+        <w:rFonts w:eastAsia="黑体"/>
         <w:b/>
         <w:bCs/>
       </w:rPr>
@@ -14176,6 +14801,7 @@
     </w:tblStylePr>
     <w:tblStylePr w:type="lastRow">
       <w:rPr>
+        <w:rFonts w:eastAsia="黑体"/>
         <w:b/>
         <w:bCs/>
         <w:color w:themeColor="text1" w:val="000000"/>
@@ -14187,6 +14813,7 @@
     </w:tblStylePr>
     <w:tblStylePr w:type="firstCol">
       <w:rPr>
+        <w:rFonts w:eastAsia="黑体"/>
         <w:color w:themeColor="background1" w:val="FFFFFF"/>
       </w:rPr>
       <w:tblPr/>
@@ -14196,6 +14823,7 @@
     </w:tblStylePr>
     <w:tblStylePr w:type="lastCol">
       <w:rPr>
+        <w:rFonts w:eastAsia="黑体"/>
         <w:color w:themeColor="background1" w:val="FFFFFF"/>
       </w:rPr>
       <w:tblPr/>
@@ -14225,6 +14853,7 @@
       <w:spacing w:after="0" w:line="240" w:lineRule="auto"/>
     </w:pPr>
     <w:rPr>
+      <w:rFonts w:eastAsia="黑体"/>
       <w:color w:themeColor="text1" w:val="000000"/>
     </w:rPr>
     <w:tblPr>
@@ -14246,6 +14875,7 @@
     </w:tcPr>
     <w:tblStylePr w:type="firstRow">
       <w:rPr>
+        <w:rFonts w:eastAsia="黑体"/>
         <w:b/>
         <w:bCs/>
       </w:rPr>
@@ -14256,6 +14886,7 @@
     </w:tblStylePr>
     <w:tblStylePr w:type="lastRow">
       <w:rPr>
+        <w:rFonts w:eastAsia="黑体"/>
         <w:b/>
         <w:bCs/>
         <w:color w:themeColor="text1" w:val="000000"/>
@@ -14267,6 +14898,7 @@
     </w:tblStylePr>
     <w:tblStylePr w:type="firstCol">
       <w:rPr>
+        <w:rFonts w:eastAsia="黑体"/>
         <w:color w:themeColor="background1" w:val="FFFFFF"/>
       </w:rPr>
       <w:tblPr/>
@@ -14276,6 +14908,7 @@
     </w:tblStylePr>
     <w:tblStylePr w:type="lastCol">
       <w:rPr>
+        <w:rFonts w:eastAsia="黑体"/>
         <w:color w:themeColor="background1" w:val="FFFFFF"/>
       </w:rPr>
       <w:tblPr/>
@@ -14308,6 +14941,7 @@
     <w:name w:val="KeywordTok"/>
     <w:basedOn w:val="VerbatimChar"/>
     <w:rPr>
+      <w:rFonts w:eastAsia="黑体"/>
       <w:b/>
       <w:color w:val="007020"/>
     </w:rPr>
@@ -14316,6 +14950,7 @@
     <w:name w:val="DataTypeTok"/>
     <w:basedOn w:val="VerbatimChar"/>
     <w:rPr>
+      <w:rFonts w:eastAsia="黑体"/>
       <w:color w:val="902000"/>
     </w:rPr>
   </w:style>
@@ -14323,6 +14958,7 @@
     <w:name w:val="DecValTok"/>
     <w:basedOn w:val="VerbatimChar"/>
     <w:rPr>
+      <w:rFonts w:eastAsia="黑体"/>
       <w:color w:val="40a070"/>
     </w:rPr>
   </w:style>
@@ -14330,6 +14966,7 @@
     <w:name w:val="BaseNTok"/>
     <w:basedOn w:val="VerbatimChar"/>
     <w:rPr>
+      <w:rFonts w:eastAsia="黑体"/>
       <w:color w:val="40a070"/>
     </w:rPr>
   </w:style>
@@ -14337,6 +14974,7 @@
     <w:name w:val="FloatTok"/>
     <w:basedOn w:val="VerbatimChar"/>
     <w:rPr>
+      <w:rFonts w:eastAsia="黑体"/>
       <w:color w:val="40a070"/>
     </w:rPr>
   </w:style>
@@ -14344,6 +14982,7 @@
     <w:name w:val="ConstantTok"/>
     <w:basedOn w:val="VerbatimChar"/>
     <w:rPr>
+      <w:rFonts w:eastAsia="黑体"/>
       <w:color w:val="880000"/>
     </w:rPr>
   </w:style>
@@ -14351,6 +14990,7 @@
     <w:name w:val="CharTok"/>
     <w:basedOn w:val="VerbatimChar"/>
     <w:rPr>
+      <w:rFonts w:eastAsia="黑体"/>
       <w:color w:val="4070a0"/>
     </w:rPr>
   </w:style>
@@ -14358,6 +14998,7 @@
     <w:name w:val="SpecialCharTok"/>
     <w:basedOn w:val="VerbatimChar"/>
     <w:rPr>
+      <w:rFonts w:eastAsia="黑体"/>
       <w:color w:val="4070a0"/>
     </w:rPr>
   </w:style>
@@ -14365,6 +15006,7 @@
     <w:name w:val="StringTok"/>
     <w:basedOn w:val="VerbatimChar"/>
     <w:rPr>
+      <w:rFonts w:eastAsia="黑体"/>
       <w:color w:val="4070a0"/>
     </w:rPr>
   </w:style>
@@ -14372,6 +15014,7 @@
     <w:name w:val="VerbatimStringTok"/>
     <w:basedOn w:val="VerbatimChar"/>
     <w:rPr>
+      <w:rFonts w:eastAsia="黑体"/>
       <w:color w:val="4070a0"/>
     </w:rPr>
   </w:style>
@@ -14379,6 +15022,7 @@
     <w:name w:val="SpecialStringTok"/>
     <w:basedOn w:val="VerbatimChar"/>
     <w:rPr>
+      <w:rFonts w:eastAsia="黑体"/>
       <w:color w:val="bb6688"/>
     </w:rPr>
   </w:style>
@@ -14386,6 +15030,7 @@
     <w:name w:val="ImportTok"/>
     <w:basedOn w:val="VerbatimChar"/>
     <w:rPr>
+      <w:rFonts w:eastAsia="黑体"/>
       <w:b/>
       <w:color w:val="008000"/>
     </w:rPr>
@@ -14394,6 +15039,7 @@
     <w:name w:val="CommentTok"/>
     <w:basedOn w:val="VerbatimChar"/>
     <w:rPr>
+      <w:rFonts w:eastAsia="黑体"/>
       <w:i/>
       <w:color w:val="60a0b0"/>
     </w:rPr>
@@ -14402,6 +15048,7 @@
     <w:name w:val="DocumentationTok"/>
     <w:basedOn w:val="VerbatimChar"/>
     <w:rPr>
+      <w:rFonts w:eastAsia="黑体"/>
       <w:i/>
       <w:color w:val="ba2121"/>
     </w:rPr>
@@ -14410,6 +15057,7 @@
     <w:name w:val="AnnotationTok"/>
     <w:basedOn w:val="VerbatimChar"/>
     <w:rPr>
+      <w:rFonts w:eastAsia="黑体"/>
       <w:b/>
       <w:i/>
       <w:color w:val="60a0b0"/>
@@ -14419,6 +15067,7 @@
     <w:name w:val="CommentVarTok"/>
     <w:basedOn w:val="VerbatimChar"/>
     <w:rPr>
+      <w:rFonts w:eastAsia="黑体"/>
       <w:b/>
       <w:i/>
       <w:color w:val="60a0b0"/>
@@ -14428,6 +15077,7 @@
     <w:name w:val="OtherTok"/>
     <w:basedOn w:val="VerbatimChar"/>
     <w:rPr>
+      <w:rFonts w:eastAsia="黑体"/>
       <w:color w:val="007020"/>
     </w:rPr>
   </w:style>
@@ -14435,6 +15085,7 @@
     <w:name w:val="FunctionTok"/>
     <w:basedOn w:val="VerbatimChar"/>
     <w:rPr>
+      <w:rFonts w:eastAsia="黑体"/>
       <w:color w:val="06287e"/>
     </w:rPr>
   </w:style>
@@ -14442,6 +15093,7 @@
     <w:name w:val="VariableTok"/>
     <w:basedOn w:val="VerbatimChar"/>
     <w:rPr>
+      <w:rFonts w:eastAsia="黑体"/>
       <w:color w:val="19177c"/>
     </w:rPr>
   </w:style>
@@ -14449,6 +15101,7 @@
     <w:name w:val="ControlFlowTok"/>
     <w:basedOn w:val="VerbatimChar"/>
     <w:rPr>
+      <w:rFonts w:eastAsia="黑体"/>
       <w:b/>
       <w:color w:val="007020"/>
     </w:rPr>
@@ -14457,6 +15110,7 @@
     <w:name w:val="OperatorTok"/>
     <w:basedOn w:val="VerbatimChar"/>
     <w:rPr>
+      <w:rFonts w:eastAsia="黑体"/>
       <w:color w:val="666666"/>
     </w:rPr>
   </w:style>
@@ -14464,18 +15118,22 @@
     <w:name w:val="BuiltInTok"/>
     <w:basedOn w:val="VerbatimChar"/>
     <w:rPr>
+      <w:rFonts w:eastAsia="黑体"/>
       <w:color w:val="008000"/>
     </w:rPr>
   </w:style>
   <w:style w:type="character" w:customStyle="1" w:styleId="ExtensionTok">
     <w:name w:val="ExtensionTok"/>
     <w:basedOn w:val="VerbatimChar"/>
-    <w:rPr/>
+    <w:rPr>
+      <w:rFonts w:eastAsia="黑体"/>
+    </w:rPr>
   </w:style>
   <w:style w:type="character" w:customStyle="1" w:styleId="PreprocessorTok">
     <w:name w:val="PreprocessorTok"/>
     <w:basedOn w:val="VerbatimChar"/>
     <w:rPr>
+      <w:rFonts w:eastAsia="黑体"/>
       <w:color w:val="bc7a00"/>
     </w:rPr>
   </w:style>
@@ -14483,18 +15141,22 @@
     <w:name w:val="AttributeTok"/>
     <w:basedOn w:val="VerbatimChar"/>
     <w:rPr>
+      <w:rFonts w:eastAsia="黑体"/>
       <w:color w:val="7d9029"/>
     </w:rPr>
   </w:style>
   <w:style w:type="character" w:customStyle="1" w:styleId="RegionMarkerTok">
     <w:name w:val="RegionMarkerTok"/>
     <w:basedOn w:val="VerbatimChar"/>
-    <w:rPr/>
+    <w:rPr>
+      <w:rFonts w:eastAsia="黑体"/>
+    </w:rPr>
   </w:style>
   <w:style w:type="character" w:customStyle="1" w:styleId="InformationTok">
     <w:name w:val="InformationTok"/>
     <w:basedOn w:val="VerbatimChar"/>
     <w:rPr>
+      <w:rFonts w:eastAsia="黑体"/>
       <w:b/>
       <w:i/>
       <w:color w:val="60a0b0"/>
@@ -14504,6 +15166,7 @@
     <w:name w:val="WarningTok"/>
     <w:basedOn w:val="VerbatimChar"/>
     <w:rPr>
+      <w:rFonts w:eastAsia="黑体"/>
       <w:b/>
       <w:i/>
       <w:color w:val="60a0b0"/>
@@ -14513,6 +15176,7 @@
     <w:name w:val="AlertTok"/>
     <w:basedOn w:val="VerbatimChar"/>
     <w:rPr>
+      <w:rFonts w:eastAsia="黑体"/>
       <w:b/>
       <w:color w:val="ff0000"/>
     </w:rPr>
@@ -14521,6 +15185,7 @@
     <w:name w:val="ErrorTok"/>
     <w:basedOn w:val="VerbatimChar"/>
     <w:rPr>
+      <w:rFonts w:eastAsia="黑体"/>
       <w:b/>
       <w:color w:val="ff0000"/>
     </w:rPr>
@@ -14528,7 +15193,9 @@
   <w:style w:type="character" w:customStyle="1" w:styleId="NormalTok">
     <w:name w:val="NormalTok"/>
     <w:basedOn w:val="VerbatimChar"/>
-    <w:rPr/>
+    <w:rPr>
+      <w:rFonts w:eastAsia="黑体"/>
+    </w:rPr>
   </w:style>
 </w:styles>
 </file>
@@ -14577,12 +15244,12 @@
     <a:fontScheme name="Office">
       <a:majorFont>
         <a:latin typeface="Calibri"/>
-        <a:ea typeface=""/>
+        <a:ea typeface="黑体"/>
         <a:cs typeface=""/>
         <a:font script="Jpan" typeface="ＭＳ ゴシック"/>
         <a:font script="Hang" typeface="맑은 고딕"/>
-        <a:font script="Hans" typeface="宋体"/>
-        <a:font script="Hant" typeface="新細明體"/>
+        <a:font script="Hans" typeface="黑体"/>
+        <a:font script="Hant" typeface="黑体"/>
         <a:font script="Arab" typeface="Times New Roman"/>
         <a:font script="Hebr" typeface="Times New Roman"/>
         <a:font script="Thai" typeface="Angsana New"/>
@@ -14612,12 +15279,12 @@
       </a:majorFont>
       <a:minorFont>
         <a:latin typeface="Cambria"/>
-        <a:ea typeface=""/>
+        <a:ea typeface="黑体"/>
         <a:cs typeface=""/>
         <a:font script="Jpan" typeface="ＭＳ 明朝"/>
         <a:font script="Hang" typeface="맑은 고딕"/>
-        <a:font script="Hans" typeface="宋体"/>
-        <a:font script="Hant" typeface="新細明體"/>
+        <a:font script="Hans" typeface="黑体"/>
+        <a:font script="Hant" typeface="黑体"/>
         <a:font script="Arab" typeface="Arial"/>
         <a:font script="Hebr" typeface="Arial"/>
         <a:font script="Thai" typeface="Cordia New"/>

--- a/08-传感器电路/11-声音传感器电路/MEMS麦克风电路/MEMS麦克风电路.docx
+++ b/08-传感器电路/11-声音传感器电路/MEMS麦克风电路/MEMS麦克风电路.docx
@@ -2173,7 +2173,7 @@
           <w:color w:val="555555"/>
           <w:sz w:val="21"/>
         </w:rPr>
-        <w:t>材料收集者：杜文杰，WX手机：19519196569，QQ:3478827729</w:t>
+        <w:t>材料收集者：杜文杰，微信/手机：19519196569，QQ:3478827729</w:t>
       </w:r>
     </w:p>
     <w:sectPr>
